--- a/Checkpoint 4/CPIV-16.docx
+++ b/Checkpoint 4/CPIV-16.docx
@@ -1196,6 +1196,32 @@
           <w:bCs/>
           <w:lang w:val="en-US"/>
         </w:rPr>
+        <w:t>Autocomplete Search</w:t>
+      </w:r>
+      <w:r>
+        <w:rPr>
+          <w:lang w:val="en-US"/>
+        </w:rPr>
+        <w:t xml:space="preserve"> – filters with many options (e.g., sets, types) now include search bars with autocomplete, helping users quickly locate specific filters.</w:t>
+      </w:r>
+    </w:p>
+    <w:p>
+      <w:pPr>
+        <w:numPr>
+          <w:ilvl w:val="0"/>
+          <w:numId w:val="9"/>
+        </w:numPr>
+        <w:spacing w:after="0"/>
+        <w:rPr>
+          <w:lang w:val="en-US"/>
+        </w:rPr>
+      </w:pPr>
+      <w:r>
+        <w:rPr>
+          <w:b/>
+          <w:bCs/>
+          <w:lang w:val="en-US"/>
+        </w:rPr>
         <w:t>Information Icon</w:t>
       </w:r>
       <w:r>
@@ -1279,6 +1305,7 @@
         <w:rPr>
           <w:lang w:val="en-US"/>
         </w:rPr>
+        <w:lastRenderedPageBreak/>
         <w:t>Line Chart which answers the Task 3: How does condition affect price in relation to set, type and year?</w:t>
       </w:r>
     </w:p>
@@ -1300,7 +1327,6 @@
         <w:rPr>
           <w:lang w:val="en-US"/>
         </w:rPr>
-        <w:lastRenderedPageBreak/>
         <w:t xml:space="preserve">Bar Chart which answers </w:t>
       </w:r>
       <w:proofErr w:type="gramStart"/>

--- a/Checkpoint 4/CPIV-16.docx
+++ b/Checkpoint 4/CPIV-16.docx
@@ -34,6 +34,7 @@
           </w:tcPr>
           <w:p>
             <w:pPr>
+              <w:jc w:val="left"/>
               <w:rPr>
                 <w:lang w:val="en-GB"/>
               </w:rPr>
@@ -247,6 +248,7 @@
           </w:tcPr>
           <w:p>
             <w:pPr>
+              <w:jc w:val="left"/>
               <w:rPr>
                 <w:rFonts w:ascii="Franklin Gothic Demi Cond" w:hAnsi="Franklin Gothic Demi Cond"/>
                 <w:color w:val="2F5496" w:themeColor="accent1" w:themeShade="BF"/>
@@ -318,6 +320,7 @@
           </w:p>
           <w:p>
             <w:pPr>
+              <w:jc w:val="left"/>
               <w:rPr>
                 <w:rFonts w:ascii="Franklin Gothic Demi Cond" w:hAnsi="Franklin Gothic Demi Cond"/>
                 <w:color w:val="2F5496" w:themeColor="accent1" w:themeShade="BF"/>
@@ -337,6 +340,7 @@
           </w:tcPr>
           <w:p>
             <w:pPr>
+              <w:jc w:val="left"/>
               <w:rPr>
                 <w:noProof/>
                 <w:lang w:val="en-GB"/>
@@ -350,6 +354,7 @@
           </w:tcPr>
           <w:p>
             <w:pPr>
+              <w:jc w:val="left"/>
               <w:rPr>
                 <w:rFonts w:ascii="Franklin Gothic Demi Cond" w:hAnsi="Franklin Gothic Demi Cond"/>
                 <w:color w:val="2F5496" w:themeColor="accent1" w:themeShade="BF"/>
@@ -387,6 +392,7 @@
           </w:tcPr>
           <w:p>
             <w:pPr>
+              <w:jc w:val="left"/>
               <w:rPr>
                 <w:rFonts w:ascii="Franklin Gothic Demi Cond" w:hAnsi="Franklin Gothic Demi Cond"/>
                 <w:color w:val="2F5496" w:themeColor="accent1" w:themeShade="BF"/>
@@ -416,6 +422,7 @@
           </w:tcPr>
           <w:p>
             <w:pPr>
+              <w:jc w:val="left"/>
               <w:rPr>
                 <w:noProof/>
                 <w:lang w:val="en-GB"/>
@@ -429,6 +436,7 @@
           </w:tcPr>
           <w:p>
             <w:pPr>
+              <w:jc w:val="left"/>
               <w:rPr>
                 <w:rFonts w:ascii="Franklin Gothic Demi Cond" w:hAnsi="Franklin Gothic Demi Cond"/>
                 <w:color w:val="2F5496" w:themeColor="accent1" w:themeShade="BF"/>
@@ -456,6 +464,7 @@
           </w:tcPr>
           <w:p>
             <w:pPr>
+              <w:jc w:val="left"/>
               <w:rPr>
                 <w:rFonts w:ascii="Franklin Gothic Demi Cond" w:hAnsi="Franklin Gothic Demi Cond"/>
                 <w:color w:val="2F5496" w:themeColor="accent1" w:themeShade="BF"/>
@@ -528,6 +537,7 @@
           </w:tcPr>
           <w:p>
             <w:pPr>
+              <w:jc w:val="left"/>
               <w:rPr>
                 <w:noProof/>
                 <w:lang w:val="en-GB"/>
@@ -541,6 +551,7 @@
           </w:tcPr>
           <w:p>
             <w:pPr>
+              <w:jc w:val="left"/>
               <w:rPr>
                 <w:rFonts w:ascii="Franklin Gothic Demi Cond" w:hAnsi="Franklin Gothic Demi Cond"/>
                 <w:color w:val="2F5496" w:themeColor="accent1" w:themeShade="BF"/>
@@ -557,6 +568,7 @@
           </w:tcPr>
           <w:p>
             <w:pPr>
+              <w:jc w:val="left"/>
               <w:rPr>
                 <w:rFonts w:ascii="Franklin Gothic Demi Cond" w:hAnsi="Franklin Gothic Demi Cond"/>
                 <w:color w:val="2F5496" w:themeColor="accent1" w:themeShade="BF"/>
@@ -573,7 +585,8 @@
       <w:pPr>
         <w:pStyle w:val="Heading1"/>
         <w:keepLines w:val="0"/>
-        <w:spacing w:before="0"/>
+        <w:spacing w:before="0" w:after="160"/>
+        <w:jc w:val="left"/>
         <w:rPr>
           <w:lang w:val="en-GB"/>
         </w:rPr>
@@ -588,6 +601,325 @@
     <w:p>
       <w:pPr>
         <w:spacing w:after="0"/>
+        <w:jc w:val="left"/>
+        <w:rPr>
+          <w:highlight w:val="yellow"/>
+          <w:lang w:val="en-US"/>
+        </w:rPr>
+      </w:pPr>
+      <w:r>
+        <w:rPr>
+          <w:highlight w:val="yellow"/>
+          <w:lang w:val="en-US"/>
+        </w:rPr>
+        <w:t xml:space="preserve">The goal of the project is to enable </w:t>
+      </w:r>
+      <w:r>
+        <w:rPr>
+          <w:b/>
+          <w:bCs/>
+          <w:highlight w:val="yellow"/>
+          <w:lang w:val="en-US"/>
+        </w:rPr>
+        <w:t>comparative analysis of Pokémon card prices</w:t>
+      </w:r>
+      <w:r>
+        <w:rPr>
+          <w:highlight w:val="yellow"/>
+          <w:lang w:val="en-US"/>
+        </w:rPr>
+        <w:t xml:space="preserve"> across multiple </w:t>
+      </w:r>
+      <w:r>
+        <w:rPr>
+          <w:b/>
+          <w:bCs/>
+          <w:highlight w:val="yellow"/>
+          <w:lang w:val="en-US"/>
+        </w:rPr>
+        <w:t>sets, years, series, and types</w:t>
+      </w:r>
+      <w:r>
+        <w:rPr>
+          <w:highlight w:val="yellow"/>
+          <w:lang w:val="en-US"/>
+        </w:rPr>
+        <w:t>.</w:t>
+      </w:r>
+      <w:r>
+        <w:rPr>
+          <w:highlight w:val="yellow"/>
+          <w:lang w:val="en-US"/>
+        </w:rPr>
+        <w:br/>
+        <w:t xml:space="preserve">The visualization supports collectors, traders, and researchers who want to explore how </w:t>
+      </w:r>
+      <w:r>
+        <w:rPr>
+          <w:b/>
+          <w:bCs/>
+          <w:highlight w:val="yellow"/>
+          <w:lang w:val="en-US"/>
+        </w:rPr>
+        <w:t>market dynamics</w:t>
+      </w:r>
+      <w:r>
+        <w:rPr>
+          <w:highlight w:val="yellow"/>
+          <w:lang w:val="en-US"/>
+        </w:rPr>
+        <w:t xml:space="preserve"> and </w:t>
+      </w:r>
+      <w:r>
+        <w:rPr>
+          <w:b/>
+          <w:bCs/>
+          <w:highlight w:val="yellow"/>
+          <w:lang w:val="en-US"/>
+        </w:rPr>
+        <w:t>card characteristics</w:t>
+      </w:r>
+      <w:r>
+        <w:rPr>
+          <w:highlight w:val="yellow"/>
+          <w:lang w:val="en-US"/>
+        </w:rPr>
+        <w:t xml:space="preserve"> affect value and popularity over time.</w:t>
+      </w:r>
+    </w:p>
+    <w:p>
+      <w:pPr>
+        <w:spacing w:after="0"/>
+        <w:jc w:val="left"/>
+        <w:rPr>
+          <w:highlight w:val="yellow"/>
+          <w:lang w:val="en-US"/>
+        </w:rPr>
+      </w:pPr>
+      <w:r>
+        <w:rPr>
+          <w:highlight w:val="yellow"/>
+          <w:lang w:val="en-US"/>
+        </w:rPr>
+        <w:t>Each idiom in the dashboard highlights a different perspective of this analytical theme:</w:t>
+      </w:r>
+    </w:p>
+    <w:p>
+      <w:pPr>
+        <w:numPr>
+          <w:ilvl w:val="0"/>
+          <w:numId w:val="16"/>
+        </w:numPr>
+        <w:spacing w:after="0"/>
+        <w:jc w:val="left"/>
+        <w:rPr>
+          <w:highlight w:val="yellow"/>
+          <w:lang w:val="en-US"/>
+        </w:rPr>
+      </w:pPr>
+      <w:r>
+        <w:rPr>
+          <w:highlight w:val="yellow"/>
+          <w:lang w:val="en-US"/>
+        </w:rPr>
+        <w:t xml:space="preserve">The </w:t>
+      </w:r>
+      <w:r>
+        <w:rPr>
+          <w:b/>
+          <w:bCs/>
+          <w:highlight w:val="yellow"/>
+          <w:lang w:val="en-US"/>
+        </w:rPr>
+        <w:t>scatterplot</w:t>
+      </w:r>
+      <w:r>
+        <w:rPr>
+          <w:highlight w:val="yellow"/>
+          <w:lang w:val="en-US"/>
+        </w:rPr>
+        <w:t xml:space="preserve"> shows the relationship between card price and sales volume, revealing popularity-vs-value patterns.</w:t>
+      </w:r>
+    </w:p>
+    <w:p>
+      <w:pPr>
+        <w:numPr>
+          <w:ilvl w:val="0"/>
+          <w:numId w:val="16"/>
+        </w:numPr>
+        <w:spacing w:after="0"/>
+        <w:jc w:val="left"/>
+        <w:rPr>
+          <w:highlight w:val="yellow"/>
+          <w:lang w:val="en-US"/>
+        </w:rPr>
+      </w:pPr>
+      <w:r>
+        <w:rPr>
+          <w:highlight w:val="yellow"/>
+          <w:lang w:val="en-US"/>
+        </w:rPr>
+        <w:t xml:space="preserve">The </w:t>
+      </w:r>
+      <w:r>
+        <w:rPr>
+          <w:b/>
+          <w:bCs/>
+          <w:highlight w:val="yellow"/>
+          <w:lang w:val="en-US"/>
+        </w:rPr>
+        <w:t>bar chart</w:t>
+      </w:r>
+      <w:r>
+        <w:rPr>
+          <w:highlight w:val="yellow"/>
+          <w:lang w:val="en-US"/>
+        </w:rPr>
+        <w:t xml:space="preserve"> ranks the </w:t>
+      </w:r>
+      <w:r>
+        <w:rPr>
+          <w:b/>
+          <w:bCs/>
+          <w:highlight w:val="yellow"/>
+          <w:lang w:val="en-US"/>
+        </w:rPr>
+        <w:t>top-selling cards</w:t>
+      </w:r>
+      <w:r>
+        <w:rPr>
+          <w:highlight w:val="yellow"/>
+          <w:lang w:val="en-US"/>
+        </w:rPr>
+        <w:t>, giving a clear snapshot of market leaders.</w:t>
+      </w:r>
+    </w:p>
+    <w:p>
+      <w:pPr>
+        <w:numPr>
+          <w:ilvl w:val="0"/>
+          <w:numId w:val="16"/>
+        </w:numPr>
+        <w:spacing w:after="0"/>
+        <w:jc w:val="left"/>
+        <w:rPr>
+          <w:highlight w:val="yellow"/>
+          <w:lang w:val="en-US"/>
+        </w:rPr>
+      </w:pPr>
+      <w:r>
+        <w:rPr>
+          <w:highlight w:val="yellow"/>
+          <w:lang w:val="en-US"/>
+        </w:rPr>
+        <w:t xml:space="preserve">The </w:t>
+      </w:r>
+      <w:r>
+        <w:rPr>
+          <w:b/>
+          <w:bCs/>
+          <w:highlight w:val="yellow"/>
+          <w:lang w:val="en-US"/>
+        </w:rPr>
+        <w:t>line chart</w:t>
+      </w:r>
+      <w:r>
+        <w:rPr>
+          <w:highlight w:val="yellow"/>
+          <w:lang w:val="en-US"/>
+        </w:rPr>
+        <w:t xml:space="preserve"> displays </w:t>
+      </w:r>
+      <w:r>
+        <w:rPr>
+          <w:b/>
+          <w:bCs/>
+          <w:highlight w:val="yellow"/>
+          <w:lang w:val="en-US"/>
+        </w:rPr>
+        <w:t>average price variation by condition</w:t>
+      </w:r>
+      <w:r>
+        <w:rPr>
+          <w:highlight w:val="yellow"/>
+          <w:lang w:val="en-US"/>
+        </w:rPr>
+        <w:t xml:space="preserve"> (mint → poor), illustrating how quality affects value for each card.</w:t>
+      </w:r>
+    </w:p>
+    <w:p>
+      <w:pPr>
+        <w:numPr>
+          <w:ilvl w:val="0"/>
+          <w:numId w:val="16"/>
+        </w:numPr>
+        <w:spacing w:after="0"/>
+        <w:jc w:val="left"/>
+        <w:rPr>
+          <w:highlight w:val="yellow"/>
+          <w:lang w:val="en-US"/>
+        </w:rPr>
+      </w:pPr>
+      <w:r>
+        <w:rPr>
+          <w:highlight w:val="yellow"/>
+          <w:lang w:val="en-US"/>
+        </w:rPr>
+        <w:t xml:space="preserve">The planned </w:t>
+      </w:r>
+      <w:r>
+        <w:rPr>
+          <w:b/>
+          <w:bCs/>
+          <w:highlight w:val="yellow"/>
+          <w:lang w:val="en-US"/>
+        </w:rPr>
+        <w:t>violin plot</w:t>
+      </w:r>
+      <w:r>
+        <w:rPr>
+          <w:highlight w:val="yellow"/>
+          <w:lang w:val="en-US"/>
+        </w:rPr>
+        <w:t xml:space="preserve"> (for Checkpoint V) will show </w:t>
+      </w:r>
+      <w:r>
+        <w:rPr>
+          <w:b/>
+          <w:bCs/>
+          <w:highlight w:val="yellow"/>
+          <w:lang w:val="en-US"/>
+        </w:rPr>
+        <w:t>price distribution per card type</w:t>
+      </w:r>
+      <w:r>
+        <w:rPr>
+          <w:highlight w:val="yellow"/>
+          <w:lang w:val="en-US"/>
+        </w:rPr>
+        <w:t>, emphasizing statistical spread and outliers.</w:t>
+      </w:r>
+    </w:p>
+    <w:p>
+      <w:pPr>
+        <w:spacing w:after="0"/>
+        <w:jc w:val="left"/>
+        <w:rPr>
+          <w:lang w:val="en-US"/>
+        </w:rPr>
+      </w:pPr>
+      <w:r>
+        <w:rPr>
+          <w:highlight w:val="yellow"/>
+          <w:lang w:val="en-US"/>
+        </w:rPr>
+        <w:t>Together, these idioms form a coherent, multi-view system for comparing Pokémon cards across several categorical and temporal dimensions.</w:t>
+      </w:r>
+    </w:p>
+    <w:p>
+      <w:pPr>
+        <w:spacing w:after="0"/>
+        <w:jc w:val="left"/>
         <w:rPr>
           <w:lang w:val="en-GB"/>
         </w:rPr>
@@ -596,21 +928,7 @@
         <w:rPr>
           <w:lang w:val="en-GB"/>
         </w:rPr>
-        <w:t xml:space="preserve">The architecture was extended from a single-idiom prototype into a multi-idiom, </w:t>
-      </w:r>
-      <w:proofErr w:type="spellStart"/>
-      <w:r>
-        <w:rPr>
-          <w:lang w:val="en-GB"/>
-        </w:rPr>
-        <w:t>preprocessed</w:t>
-      </w:r>
-      <w:proofErr w:type="spellEnd"/>
-      <w:r>
-        <w:rPr>
-          <w:lang w:val="en-GB"/>
-        </w:rPr>
-        <w:t xml:space="preserve"> dashboard, with emphasis on efficiency and coordinated interaction. Key changes are:</w:t>
+        <w:t>The architecture was extended from a single-idiom prototype into a multi-idiom, preprocessed dashboard, with emphasis on efficiency and coordinated interaction. Key changes are:</w:t>
       </w:r>
     </w:p>
     <w:p>
@@ -620,6 +938,7 @@
           <w:numId w:val="6"/>
         </w:numPr>
         <w:spacing w:after="0"/>
+        <w:jc w:val="left"/>
         <w:rPr>
           <w:lang w:val="en-GB"/>
         </w:rPr>
@@ -640,6 +959,7 @@
           <w:numId w:val="6"/>
         </w:numPr>
         <w:spacing w:after="0"/>
+        <w:jc w:val="left"/>
         <w:rPr>
           <w:lang w:val="en-GB"/>
         </w:rPr>
@@ -648,35 +968,7 @@
         <w:rPr>
           <w:lang w:val="en-GB"/>
         </w:rPr>
-        <w:t xml:space="preserve">Selection now uses a </w:t>
-      </w:r>
-      <w:proofErr w:type="spellStart"/>
-      <w:r>
-        <w:rPr>
-          <w:lang w:val="en-GB"/>
-        </w:rPr>
-        <w:t>selectedCards</w:t>
-      </w:r>
-      <w:proofErr w:type="spellEnd"/>
-      <w:r>
-        <w:rPr>
-          <w:lang w:val="en-GB"/>
-        </w:rPr>
-        <w:t xml:space="preserve"> array (instead of a single </w:t>
-      </w:r>
-      <w:proofErr w:type="spellStart"/>
-      <w:r>
-        <w:rPr>
-          <w:lang w:val="en-GB"/>
-        </w:rPr>
-        <w:t>selectedCard</w:t>
-      </w:r>
-      <w:proofErr w:type="spellEnd"/>
-      <w:r>
-        <w:rPr>
-          <w:lang w:val="en-GB"/>
-        </w:rPr>
-        <w:t xml:space="preserve"> object), enabling multi-card comparisons.</w:t>
+        <w:t>Selection now uses a selectedCards array (instead of a single selectedCard object), enabling multi-card comparisons.</w:t>
       </w:r>
     </w:p>
     <w:p>
@@ -686,31 +978,16 @@
           <w:numId w:val="6"/>
         </w:numPr>
         <w:spacing w:after="0"/>
+        <w:jc w:val="left"/>
         <w:rPr>
           <w:lang w:val="en-GB"/>
         </w:rPr>
       </w:pPr>
-      <w:proofErr w:type="spellStart"/>
-      <w:proofErr w:type="gramStart"/>
       <w:r>
         <w:rPr>
           <w:lang w:val="en-GB"/>
         </w:rPr>
-        <w:t>updateSelectionAcrossPlots</w:t>
-      </w:r>
-      <w:proofErr w:type="spellEnd"/>
-      <w:r>
-        <w:rPr>
-          <w:lang w:val="en-GB"/>
-        </w:rPr>
-        <w:t>(</w:t>
-      </w:r>
-      <w:proofErr w:type="gramEnd"/>
-      <w:r>
-        <w:rPr>
-          <w:lang w:val="en-GB"/>
-        </w:rPr>
-        <w:t>) was generalized to handle scatterplot circles, bar chart bars, and line chart paths, ensuring consistent highlighting across idioms.</w:t>
+        <w:t>updateSelectionAcrossPlots() was generalized to handle scatterplot circles, bar chart bars, and line chart paths, ensuring consistent highlighting across idioms.</w:t>
       </w:r>
     </w:p>
     <w:p>
@@ -720,6 +997,7 @@
           <w:numId w:val="6"/>
         </w:numPr>
         <w:spacing w:after="0"/>
+        <w:jc w:val="left"/>
         <w:rPr>
           <w:lang w:val="en-GB"/>
         </w:rPr>
@@ -740,6 +1018,7 @@
           <w:numId w:val="6"/>
         </w:numPr>
         <w:spacing w:after="0"/>
+        <w:jc w:val="left"/>
         <w:rPr>
           <w:lang w:val="en-GB"/>
         </w:rPr>
@@ -778,41 +1057,19 @@
         <w:rPr>
           <w:lang w:val="en-GB"/>
         </w:rPr>
-        <w:t xml:space="preserve"> and line chart is now pre-aggregated at load time (</w:t>
-      </w:r>
-      <w:proofErr w:type="spellStart"/>
+        <w:t xml:space="preserve"> and line chart is now pre-aggregated at load time (scatterTable</w:t>
+      </w:r>
       <w:r>
         <w:rPr>
           <w:lang w:val="en-GB"/>
         </w:rPr>
-        <w:t>scatterTable</w:t>
-      </w:r>
-      <w:proofErr w:type="spellEnd"/>
+        <w:t xml:space="preserve"> (reused for the bar chart)</w:t>
+      </w:r>
       <w:r>
         <w:rPr>
           <w:lang w:val="en-GB"/>
         </w:rPr>
-        <w:t xml:space="preserve"> (reused for the bar chart)</w:t>
-      </w:r>
-      <w:r>
-        <w:rPr>
-          <w:lang w:val="en-GB"/>
-        </w:rPr>
-        <w:t xml:space="preserve"> and </w:t>
-      </w:r>
-      <w:proofErr w:type="spellStart"/>
-      <w:r>
-        <w:rPr>
-          <w:lang w:val="en-GB"/>
-        </w:rPr>
-        <w:t>lineTable</w:t>
-      </w:r>
-      <w:proofErr w:type="spellEnd"/>
-      <w:r>
-        <w:rPr>
-          <w:lang w:val="en-GB"/>
-        </w:rPr>
-        <w:t>).</w:t>
+        <w:t xml:space="preserve"> and lineTable).</w:t>
       </w:r>
     </w:p>
     <w:p>
@@ -822,6 +1079,7 @@
           <w:numId w:val="6"/>
         </w:numPr>
         <w:spacing w:after="0"/>
+        <w:jc w:val="left"/>
         <w:rPr>
           <w:lang w:val="en-GB"/>
         </w:rPr>
@@ -840,6 +1098,7 @@
           <w:numId w:val="6"/>
         </w:numPr>
         <w:spacing w:after="0"/>
+        <w:jc w:val="left"/>
         <w:rPr>
           <w:lang w:val="en-GB"/>
         </w:rPr>
@@ -870,6 +1129,7 @@
           <w:numId w:val="6"/>
         </w:numPr>
         <w:spacing w:after="0"/>
+        <w:jc w:val="left"/>
         <w:rPr>
           <w:lang w:val="en-GB"/>
         </w:rPr>
@@ -890,6 +1150,7 @@
           <w:numId w:val="6"/>
         </w:numPr>
         <w:spacing w:after="0"/>
+        <w:jc w:val="left"/>
         <w:rPr>
           <w:lang w:val="en-GB"/>
         </w:rPr>
@@ -930,6 +1191,7 @@
           <w:numId w:val="6"/>
         </w:numPr>
         <w:spacing w:after="0"/>
+        <w:jc w:val="left"/>
         <w:rPr>
           <w:lang w:val="en-GB"/>
         </w:rPr>
@@ -938,35 +1200,7 @@
         <w:rPr>
           <w:lang w:val="en-GB"/>
         </w:rPr>
-        <w:t>Each chart has its own module (</w:t>
-      </w:r>
-      <w:proofErr w:type="spellStart"/>
-      <w:r>
-        <w:rPr>
-          <w:lang w:val="en-GB"/>
-        </w:rPr>
-        <w:t>createBarchart</w:t>
-      </w:r>
-      <w:proofErr w:type="spellEnd"/>
-      <w:r>
-        <w:rPr>
-          <w:lang w:val="en-GB"/>
-        </w:rPr>
-        <w:t xml:space="preserve">, </w:t>
-      </w:r>
-      <w:proofErr w:type="spellStart"/>
-      <w:r>
-        <w:rPr>
-          <w:lang w:val="en-GB"/>
-        </w:rPr>
-        <w:t>createLineChart</w:t>
-      </w:r>
-      <w:proofErr w:type="spellEnd"/>
-      <w:r>
-        <w:rPr>
-          <w:lang w:val="en-GB"/>
-        </w:rPr>
-        <w:t>, etc.), keeping the system modular and extensible.</w:t>
+        <w:t>Each chart has its own module (createBarchart, createLineChart, etc.), keeping the system modular and extensible.</w:t>
       </w:r>
     </w:p>
     <w:p>
@@ -976,31 +1210,16 @@
           <w:numId w:val="6"/>
         </w:numPr>
         <w:spacing w:after="0"/>
+        <w:jc w:val="left"/>
         <w:rPr>
           <w:lang w:val="en-GB"/>
         </w:rPr>
       </w:pPr>
-      <w:proofErr w:type="spellStart"/>
-      <w:proofErr w:type="gramStart"/>
       <w:r>
         <w:rPr>
           <w:lang w:val="en-GB"/>
         </w:rPr>
-        <w:t>updateCharts</w:t>
-      </w:r>
-      <w:proofErr w:type="spellEnd"/>
-      <w:r>
-        <w:rPr>
-          <w:lang w:val="en-GB"/>
-        </w:rPr>
-        <w:t>(</w:t>
-      </w:r>
-      <w:proofErr w:type="gramEnd"/>
-      <w:r>
-        <w:rPr>
-          <w:lang w:val="en-GB"/>
-        </w:rPr>
-        <w:t>) orchestrates updates across all idioms using the same filtered subset of data.</w:t>
+        <w:t>updateCharts() orchestrates updates across all idioms using the same filtered subset of data.</w:t>
       </w:r>
     </w:p>
     <w:p>
@@ -1010,6 +1229,7 @@
           <w:numId w:val="6"/>
         </w:numPr>
         <w:spacing w:after="0"/>
+        <w:jc w:val="left"/>
         <w:rPr>
           <w:lang w:val="en-GB"/>
         </w:rPr>
@@ -1030,6 +1250,7 @@
           <w:numId w:val="6"/>
         </w:numPr>
         <w:spacing w:after="0"/>
+        <w:jc w:val="left"/>
         <w:rPr>
           <w:lang w:val="en-GB"/>
         </w:rPr>
@@ -1048,6 +1269,7 @@
           <w:numId w:val="6"/>
         </w:numPr>
         <w:spacing w:after="0"/>
+        <w:jc w:val="left"/>
         <w:rPr>
           <w:lang w:val="en-GB"/>
         </w:rPr>
@@ -1066,6 +1288,7 @@
           <w:numId w:val="6"/>
         </w:numPr>
         <w:spacing w:after="0"/>
+        <w:jc w:val="left"/>
         <w:rPr>
           <w:lang w:val="en-GB"/>
         </w:rPr>
@@ -1086,6 +1309,7 @@
           <w:numId w:val="6"/>
         </w:numPr>
         <w:spacing w:after="0"/>
+        <w:jc w:val="left"/>
         <w:rPr>
           <w:lang w:val="en-GB"/>
         </w:rPr>
@@ -1104,6 +1328,7 @@
           <w:numId w:val="6"/>
         </w:numPr>
         <w:spacing w:after="0"/>
+        <w:jc w:val="left"/>
         <w:rPr>
           <w:lang w:val="en-GB"/>
         </w:rPr>
@@ -1114,20 +1339,13 @@
         </w:rPr>
         <w:t>New tooltip/info icon provides interaction hints, improving user onboarding.</w:t>
       </w:r>
-    </w:p>
-    <w:p>
-      <w:pPr>
-        <w:spacing w:after="0"/>
-        <w:rPr>
-          <w:lang w:val="en-GB"/>
-        </w:rPr>
-      </w:pPr>
     </w:p>
     <w:p>
       <w:pPr>
         <w:pStyle w:val="Heading1"/>
         <w:keepLines w:val="0"/>
-        <w:spacing w:before="0"/>
+        <w:spacing w:before="0" w:after="160"/>
+        <w:jc w:val="left"/>
         <w:rPr>
           <w:lang w:val="en-GB"/>
         </w:rPr>
@@ -1140,8 +1358,62 @@
       </w:r>
     </w:p>
     <w:p>
-      <w:pPr>
-        <w:spacing w:after="0"/>
+      <w:r>
+        <w:rPr>
+          <w:noProof/>
+        </w:rPr>
+        <w:drawing>
+          <wp:inline distT="0" distB="0" distL="0" distR="0" wp14:anchorId="23E84C4D" wp14:editId="096AFE2E">
+            <wp:extent cx="5762625" cy="3143250"/>
+            <wp:effectExtent l="0" t="0" r="0" b="0"/>
+            <wp:docPr id="818654628" name="drawing">
+              <a:extLst xmlns:a="http://schemas.openxmlformats.org/drawingml/2006/main">
+                <a:ext uri="{FF2B5EF4-FFF2-40B4-BE49-F238E27FC236}">
+                  <a16:creationId xmlns:a16="http://schemas.microsoft.com/office/drawing/2014/main" id="{12B21519-E7C1-4617-8F2F-7F1C7893B464}"/>
+                </a:ext>
+              </a:extLst>
+            </wp:docPr>
+            <wp:cNvGraphicFramePr>
+              <a:graphicFrameLocks xmlns:a="http://schemas.openxmlformats.org/drawingml/2006/main" noChangeAspect="1"/>
+            </wp:cNvGraphicFramePr>
+            <a:graphic xmlns:a="http://schemas.openxmlformats.org/drawingml/2006/main">
+              <a:graphicData uri="http://schemas.openxmlformats.org/drawingml/2006/picture">
+                <pic:pic xmlns:pic="http://schemas.openxmlformats.org/drawingml/2006/picture">
+                  <pic:nvPicPr>
+                    <pic:cNvPr id="818654628" name=""/>
+                    <pic:cNvPicPr/>
+                  </pic:nvPicPr>
+                  <pic:blipFill>
+                    <a:blip r:embed="rId8" cstate="print">
+                      <a:extLst>
+                        <a:ext uri="{28A0092B-C50C-407E-A947-70E740481C1C}">
+                          <a14:useLocalDpi xmlns:a14="http://schemas.microsoft.com/office/drawing/2010/main" val="0"/>
+                        </a:ext>
+                      </a:extLst>
+                    </a:blip>
+                    <a:stretch>
+                      <a:fillRect/>
+                    </a:stretch>
+                  </pic:blipFill>
+                  <pic:spPr>
+                    <a:xfrm>
+                      <a:off x="0" y="0"/>
+                      <a:ext cx="5762625" cy="3143250"/>
+                    </a:xfrm>
+                    <a:prstGeom prst="rect">
+                      <a:avLst/>
+                    </a:prstGeom>
+                  </pic:spPr>
+                </pic:pic>
+              </a:graphicData>
+            </a:graphic>
+          </wp:inline>
+        </w:drawing>
+      </w:r>
+    </w:p>
+    <w:p>
+      <w:pPr>
+        <w:jc w:val="left"/>
         <w:rPr>
           <w:lang w:val="en-US"/>
         </w:rPr>
@@ -1159,7 +1431,7 @@
           <w:ilvl w:val="0"/>
           <w:numId w:val="9"/>
         </w:numPr>
-        <w:spacing w:after="0"/>
+        <w:jc w:val="left"/>
         <w:rPr>
           <w:lang w:val="en-US"/>
         </w:rPr>
@@ -1185,7 +1457,7 @@
           <w:ilvl w:val="0"/>
           <w:numId w:val="9"/>
         </w:numPr>
-        <w:spacing w:after="0"/>
+        <w:jc w:val="left"/>
         <w:rPr>
           <w:lang w:val="en-US"/>
         </w:rPr>
@@ -1211,7 +1483,7 @@
           <w:ilvl w:val="0"/>
           <w:numId w:val="9"/>
         </w:numPr>
-        <w:spacing w:after="0"/>
+        <w:jc w:val="left"/>
         <w:rPr>
           <w:lang w:val="en-US"/>
         </w:rPr>
@@ -1233,7 +1505,7 @@
     </w:p>
     <w:p>
       <w:pPr>
-        <w:spacing w:after="0"/>
+        <w:jc w:val="left"/>
         <w:rPr>
           <w:lang w:val="en-US"/>
         </w:rPr>
@@ -1244,20 +1516,13 @@
         </w:rPr>
         <w:t>Aside from these improvements, the chart areas remain the same, with scatterplot and bar chart on the top row, line chart and violin plot placeholder on the bottom row.</w:t>
       </w:r>
-    </w:p>
-    <w:p>
-      <w:pPr>
-        <w:spacing w:after="0"/>
-        <w:rPr>
-          <w:lang w:val="en-US"/>
-        </w:rPr>
-      </w:pPr>
     </w:p>
     <w:p>
       <w:pPr>
         <w:pStyle w:val="Heading1"/>
         <w:keepLines w:val="0"/>
-        <w:spacing w:before="0"/>
+        <w:spacing w:before="0" w:after="160"/>
+        <w:jc w:val="left"/>
         <w:rPr>
           <w:lang w:val="en-GB"/>
         </w:rPr>
@@ -1271,7 +1536,7 @@
     </w:p>
     <w:p>
       <w:pPr>
-        <w:spacing w:after="0"/>
+        <w:jc w:val="left"/>
         <w:rPr>
           <w:lang w:val="en-US"/>
         </w:rPr>
@@ -1296,16 +1561,15 @@
           <w:ilvl w:val="0"/>
           <w:numId w:val="15"/>
         </w:numPr>
-        <w:spacing w:after="0"/>
-        <w:rPr>
-          <w:lang w:val="en-US"/>
-        </w:rPr>
-      </w:pPr>
-      <w:r>
-        <w:rPr>
-          <w:lang w:val="en-US"/>
-        </w:rPr>
-        <w:lastRenderedPageBreak/>
+        <w:jc w:val="left"/>
+        <w:rPr>
+          <w:lang w:val="en-US"/>
+        </w:rPr>
+      </w:pPr>
+      <w:r>
+        <w:rPr>
+          <w:lang w:val="en-US"/>
+        </w:rPr>
         <w:t>Line Chart which answers the Task 3: How does condition affect price in relation to set, type and year?</w:t>
       </w:r>
     </w:p>
@@ -1316,7 +1580,7 @@
           <w:ilvl w:val="0"/>
           <w:numId w:val="15"/>
         </w:numPr>
-        <w:spacing w:after="0"/>
+        <w:jc w:val="left"/>
         <w:rPr>
           <w:b/>
           <w:bCs/>
@@ -1327,40 +1591,12 @@
         <w:rPr>
           <w:lang w:val="en-US"/>
         </w:rPr>
-        <w:t xml:space="preserve">Bar Chart which answers </w:t>
-      </w:r>
-      <w:proofErr w:type="gramStart"/>
-      <w:r>
-        <w:rPr>
-          <w:lang w:val="en-US"/>
-        </w:rPr>
-        <w:t>the Task</w:t>
-      </w:r>
-      <w:proofErr w:type="gramEnd"/>
-      <w:r>
-        <w:rPr>
-          <w:lang w:val="en-US"/>
-        </w:rPr>
-        <w:t xml:space="preserve"> 1: Are there any </w:t>
-      </w:r>
-      <w:proofErr w:type="spellStart"/>
-      <w:r>
-        <w:rPr>
-          <w:lang w:val="en-US"/>
-        </w:rPr>
-        <w:t>favourite</w:t>
-      </w:r>
-      <w:proofErr w:type="spellEnd"/>
-      <w:r>
-        <w:rPr>
-          <w:lang w:val="en-US"/>
-        </w:rPr>
-        <w:t xml:space="preserve"> or more popular cards per set and per type?</w:t>
-      </w:r>
-    </w:p>
-    <w:p>
-      <w:pPr>
-        <w:spacing w:after="0"/>
+        <w:t>Bar Chart which answers the Task 1: Are there any favourite or more popular cards per set and per type?</w:t>
+      </w:r>
+    </w:p>
+    <w:p>
+      <w:pPr>
+        <w:jc w:val="left"/>
         <w:rPr>
           <w:lang w:val="en-US"/>
         </w:rPr>
@@ -1392,33 +1628,15 @@
           <w:ilvl w:val="0"/>
           <w:numId w:val="11"/>
         </w:numPr>
-        <w:spacing w:after="0"/>
-      </w:pPr>
-      <w:proofErr w:type="spellStart"/>
+        <w:jc w:val="left"/>
+      </w:pPr>
       <w:r>
         <w:rPr>
           <w:b/>
           <w:bCs/>
         </w:rPr>
-        <w:t>Scatterplot</w:t>
-      </w:r>
-      <w:proofErr w:type="spellEnd"/>
-      <w:r>
-        <w:rPr>
-          <w:b/>
-          <w:bCs/>
-        </w:rPr>
-        <w:t xml:space="preserve"> &amp; Bar </w:t>
-      </w:r>
-      <w:proofErr w:type="spellStart"/>
-      <w:r>
-        <w:rPr>
-          <w:b/>
-          <w:bCs/>
-        </w:rPr>
-        <w:t>Chart</w:t>
-      </w:r>
-      <w:proofErr w:type="spellEnd"/>
+        <w:t>Scatterplot &amp; Bar Chart</w:t>
+      </w:r>
     </w:p>
     <w:p>
       <w:pPr>
@@ -1426,30 +1644,16 @@
           <w:ilvl w:val="1"/>
           <w:numId w:val="11"/>
         </w:numPr>
-        <w:spacing w:after="0"/>
-        <w:rPr>
-          <w:lang w:val="en-US"/>
-        </w:rPr>
-      </w:pPr>
-      <w:r>
-        <w:rPr>
-          <w:lang w:val="en-US"/>
-        </w:rPr>
-        <w:t xml:space="preserve">Data is pre-aggregated with d3.rollup into a </w:t>
-      </w:r>
-      <w:proofErr w:type="spellStart"/>
-      <w:r>
-        <w:rPr>
-          <w:lang w:val="en-US"/>
-        </w:rPr>
-        <w:t>scatterTable</w:t>
-      </w:r>
-      <w:proofErr w:type="spellEnd"/>
-      <w:r>
-        <w:rPr>
-          <w:lang w:val="en-US"/>
-        </w:rPr>
-        <w:t>.</w:t>
+        <w:jc w:val="left"/>
+        <w:rPr>
+          <w:lang w:val="en-US"/>
+        </w:rPr>
+      </w:pPr>
+      <w:r>
+        <w:rPr>
+          <w:lang w:val="en-US"/>
+        </w:rPr>
+        <w:t>Data is pre-aggregated with d3.rollup into a scatterTable.</w:t>
       </w:r>
     </w:p>
     <w:p>
@@ -1458,7 +1662,7 @@
           <w:ilvl w:val="1"/>
           <w:numId w:val="11"/>
         </w:numPr>
-        <w:spacing w:after="0"/>
+        <w:jc w:val="left"/>
         <w:rPr>
           <w:lang w:val="en-US"/>
         </w:rPr>
@@ -1476,7 +1680,7 @@
           <w:ilvl w:val="1"/>
           <w:numId w:val="11"/>
         </w:numPr>
-        <w:spacing w:after="0"/>
+        <w:jc w:val="left"/>
         <w:rPr>
           <w:lang w:val="en-US"/>
         </w:rPr>
@@ -1522,33 +1726,15 @@
           <w:ilvl w:val="0"/>
           <w:numId w:val="11"/>
         </w:numPr>
-        <w:spacing w:after="0"/>
-      </w:pPr>
-      <w:proofErr w:type="spellStart"/>
+        <w:jc w:val="left"/>
+      </w:pPr>
       <w:r>
         <w:rPr>
           <w:b/>
           <w:bCs/>
         </w:rPr>
-        <w:t>Line</w:t>
-      </w:r>
-      <w:proofErr w:type="spellEnd"/>
-      <w:r>
-        <w:rPr>
-          <w:b/>
-          <w:bCs/>
-        </w:rPr>
-        <w:t xml:space="preserve"> </w:t>
-      </w:r>
-      <w:proofErr w:type="spellStart"/>
-      <w:r>
-        <w:rPr>
-          <w:b/>
-          <w:bCs/>
-        </w:rPr>
-        <w:t>Chart</w:t>
-      </w:r>
-      <w:proofErr w:type="spellEnd"/>
+        <w:t>Line Chart</w:t>
+      </w:r>
     </w:p>
     <w:p>
       <w:pPr>
@@ -1556,30 +1742,16 @@
           <w:ilvl w:val="1"/>
           <w:numId w:val="11"/>
         </w:numPr>
-        <w:spacing w:after="0"/>
-        <w:rPr>
-          <w:lang w:val="en-US"/>
-        </w:rPr>
-      </w:pPr>
-      <w:r>
-        <w:rPr>
-          <w:lang w:val="en-US"/>
-        </w:rPr>
-        <w:t>A second table (</w:t>
-      </w:r>
-      <w:proofErr w:type="spellStart"/>
-      <w:r>
-        <w:rPr>
-          <w:lang w:val="en-US"/>
-        </w:rPr>
-        <w:t>lineTable</w:t>
-      </w:r>
-      <w:proofErr w:type="spellEnd"/>
-      <w:r>
-        <w:rPr>
-          <w:lang w:val="en-US"/>
-        </w:rPr>
-        <w:t xml:space="preserve">) is precomputed, normalizing card </w:t>
+        <w:jc w:val="left"/>
+        <w:rPr>
+          <w:lang w:val="en-US"/>
+        </w:rPr>
+      </w:pPr>
+      <w:r>
+        <w:rPr>
+          <w:lang w:val="en-US"/>
+        </w:rPr>
+        <w:t xml:space="preserve">A second table (lineTable) is precomputed, normalizing card </w:t>
       </w:r>
       <w:r>
         <w:rPr>
@@ -1602,7 +1774,7 @@
           <w:ilvl w:val="1"/>
           <w:numId w:val="11"/>
         </w:numPr>
-        <w:spacing w:after="0"/>
+        <w:jc w:val="left"/>
         <w:rPr>
           <w:lang w:val="en-US"/>
         </w:rPr>
@@ -1620,33 +1792,15 @@
           <w:ilvl w:val="0"/>
           <w:numId w:val="11"/>
         </w:numPr>
-        <w:spacing w:after="0"/>
-      </w:pPr>
-      <w:proofErr w:type="spellStart"/>
+        <w:jc w:val="left"/>
+      </w:pPr>
       <w:r>
         <w:rPr>
           <w:b/>
           <w:bCs/>
         </w:rPr>
-        <w:t>Efficiency</w:t>
-      </w:r>
-      <w:proofErr w:type="spellEnd"/>
-      <w:r>
-        <w:rPr>
-          <w:b/>
-          <w:bCs/>
-        </w:rPr>
-        <w:t xml:space="preserve"> </w:t>
-      </w:r>
-      <w:proofErr w:type="spellStart"/>
-      <w:r>
-        <w:rPr>
-          <w:b/>
-          <w:bCs/>
-        </w:rPr>
-        <w:t>Gains</w:t>
-      </w:r>
-      <w:proofErr w:type="spellEnd"/>
+        <w:t>Efficiency Gains</w:t>
+      </w:r>
     </w:p>
     <w:p>
       <w:pPr>
@@ -1654,7 +1808,7 @@
           <w:ilvl w:val="1"/>
           <w:numId w:val="11"/>
         </w:numPr>
-        <w:spacing w:after="0"/>
+        <w:jc w:val="left"/>
         <w:rPr>
           <w:lang w:val="en-US"/>
         </w:rPr>
@@ -1665,7 +1819,6 @@
         </w:rPr>
         <w:t xml:space="preserve">Unlike CP III, where metrics were recomputed after each filter change, CP IV builds </w:t>
       </w:r>
-      <w:proofErr w:type="spellStart"/>
       <w:r>
         <w:rPr>
           <w:b/>
@@ -1674,14 +1827,12 @@
         </w:rPr>
         <w:t>scatterTable</w:t>
       </w:r>
-      <w:proofErr w:type="spellEnd"/>
       <w:r>
         <w:rPr>
           <w:lang w:val="en-US"/>
         </w:rPr>
         <w:t xml:space="preserve"> and </w:t>
       </w:r>
-      <w:proofErr w:type="spellStart"/>
       <w:r>
         <w:rPr>
           <w:b/>
@@ -1690,7 +1841,6 @@
         </w:rPr>
         <w:t>lineTable</w:t>
       </w:r>
-      <w:proofErr w:type="spellEnd"/>
       <w:r>
         <w:rPr>
           <w:lang w:val="en-US"/>
@@ -1728,7 +1878,7 @@
           <w:ilvl w:val="1"/>
           <w:numId w:val="11"/>
         </w:numPr>
-        <w:spacing w:after="0"/>
+        <w:jc w:val="left"/>
         <w:rPr>
           <w:lang w:val="en-US"/>
         </w:rPr>
@@ -1742,7 +1892,7 @@
     </w:p>
     <w:p>
       <w:pPr>
-        <w:spacing w:after="0"/>
+        <w:jc w:val="left"/>
         <w:rPr>
           <w:lang w:val="en-US"/>
         </w:rPr>
@@ -1753,6 +1903,7 @@
         <w:pStyle w:val="Heading1"/>
         <w:keepLines w:val="0"/>
         <w:spacing w:before="0"/>
+        <w:jc w:val="left"/>
         <w:rPr>
           <w:lang w:val="en-GB"/>
         </w:rPr>
@@ -1767,37 +1918,120 @@
     <w:p>
       <w:pPr>
         <w:spacing w:after="0"/>
-        <w:rPr>
-          <w:lang w:val="en-US"/>
-        </w:rPr>
-      </w:pPr>
-      <w:r>
-        <w:rPr>
-          <w:lang w:val="en-US"/>
-        </w:rPr>
-        <w:t>The scatterplot interactions from CP III (hover tooltips, click-to-select, global deselect, opacity-based highlighting) are maintained.</w:t>
-      </w:r>
-    </w:p>
-    <w:p>
-      <w:pPr>
-        <w:spacing w:after="0"/>
-      </w:pPr>
+        <w:jc w:val="left"/>
+        <w:rPr>
+          <w:highlight w:val="yellow"/>
+          <w:lang w:val="en-US"/>
+        </w:rPr>
+      </w:pPr>
+      <w:r>
+        <w:rPr>
+          <w:highlight w:val="yellow"/>
+          <w:lang w:val="en-US"/>
+        </w:rPr>
+        <w:t>Interactivity was significantly deepened in Checkpoint IV.</w:t>
+      </w:r>
+      <w:r>
+        <w:rPr>
+          <w:highlight w:val="yellow"/>
+          <w:lang w:val="en-US"/>
+        </w:rPr>
+        <w:br/>
+        <w:t xml:space="preserve">Both the bar chart and line chart were restructured to follow D3’s </w:t>
+      </w:r>
       <w:r>
         <w:rPr>
           <w:b/>
           <w:bCs/>
-        </w:rPr>
-        <w:t>New in CP IV:</w:t>
-      </w:r>
-    </w:p>
-    <w:p>
-      <w:pPr>
+          <w:highlight w:val="yellow"/>
+          <w:lang w:val="en-US"/>
+        </w:rPr>
+        <w:t>Enter–Update–Exit</w:t>
+      </w:r>
+      <w:r>
+        <w:rPr>
+          <w:highlight w:val="yellow"/>
+          <w:lang w:val="en-US"/>
+        </w:rPr>
+        <w:t xml:space="preserve"> pattern—an essential idiom for scalable, dynamic visualization.</w:t>
+      </w:r>
+    </w:p>
+    <w:p>
+      <w:pPr>
+        <w:spacing w:after="0"/>
+        <w:jc w:val="left"/>
+        <w:rPr>
+          <w:b/>
+          <w:bCs/>
+          <w:highlight w:val="yellow"/>
+          <w:lang w:val="en-US"/>
+        </w:rPr>
+      </w:pPr>
+      <w:r>
+        <w:rPr>
+          <w:b/>
+          <w:bCs/>
+          <w:highlight w:val="yellow"/>
+          <w:lang w:val="en-US"/>
+        </w:rPr>
+        <w:t>Bar Chart: “Top 10 Sold Cards”</w:t>
+      </w:r>
+    </w:p>
+    <w:p>
+      <w:pPr>
+        <w:spacing w:after="0"/>
+        <w:jc w:val="left"/>
+        <w:rPr>
+          <w:highlight w:val="yellow"/>
+          <w:lang w:val="en-US"/>
+        </w:rPr>
+      </w:pPr>
+      <w:r>
+        <w:rPr>
+          <w:b/>
+          <w:bCs/>
+          <w:highlight w:val="yellow"/>
+          <w:lang w:val="en-US"/>
+        </w:rPr>
+        <w:t>Purpose:</w:t>
+      </w:r>
+    </w:p>
+    <w:p>
+      <w:pPr>
+        <w:pStyle w:val="ListParagraph"/>
         <w:numPr>
           <w:ilvl w:val="0"/>
-          <w:numId w:val="13"/>
+          <w:numId w:val="18"/>
         </w:numPr>
         <w:spacing w:after="0"/>
-        <w:rPr>
+        <w:jc w:val="left"/>
+        <w:rPr>
+          <w:highlight w:val="yellow"/>
+          <w:lang w:val="en-US"/>
+        </w:rPr>
+      </w:pPr>
+      <w:r>
+        <w:rPr>
+          <w:highlight w:val="yellow"/>
+          <w:lang w:val="en-US"/>
+        </w:rPr>
+        <w:t>Display the top-selling Pokémon cards across the currently selected filters.</w:t>
+      </w:r>
+      <w:r>
+        <w:rPr>
+          <w:highlight w:val="yellow"/>
+          <w:lang w:val="en-US"/>
+        </w:rPr>
+        <w:br/>
+        <w:t>It emphasizes comparative magnitude through horizontal bar lengths.</w:t>
+      </w:r>
+    </w:p>
+    <w:p>
+      <w:pPr>
+        <w:spacing w:after="0"/>
+        <w:jc w:val="left"/>
+        <w:rPr>
+          <w:highlight w:val="yellow"/>
           <w:lang w:val="en-US"/>
         </w:rPr>
       </w:pPr>
@@ -1805,39 +2039,72 @@
         <w:rPr>
           <w:b/>
           <w:bCs/>
-          <w:lang w:val="en-US"/>
-        </w:rPr>
-        <w:t>Bar Chart:</w:t>
-      </w:r>
-      <w:r>
-        <w:rPr>
-          <w:lang w:val="en-US"/>
-        </w:rPr>
-        <w:t xml:space="preserve"> Hover shows detailed tooltips (card, set, type, total sales). Clicking a bar selects that card, with Ctrl/</w:t>
-      </w:r>
-      <w:proofErr w:type="spellStart"/>
-      <w:r>
-        <w:rPr>
-          <w:lang w:val="en-US"/>
-        </w:rPr>
-        <w:t>Cmd+click</w:t>
-      </w:r>
-      <w:proofErr w:type="spellEnd"/>
-      <w:r>
-        <w:rPr>
-          <w:lang w:val="en-US"/>
-        </w:rPr>
-        <w:t xml:space="preserve"> allowing multi-selection.</w:t>
-      </w:r>
-    </w:p>
-    <w:p>
-      <w:pPr>
+          <w:highlight w:val="yellow"/>
+          <w:lang w:val="en-US"/>
+        </w:rPr>
+        <w:t>Enter Phase:</w:t>
+      </w:r>
+    </w:p>
+    <w:p>
+      <w:pPr>
+        <w:pStyle w:val="ListParagraph"/>
         <w:numPr>
           <w:ilvl w:val="0"/>
-          <w:numId w:val="13"/>
+          <w:numId w:val="18"/>
         </w:numPr>
         <w:spacing w:after="0"/>
-        <w:rPr>
+        <w:jc w:val="left"/>
+        <w:rPr>
+          <w:highlight w:val="yellow"/>
+          <w:lang w:val="en-US"/>
+        </w:rPr>
+      </w:pPr>
+      <w:r>
+        <w:rPr>
+          <w:highlight w:val="yellow"/>
+          <w:lang w:val="en-US"/>
+        </w:rPr>
+        <w:t>When the filtered dataset changes, new bar elements are created only for cards that were not previously displayed.</w:t>
+      </w:r>
+      <w:r>
+        <w:rPr>
+          <w:highlight w:val="yellow"/>
+          <w:lang w:val="en-US"/>
+        </w:rPr>
+        <w:br/>
+        <w:t>Each new bar starts with zero width and low opacity, gradually expanding to its full size during the animation.</w:t>
+      </w:r>
+      <w:r>
+        <w:rPr>
+          <w:highlight w:val="yellow"/>
+          <w:lang w:val="en-US"/>
+        </w:rPr>
+        <w:br/>
+        <w:t xml:space="preserve">This design choice allows users to perceive new entries as appearing </w:t>
+      </w:r>
+      <w:r>
+        <w:rPr>
+          <w:i/>
+          <w:iCs/>
+          <w:highlight w:val="yellow"/>
+          <w:lang w:val="en-US"/>
+        </w:rPr>
+        <w:t>into</w:t>
+      </w:r>
+      <w:r>
+        <w:rPr>
+          <w:highlight w:val="yellow"/>
+          <w:lang w:val="en-US"/>
+        </w:rPr>
+        <w:t xml:space="preserve"> the ranking, rather than abruptly replacing others.</w:t>
+      </w:r>
+    </w:p>
+    <w:p>
+      <w:pPr>
+        <w:spacing w:after="0"/>
+        <w:jc w:val="left"/>
+        <w:rPr>
+          <w:highlight w:val="yellow"/>
           <w:lang w:val="en-US"/>
         </w:rPr>
       </w:pPr>
@@ -1845,34 +2112,568 @@
         <w:rPr>
           <w:b/>
           <w:bCs/>
-          <w:lang w:val="en-US"/>
-        </w:rPr>
-        <w:t>Line Chart:</w:t>
-      </w:r>
-      <w:r>
-        <w:rPr>
-          <w:lang w:val="en-US"/>
-        </w:rPr>
-        <w:t xml:space="preserve"> Hover over lines or points reveals condition-specific prices. Clicking selects the corresponding card, supporting both single and multiple selections. A zoom/slider interaction was added to adjust the y-axis for detailed analysis of price differences across conditions.</w:t>
-      </w:r>
-    </w:p>
-    <w:p>
-      <w:pPr>
+          <w:highlight w:val="yellow"/>
+          <w:lang w:val="en-US"/>
+        </w:rPr>
+        <w:t>Update Phase:</w:t>
+      </w:r>
+    </w:p>
+    <w:p>
+      <w:pPr>
+        <w:pStyle w:val="ListParagraph"/>
+        <w:numPr>
+          <w:ilvl w:val="0"/>
+          <w:numId w:val="18"/>
+        </w:numPr>
         <w:spacing w:after="0"/>
-        <w:rPr>
-          <w:lang w:val="en-US"/>
-        </w:rPr>
-      </w:pPr>
-      <w:r>
-        <w:rPr>
-          <w:lang w:val="en-US"/>
-        </w:rPr>
-        <w:t>These additions extend the interactive vocabulary of the dashboard while preserving consistent behavior (same selection model across idioms).</w:t>
+        <w:jc w:val="left"/>
+        <w:rPr>
+          <w:highlight w:val="yellow"/>
+          <w:lang w:val="en-US"/>
+        </w:rPr>
+      </w:pPr>
+      <w:r>
+        <w:rPr>
+          <w:highlight w:val="yellow"/>
+          <w:lang w:val="en-US"/>
+        </w:rPr>
+        <w:t>Existing bars smoothly adjust their lengths when the underlying count values change (for example, when filters modify total sales).</w:t>
+      </w:r>
+      <w:r>
+        <w:rPr>
+          <w:highlight w:val="yellow"/>
+          <w:lang w:val="en-US"/>
+        </w:rPr>
+        <w:br/>
+        <w:t>The chart title and axes also transition to reflect the new maximum scale dynamically.</w:t>
+      </w:r>
+      <w:r>
+        <w:rPr>
+          <w:highlight w:val="yellow"/>
+          <w:lang w:val="en-US"/>
+        </w:rPr>
+        <w:br/>
+        <w:t>Because updates occur with transitions rather than re-rendering, the viewer can visually track how each bar grows, shrinks, or reorders.</w:t>
       </w:r>
     </w:p>
     <w:p>
       <w:pPr>
         <w:spacing w:after="0"/>
+        <w:jc w:val="left"/>
+        <w:rPr>
+          <w:highlight w:val="yellow"/>
+          <w:lang w:val="en-US"/>
+        </w:rPr>
+      </w:pPr>
+      <w:r>
+        <w:rPr>
+          <w:b/>
+          <w:bCs/>
+          <w:highlight w:val="yellow"/>
+          <w:lang w:val="en-US"/>
+        </w:rPr>
+        <w:t>Exit Phase:</w:t>
+      </w:r>
+    </w:p>
+    <w:p>
+      <w:pPr>
+        <w:pStyle w:val="ListParagraph"/>
+        <w:numPr>
+          <w:ilvl w:val="0"/>
+          <w:numId w:val="18"/>
+        </w:numPr>
+        <w:spacing w:after="0"/>
+        <w:jc w:val="left"/>
+        <w:rPr>
+          <w:highlight w:val="yellow"/>
+          <w:lang w:val="en-US"/>
+        </w:rPr>
+      </w:pPr>
+      <w:r>
+        <w:rPr>
+          <w:highlight w:val="yellow"/>
+          <w:lang w:val="en-US"/>
+        </w:rPr>
+        <w:t>Bars representing cards no longer in the Top 10 fade out and are removed.</w:t>
+      </w:r>
+      <w:r>
+        <w:rPr>
+          <w:highlight w:val="yellow"/>
+          <w:lang w:val="en-US"/>
+        </w:rPr>
+        <w:br/>
+        <w:t>This avoids clutter and maintains focus on relevant data.</w:t>
+      </w:r>
+      <w:r>
+        <w:rPr>
+          <w:highlight w:val="yellow"/>
+          <w:lang w:val="en-US"/>
+        </w:rPr>
+        <w:br/>
+        <w:t>A short fade duration provides a perceptual cue that elements are leaving intentionally, rather than disappearing due to error.</w:t>
+      </w:r>
+    </w:p>
+    <w:p>
+      <w:pPr>
+        <w:spacing w:after="0"/>
+        <w:jc w:val="left"/>
+        <w:rPr>
+          <w:b/>
+          <w:bCs/>
+          <w:highlight w:val="yellow"/>
+          <w:lang w:val="en-US"/>
+        </w:rPr>
+      </w:pPr>
+      <w:r>
+        <w:rPr>
+          <w:b/>
+          <w:bCs/>
+          <w:highlight w:val="yellow"/>
+          <w:lang w:val="en-US"/>
+        </w:rPr>
+        <w:t>Line Chart: “Average Card Price per Condition”</w:t>
+      </w:r>
+    </w:p>
+    <w:p>
+      <w:pPr>
+        <w:spacing w:after="0"/>
+        <w:jc w:val="left"/>
+        <w:rPr>
+          <w:b/>
+          <w:bCs/>
+          <w:highlight w:val="yellow"/>
+          <w:lang w:val="en-US"/>
+        </w:rPr>
+      </w:pPr>
+    </w:p>
+    <w:p>
+      <w:pPr>
+        <w:spacing w:after="0"/>
+        <w:jc w:val="left"/>
+        <w:rPr>
+          <w:highlight w:val="yellow"/>
+          <w:lang w:val="en-US"/>
+        </w:rPr>
+      </w:pPr>
+      <w:r>
+        <w:rPr>
+          <w:b/>
+          <w:bCs/>
+          <w:highlight w:val="yellow"/>
+          <w:lang w:val="en-US"/>
+        </w:rPr>
+        <w:t>Purpose:</w:t>
+      </w:r>
+    </w:p>
+    <w:p>
+      <w:pPr>
+        <w:pStyle w:val="ListParagraph"/>
+        <w:numPr>
+          <w:ilvl w:val="0"/>
+          <w:numId w:val="18"/>
+        </w:numPr>
+        <w:spacing w:after="0"/>
+        <w:jc w:val="left"/>
+        <w:rPr>
+          <w:highlight w:val="yellow"/>
+          <w:lang w:val="en-US"/>
+        </w:rPr>
+      </w:pPr>
+      <w:r>
+        <w:rPr>
+          <w:highlight w:val="yellow"/>
+          <w:lang w:val="en-US"/>
+        </w:rPr>
+        <w:t>To show how average card price changes with card condition for each Pokémon card.</w:t>
+      </w:r>
+      <w:r>
+        <w:rPr>
+          <w:highlight w:val="yellow"/>
+          <w:lang w:val="en-US"/>
+        </w:rPr>
+        <w:br/>
+        <w:t>Each line corresponds to a specific card, while points on the line represent different condition grades.</w:t>
+      </w:r>
+    </w:p>
+    <w:p>
+      <w:pPr>
+        <w:spacing w:after="0"/>
+        <w:jc w:val="left"/>
+        <w:rPr>
+          <w:highlight w:val="yellow"/>
+          <w:lang w:val="en-US"/>
+        </w:rPr>
+      </w:pPr>
+      <w:r>
+        <w:rPr>
+          <w:b/>
+          <w:bCs/>
+          <w:highlight w:val="yellow"/>
+          <w:lang w:val="en-US"/>
+        </w:rPr>
+        <w:t>Enter Phase:</w:t>
+      </w:r>
+    </w:p>
+    <w:p>
+      <w:pPr>
+        <w:pStyle w:val="ListParagraph"/>
+        <w:numPr>
+          <w:ilvl w:val="0"/>
+          <w:numId w:val="18"/>
+        </w:numPr>
+        <w:spacing w:after="0"/>
+        <w:jc w:val="left"/>
+        <w:rPr>
+          <w:highlight w:val="yellow"/>
+          <w:lang w:val="en-US"/>
+        </w:rPr>
+      </w:pPr>
+      <w:r>
+        <w:rPr>
+          <w:highlight w:val="yellow"/>
+          <w:lang w:val="en-US"/>
+        </w:rPr>
+        <w:t>When new cards enter the filtered dataset, new group elements are created, each containing:</w:t>
+      </w:r>
+    </w:p>
+    <w:p>
+      <w:pPr>
+        <w:numPr>
+          <w:ilvl w:val="0"/>
+          <w:numId w:val="19"/>
+        </w:numPr>
+        <w:tabs>
+          <w:tab w:val="num" w:pos="720"/>
+        </w:tabs>
+        <w:spacing w:after="0"/>
+        <w:jc w:val="left"/>
+        <w:rPr>
+          <w:highlight w:val="yellow"/>
+          <w:lang w:val="en-US"/>
+        </w:rPr>
+      </w:pPr>
+      <w:r>
+        <w:rPr>
+          <w:highlight w:val="yellow"/>
+          <w:lang w:val="en-US"/>
+        </w:rPr>
+        <w:t>A colored line representing the trend across conditions.</w:t>
+      </w:r>
+    </w:p>
+    <w:p>
+      <w:pPr>
+        <w:numPr>
+          <w:ilvl w:val="0"/>
+          <w:numId w:val="19"/>
+        </w:numPr>
+        <w:tabs>
+          <w:tab w:val="num" w:pos="720"/>
+        </w:tabs>
+        <w:spacing w:after="0"/>
+        <w:jc w:val="left"/>
+        <w:rPr>
+          <w:highlight w:val="yellow"/>
+          <w:lang w:val="en-US"/>
+        </w:rPr>
+      </w:pPr>
+      <w:r>
+        <w:rPr>
+          <w:highlight w:val="yellow"/>
+          <w:lang w:val="en-US"/>
+        </w:rPr>
+        <w:t>Several circles marking individual condition averages.</w:t>
+      </w:r>
+      <w:r>
+        <w:rPr>
+          <w:highlight w:val="yellow"/>
+          <w:lang w:val="en-US"/>
+        </w:rPr>
+        <w:br/>
+        <w:t>Lines start with standard stroke width and opacity, and circles fade in with a brief animation to enhance perceptual stability.</w:t>
+      </w:r>
+    </w:p>
+    <w:p>
+      <w:pPr>
+        <w:spacing w:after="0"/>
+        <w:jc w:val="left"/>
+        <w:rPr>
+          <w:highlight w:val="yellow"/>
+          <w:lang w:val="en-US"/>
+        </w:rPr>
+      </w:pPr>
+      <w:r>
+        <w:rPr>
+          <w:b/>
+          <w:bCs/>
+          <w:highlight w:val="yellow"/>
+          <w:lang w:val="en-US"/>
+        </w:rPr>
+        <w:t>Update Phase:</w:t>
+      </w:r>
+    </w:p>
+    <w:p>
+      <w:pPr>
+        <w:pStyle w:val="ListParagraph"/>
+        <w:numPr>
+          <w:ilvl w:val="0"/>
+          <w:numId w:val="18"/>
+        </w:numPr>
+        <w:spacing w:after="0"/>
+        <w:jc w:val="left"/>
+        <w:rPr>
+          <w:highlight w:val="yellow"/>
+          <w:lang w:val="en-US"/>
+        </w:rPr>
+      </w:pPr>
+      <w:r>
+        <w:rPr>
+          <w:highlight w:val="yellow"/>
+          <w:lang w:val="en-US"/>
+        </w:rPr>
+        <w:t>If the filter changes or zoom level shifts, the y-axis and all line/point positions transition smoothly.</w:t>
+      </w:r>
+      <w:r>
+        <w:rPr>
+          <w:highlight w:val="yellow"/>
+          <w:lang w:val="en-US"/>
+        </w:rPr>
+        <w:br/>
+        <w:t>This continuous motion helps users maintain the relationship between different conditions and the global price scale.</w:t>
+      </w:r>
+      <w:r>
+        <w:rPr>
+          <w:highlight w:val="yellow"/>
+          <w:lang w:val="en-US"/>
+        </w:rPr>
+        <w:br/>
+        <w:t>Interactive updates—such as selection or zoom slider adjustment—trigger local transitions instead of full redraws, minimizing cognitive disruption.</w:t>
+      </w:r>
+    </w:p>
+    <w:p>
+      <w:pPr>
+        <w:spacing w:after="0"/>
+        <w:jc w:val="left"/>
+        <w:rPr>
+          <w:highlight w:val="yellow"/>
+          <w:lang w:val="en-US"/>
+        </w:rPr>
+      </w:pPr>
+      <w:r>
+        <w:rPr>
+          <w:b/>
+          <w:bCs/>
+          <w:highlight w:val="yellow"/>
+          <w:lang w:val="en-US"/>
+        </w:rPr>
+        <w:t>Exit Phase:</w:t>
+      </w:r>
+    </w:p>
+    <w:p>
+      <w:pPr>
+        <w:pStyle w:val="ListParagraph"/>
+        <w:numPr>
+          <w:ilvl w:val="0"/>
+          <w:numId w:val="18"/>
+        </w:numPr>
+        <w:spacing w:after="0"/>
+        <w:jc w:val="left"/>
+        <w:rPr>
+          <w:highlight w:val="yellow"/>
+          <w:lang w:val="en-US"/>
+        </w:rPr>
+      </w:pPr>
+      <w:r>
+        <w:rPr>
+          <w:highlight w:val="yellow"/>
+          <w:lang w:val="en-US"/>
+        </w:rPr>
+        <w:t>When a card leaves the filtered dataset (e.g., due to filter changes), its line and associated points gradually fade out before removal.</w:t>
+      </w:r>
+      <w:r>
+        <w:rPr>
+          <w:highlight w:val="yellow"/>
+          <w:lang w:val="en-US"/>
+        </w:rPr>
+        <w:br/>
+        <w:t>This ensures that disappearing elements are perceived as intentional removals rather than flickering artifacts.</w:t>
+      </w:r>
+    </w:p>
+    <w:p>
+      <w:pPr>
+        <w:spacing w:after="0"/>
+        <w:jc w:val="left"/>
+        <w:rPr>
+          <w:highlight w:val="yellow"/>
+        </w:rPr>
+      </w:pPr>
+      <w:r>
+        <w:rPr>
+          <w:b/>
+          <w:bCs/>
+          <w:highlight w:val="yellow"/>
+        </w:rPr>
+        <w:t>Interaction Features:</w:t>
+      </w:r>
+    </w:p>
+    <w:p>
+      <w:pPr>
+        <w:numPr>
+          <w:ilvl w:val="0"/>
+          <w:numId w:val="20"/>
+        </w:numPr>
+        <w:spacing w:after="0"/>
+        <w:jc w:val="left"/>
+        <w:rPr>
+          <w:highlight w:val="yellow"/>
+          <w:lang w:val="en-US"/>
+        </w:rPr>
+      </w:pPr>
+      <w:r>
+        <w:rPr>
+          <w:highlight w:val="yellow"/>
+          <w:lang w:val="en-US"/>
+        </w:rPr>
+        <w:t>Hovering over a line displays a tooltip summarizing the card’s metadata and price sequence.</w:t>
+      </w:r>
+    </w:p>
+    <w:p>
+      <w:pPr>
+        <w:numPr>
+          <w:ilvl w:val="0"/>
+          <w:numId w:val="20"/>
+        </w:numPr>
+        <w:spacing w:after="0"/>
+        <w:jc w:val="left"/>
+        <w:rPr>
+          <w:highlight w:val="yellow"/>
+          <w:lang w:val="en-US"/>
+        </w:rPr>
+      </w:pPr>
+      <w:r>
+        <w:rPr>
+          <w:highlight w:val="yellow"/>
+          <w:lang w:val="en-US"/>
+        </w:rPr>
+        <w:t>Hovering over points reveals condition-specific prices.</w:t>
+      </w:r>
+    </w:p>
+    <w:p>
+      <w:pPr>
+        <w:numPr>
+          <w:ilvl w:val="0"/>
+          <w:numId w:val="20"/>
+        </w:numPr>
+        <w:spacing w:after="0"/>
+        <w:jc w:val="left"/>
+        <w:rPr>
+          <w:highlight w:val="yellow"/>
+          <w:lang w:val="en-US"/>
+        </w:rPr>
+      </w:pPr>
+      <w:r>
+        <w:rPr>
+          <w:highlight w:val="yellow"/>
+          <w:lang w:val="en-US"/>
+        </w:rPr>
+        <w:t>Clicking a line or point selects that card; Ctrl/Cmd click adds or removes cards from the comparison set.</w:t>
+      </w:r>
+    </w:p>
+    <w:p>
+      <w:pPr>
+        <w:numPr>
+          <w:ilvl w:val="0"/>
+          <w:numId w:val="20"/>
+        </w:numPr>
+        <w:spacing w:after="0"/>
+        <w:jc w:val="left"/>
+        <w:rPr>
+          <w:highlight w:val="yellow"/>
+          <w:lang w:val="en-US"/>
+        </w:rPr>
+      </w:pPr>
+      <w:r>
+        <w:rPr>
+          <w:highlight w:val="yellow"/>
+          <w:lang w:val="en-US"/>
+        </w:rPr>
+        <w:t xml:space="preserve">A </w:t>
+      </w:r>
+      <w:r>
+        <w:rPr>
+          <w:b/>
+          <w:bCs/>
+          <w:highlight w:val="yellow"/>
+          <w:lang w:val="en-US"/>
+        </w:rPr>
+        <w:t>zoom slider</w:t>
+      </w:r>
+      <w:r>
+        <w:rPr>
+          <w:highlight w:val="yellow"/>
+          <w:lang w:val="en-US"/>
+        </w:rPr>
+        <w:t xml:space="preserve"> adjusts the y-axis domain, allowing detailed inspection of small price differences without losing global context.</w:t>
+      </w:r>
+    </w:p>
+    <w:p>
+      <w:pPr>
+        <w:numPr>
+          <w:ilvl w:val="0"/>
+          <w:numId w:val="20"/>
+        </w:numPr>
+        <w:spacing w:after="0"/>
+        <w:jc w:val="left"/>
+        <w:rPr>
+          <w:highlight w:val="yellow"/>
+          <w:lang w:val="en-US"/>
+        </w:rPr>
+      </w:pPr>
+      <w:r>
+        <w:rPr>
+          <w:highlight w:val="yellow"/>
+          <w:lang w:val="en-US"/>
+        </w:rPr>
+        <w:t>Mouse-wheel panning moves the visible window vertically, offering additional control over scale focus.</w:t>
+      </w:r>
+    </w:p>
+    <w:p>
+      <w:pPr>
+        <w:spacing w:after="0"/>
+        <w:jc w:val="left"/>
+        <w:rPr>
+          <w:lang w:val="en-US"/>
+        </w:rPr>
+      </w:pPr>
+      <w:r>
+        <w:rPr>
+          <w:b/>
+          <w:bCs/>
+          <w:highlight w:val="yellow"/>
+          <w:lang w:val="en-US"/>
+        </w:rPr>
+        <w:t>Design Rationale:</w:t>
+      </w:r>
+      <w:r>
+        <w:rPr>
+          <w:highlight w:val="yellow"/>
+          <w:lang w:val="en-US"/>
+        </w:rPr>
+        <w:br/>
+        <w:t>Smooth transitions and adaptive scaling maintain the viewer’s perceptual anchor, critical for comparing slopes and relative distances between lines.</w:t>
+      </w:r>
+      <w:r>
+        <w:rPr>
+          <w:highlight w:val="yellow"/>
+          <w:lang w:val="en-US"/>
+        </w:rPr>
+        <w:br/>
+        <w:t>Using opacity and stroke width changes for highlights ensures non-intrusive yet clear feedback.</w:t>
+      </w:r>
+    </w:p>
+    <w:p>
+      <w:pPr>
+        <w:spacing w:after="0"/>
+        <w:jc w:val="left"/>
         <w:rPr>
           <w:lang w:val="en-US"/>
         </w:rPr>
@@ -1883,6 +2684,7 @@
         <w:pStyle w:val="Heading1"/>
         <w:keepLines w:val="0"/>
         <w:spacing w:before="0"/>
+        <w:jc w:val="left"/>
         <w:rPr>
           <w:lang w:val="en-GB"/>
         </w:rPr>
@@ -1896,35 +2698,21 @@
     </w:p>
     <w:p>
       <w:pPr>
-        <w:spacing w:after="0"/>
-        <w:rPr>
-          <w:lang w:val="en-US"/>
-        </w:rPr>
-      </w:pPr>
-      <w:r>
-        <w:rPr>
-          <w:lang w:val="en-US"/>
-        </w:rPr>
-        <w:t xml:space="preserve">The integration model from CP III (shared data, linked views, global </w:t>
-      </w:r>
-      <w:proofErr w:type="gramStart"/>
-      <w:r>
-        <w:rPr>
-          <w:lang w:val="en-US"/>
-        </w:rPr>
-        <w:t>deselect</w:t>
-      </w:r>
-      <w:proofErr w:type="gramEnd"/>
-      <w:r>
-        <w:rPr>
-          <w:lang w:val="en-US"/>
-        </w:rPr>
-        <w:t>) is maintained, but extended to cover the new idioms.</w:t>
-      </w:r>
-    </w:p>
-    <w:p>
-      <w:pPr>
-        <w:spacing w:after="0"/>
+        <w:jc w:val="left"/>
+        <w:rPr>
+          <w:lang w:val="en-US"/>
+        </w:rPr>
+      </w:pPr>
+      <w:r>
+        <w:rPr>
+          <w:lang w:val="en-US"/>
+        </w:rPr>
+        <w:t>The integration model from CP III (shared data, linked views, global deselect) is maintained, but extended to cover the new idioms.</w:t>
+      </w:r>
+    </w:p>
+    <w:p>
+      <w:pPr>
+        <w:jc w:val="left"/>
       </w:pPr>
       <w:r>
         <w:rPr>
@@ -1940,7 +2728,7 @@
           <w:ilvl w:val="0"/>
           <w:numId w:val="14"/>
         </w:numPr>
-        <w:spacing w:after="0"/>
+        <w:jc w:val="left"/>
         <w:rPr>
           <w:lang w:val="en-US"/>
         </w:rPr>
@@ -1966,7 +2754,7 @@
           <w:ilvl w:val="0"/>
           <w:numId w:val="14"/>
         </w:numPr>
-        <w:spacing w:after="0"/>
+        <w:jc w:val="left"/>
         <w:rPr>
           <w:lang w:val="en-US"/>
         </w:rPr>
@@ -1988,30 +2776,16 @@
     </w:p>
     <w:p>
       <w:pPr>
-        <w:spacing w:after="0"/>
-        <w:rPr>
-          <w:lang w:val="en-US"/>
-        </w:rPr>
-      </w:pPr>
-      <w:r>
-        <w:rPr>
-          <w:lang w:val="en-US"/>
-        </w:rPr>
-        <w:t xml:space="preserve">The mechanism remains modular: each chart listens to the same global </w:t>
-      </w:r>
-      <w:proofErr w:type="spellStart"/>
-      <w:r>
-        <w:rPr>
-          <w:lang w:val="en-US"/>
-        </w:rPr>
-        <w:t>selectedCards</w:t>
-      </w:r>
-      <w:proofErr w:type="spellEnd"/>
-      <w:r>
-        <w:rPr>
-          <w:lang w:val="en-US"/>
-        </w:rPr>
-        <w:t xml:space="preserve"> array, ensuring that future idioms (e.g., violin plot) will integrate without structural changes.</w:t>
+        <w:jc w:val="left"/>
+        <w:rPr>
+          <w:lang w:val="en-US"/>
+        </w:rPr>
+      </w:pPr>
+      <w:r>
+        <w:rPr>
+          <w:lang w:val="en-US"/>
+        </w:rPr>
+        <w:t>The mechanism remains modular: each chart listens to the same global selectedCards array, ensuring that future idioms (e.g., violin plot) will integrate without structural changes.</w:t>
       </w:r>
     </w:p>
     <w:sectPr>
@@ -2140,6 +2914,119 @@
     </w:lvl>
   </w:abstractNum>
   <w:abstractNum w:abstractNumId="1" w15:restartNumberingAfterBreak="0">
+    <w:nsid w:val="09D738C7"/>
+    <w:multiLevelType w:val="hybridMultilevel"/>
+    <w:tmpl w:val="C1508B8A"/>
+    <w:lvl w:ilvl="0" w:tplc="08160001">
+      <w:start w:val="1"/>
+      <w:numFmt w:val="bullet"/>
+      <w:lvlText w:val=""/>
+      <w:lvlJc w:val="left"/>
+      <w:pPr>
+        <w:ind w:left="720" w:hanging="360"/>
+      </w:pPr>
+      <w:rPr>
+        <w:rFonts w:ascii="Symbol" w:hAnsi="Symbol" w:hint="default"/>
+      </w:rPr>
+    </w:lvl>
+    <w:lvl w:ilvl="1" w:tplc="08160003" w:tentative="1">
+      <w:start w:val="1"/>
+      <w:numFmt w:val="bullet"/>
+      <w:lvlText w:val="o"/>
+      <w:lvlJc w:val="left"/>
+      <w:pPr>
+        <w:ind w:left="1440" w:hanging="360"/>
+      </w:pPr>
+      <w:rPr>
+        <w:rFonts w:ascii="Courier New" w:hAnsi="Courier New" w:cs="Courier New" w:hint="default"/>
+      </w:rPr>
+    </w:lvl>
+    <w:lvl w:ilvl="2" w:tplc="08160005" w:tentative="1">
+      <w:start w:val="1"/>
+      <w:numFmt w:val="bullet"/>
+      <w:lvlText w:val=""/>
+      <w:lvlJc w:val="left"/>
+      <w:pPr>
+        <w:ind w:left="2160" w:hanging="360"/>
+      </w:pPr>
+      <w:rPr>
+        <w:rFonts w:ascii="Wingdings" w:hAnsi="Wingdings" w:hint="default"/>
+      </w:rPr>
+    </w:lvl>
+    <w:lvl w:ilvl="3" w:tplc="08160001" w:tentative="1">
+      <w:start w:val="1"/>
+      <w:numFmt w:val="bullet"/>
+      <w:lvlText w:val=""/>
+      <w:lvlJc w:val="left"/>
+      <w:pPr>
+        <w:ind w:left="2880" w:hanging="360"/>
+      </w:pPr>
+      <w:rPr>
+        <w:rFonts w:ascii="Symbol" w:hAnsi="Symbol" w:hint="default"/>
+      </w:rPr>
+    </w:lvl>
+    <w:lvl w:ilvl="4" w:tplc="08160003" w:tentative="1">
+      <w:start w:val="1"/>
+      <w:numFmt w:val="bullet"/>
+      <w:lvlText w:val="o"/>
+      <w:lvlJc w:val="left"/>
+      <w:pPr>
+        <w:ind w:left="3600" w:hanging="360"/>
+      </w:pPr>
+      <w:rPr>
+        <w:rFonts w:ascii="Courier New" w:hAnsi="Courier New" w:cs="Courier New" w:hint="default"/>
+      </w:rPr>
+    </w:lvl>
+    <w:lvl w:ilvl="5" w:tplc="08160005" w:tentative="1">
+      <w:start w:val="1"/>
+      <w:numFmt w:val="bullet"/>
+      <w:lvlText w:val=""/>
+      <w:lvlJc w:val="left"/>
+      <w:pPr>
+        <w:ind w:left="4320" w:hanging="360"/>
+      </w:pPr>
+      <w:rPr>
+        <w:rFonts w:ascii="Wingdings" w:hAnsi="Wingdings" w:hint="default"/>
+      </w:rPr>
+    </w:lvl>
+    <w:lvl w:ilvl="6" w:tplc="08160001" w:tentative="1">
+      <w:start w:val="1"/>
+      <w:numFmt w:val="bullet"/>
+      <w:lvlText w:val=""/>
+      <w:lvlJc w:val="left"/>
+      <w:pPr>
+        <w:ind w:left="5040" w:hanging="360"/>
+      </w:pPr>
+      <w:rPr>
+        <w:rFonts w:ascii="Symbol" w:hAnsi="Symbol" w:hint="default"/>
+      </w:rPr>
+    </w:lvl>
+    <w:lvl w:ilvl="7" w:tplc="08160003" w:tentative="1">
+      <w:start w:val="1"/>
+      <w:numFmt w:val="bullet"/>
+      <w:lvlText w:val="o"/>
+      <w:lvlJc w:val="left"/>
+      <w:pPr>
+        <w:ind w:left="5760" w:hanging="360"/>
+      </w:pPr>
+      <w:rPr>
+        <w:rFonts w:ascii="Courier New" w:hAnsi="Courier New" w:cs="Courier New" w:hint="default"/>
+      </w:rPr>
+    </w:lvl>
+    <w:lvl w:ilvl="8" w:tplc="08160005" w:tentative="1">
+      <w:start w:val="1"/>
+      <w:numFmt w:val="bullet"/>
+      <w:lvlText w:val=""/>
+      <w:lvlJc w:val="left"/>
+      <w:pPr>
+        <w:ind w:left="6480" w:hanging="360"/>
+      </w:pPr>
+      <w:rPr>
+        <w:rFonts w:ascii="Wingdings" w:hAnsi="Wingdings" w:hint="default"/>
+      </w:rPr>
+    </w:lvl>
+  </w:abstractNum>
+  <w:abstractNum w:abstractNumId="2" w15:restartNumberingAfterBreak="0">
     <w:nsid w:val="0A1F6AEC"/>
     <w:multiLevelType w:val="multilevel"/>
     <w:tmpl w:val="59268242"/>
@@ -2288,7 +3175,156 @@
       </w:rPr>
     </w:lvl>
   </w:abstractNum>
-  <w:abstractNum w:abstractNumId="2" w15:restartNumberingAfterBreak="0">
+  <w:abstractNum w:abstractNumId="3" w15:restartNumberingAfterBreak="0">
+    <w:nsid w:val="0D176FD5"/>
+    <w:multiLevelType w:val="multilevel"/>
+    <w:tmpl w:val="0D166D2C"/>
+    <w:lvl w:ilvl="0">
+      <w:start w:val="1"/>
+      <w:numFmt w:val="bullet"/>
+      <w:lvlText w:val=""/>
+      <w:lvlJc w:val="left"/>
+      <w:pPr>
+        <w:tabs>
+          <w:tab w:val="num" w:pos="720"/>
+        </w:tabs>
+        <w:ind w:left="720" w:hanging="360"/>
+      </w:pPr>
+      <w:rPr>
+        <w:rFonts w:ascii="Symbol" w:hAnsi="Symbol" w:hint="default"/>
+        <w:sz w:val="20"/>
+      </w:rPr>
+    </w:lvl>
+    <w:lvl w:ilvl="1" w:tentative="1">
+      <w:start w:val="1"/>
+      <w:numFmt w:val="bullet"/>
+      <w:lvlText w:val="o"/>
+      <w:lvlJc w:val="left"/>
+      <w:pPr>
+        <w:tabs>
+          <w:tab w:val="num" w:pos="1440"/>
+        </w:tabs>
+        <w:ind w:left="1440" w:hanging="360"/>
+      </w:pPr>
+      <w:rPr>
+        <w:rFonts w:ascii="Courier New" w:hAnsi="Courier New" w:hint="default"/>
+        <w:sz w:val="20"/>
+      </w:rPr>
+    </w:lvl>
+    <w:lvl w:ilvl="2" w:tentative="1">
+      <w:start w:val="1"/>
+      <w:numFmt w:val="bullet"/>
+      <w:lvlText w:val=""/>
+      <w:lvlJc w:val="left"/>
+      <w:pPr>
+        <w:tabs>
+          <w:tab w:val="num" w:pos="2160"/>
+        </w:tabs>
+        <w:ind w:left="2160" w:hanging="360"/>
+      </w:pPr>
+      <w:rPr>
+        <w:rFonts w:ascii="Wingdings" w:hAnsi="Wingdings" w:hint="default"/>
+        <w:sz w:val="20"/>
+      </w:rPr>
+    </w:lvl>
+    <w:lvl w:ilvl="3" w:tentative="1">
+      <w:start w:val="1"/>
+      <w:numFmt w:val="bullet"/>
+      <w:lvlText w:val=""/>
+      <w:lvlJc w:val="left"/>
+      <w:pPr>
+        <w:tabs>
+          <w:tab w:val="num" w:pos="2880"/>
+        </w:tabs>
+        <w:ind w:left="2880" w:hanging="360"/>
+      </w:pPr>
+      <w:rPr>
+        <w:rFonts w:ascii="Wingdings" w:hAnsi="Wingdings" w:hint="default"/>
+        <w:sz w:val="20"/>
+      </w:rPr>
+    </w:lvl>
+    <w:lvl w:ilvl="4" w:tentative="1">
+      <w:start w:val="1"/>
+      <w:numFmt w:val="bullet"/>
+      <w:lvlText w:val=""/>
+      <w:lvlJc w:val="left"/>
+      <w:pPr>
+        <w:tabs>
+          <w:tab w:val="num" w:pos="3600"/>
+        </w:tabs>
+        <w:ind w:left="3600" w:hanging="360"/>
+      </w:pPr>
+      <w:rPr>
+        <w:rFonts w:ascii="Wingdings" w:hAnsi="Wingdings" w:hint="default"/>
+        <w:sz w:val="20"/>
+      </w:rPr>
+    </w:lvl>
+    <w:lvl w:ilvl="5" w:tentative="1">
+      <w:start w:val="1"/>
+      <w:numFmt w:val="bullet"/>
+      <w:lvlText w:val=""/>
+      <w:lvlJc w:val="left"/>
+      <w:pPr>
+        <w:tabs>
+          <w:tab w:val="num" w:pos="4320"/>
+        </w:tabs>
+        <w:ind w:left="4320" w:hanging="360"/>
+      </w:pPr>
+      <w:rPr>
+        <w:rFonts w:ascii="Wingdings" w:hAnsi="Wingdings" w:hint="default"/>
+        <w:sz w:val="20"/>
+      </w:rPr>
+    </w:lvl>
+    <w:lvl w:ilvl="6" w:tentative="1">
+      <w:start w:val="1"/>
+      <w:numFmt w:val="bullet"/>
+      <w:lvlText w:val=""/>
+      <w:lvlJc w:val="left"/>
+      <w:pPr>
+        <w:tabs>
+          <w:tab w:val="num" w:pos="5040"/>
+        </w:tabs>
+        <w:ind w:left="5040" w:hanging="360"/>
+      </w:pPr>
+      <w:rPr>
+        <w:rFonts w:ascii="Wingdings" w:hAnsi="Wingdings" w:hint="default"/>
+        <w:sz w:val="20"/>
+      </w:rPr>
+    </w:lvl>
+    <w:lvl w:ilvl="7" w:tentative="1">
+      <w:start w:val="1"/>
+      <w:numFmt w:val="bullet"/>
+      <w:lvlText w:val=""/>
+      <w:lvlJc w:val="left"/>
+      <w:pPr>
+        <w:tabs>
+          <w:tab w:val="num" w:pos="5760"/>
+        </w:tabs>
+        <w:ind w:left="5760" w:hanging="360"/>
+      </w:pPr>
+      <w:rPr>
+        <w:rFonts w:ascii="Wingdings" w:hAnsi="Wingdings" w:hint="default"/>
+        <w:sz w:val="20"/>
+      </w:rPr>
+    </w:lvl>
+    <w:lvl w:ilvl="8" w:tentative="1">
+      <w:start w:val="1"/>
+      <w:numFmt w:val="bullet"/>
+      <w:lvlText w:val=""/>
+      <w:lvlJc w:val="left"/>
+      <w:pPr>
+        <w:tabs>
+          <w:tab w:val="num" w:pos="6480"/>
+        </w:tabs>
+        <w:ind w:left="6480" w:hanging="360"/>
+      </w:pPr>
+      <w:rPr>
+        <w:rFonts w:ascii="Wingdings" w:hAnsi="Wingdings" w:hint="default"/>
+        <w:sz w:val="20"/>
+      </w:rPr>
+    </w:lvl>
+  </w:abstractNum>
+  <w:abstractNum w:abstractNumId="4" w15:restartNumberingAfterBreak="0">
     <w:nsid w:val="0FAA2404"/>
     <w:multiLevelType w:val="hybridMultilevel"/>
     <w:tmpl w:val="E30CCE3C"/>
@@ -2401,7 +3437,7 @@
       </w:rPr>
     </w:lvl>
   </w:abstractNum>
-  <w:abstractNum w:abstractNumId="3" w15:restartNumberingAfterBreak="0">
+  <w:abstractNum w:abstractNumId="5" w15:restartNumberingAfterBreak="0">
     <w:nsid w:val="154643F9"/>
     <w:multiLevelType w:val="multilevel"/>
     <w:tmpl w:val="E418EBBC"/>
@@ -2518,7 +3554,156 @@
       </w:pPr>
     </w:lvl>
   </w:abstractNum>
-  <w:abstractNum w:abstractNumId="4" w15:restartNumberingAfterBreak="0">
+  <w:abstractNum w:abstractNumId="6" w15:restartNumberingAfterBreak="0">
+    <w:nsid w:val="1C3E3C2A"/>
+    <w:multiLevelType w:val="multilevel"/>
+    <w:tmpl w:val="C2C6A646"/>
+    <w:lvl w:ilvl="0">
+      <w:start w:val="1"/>
+      <w:numFmt w:val="bullet"/>
+      <w:lvlText w:val=""/>
+      <w:lvlJc w:val="left"/>
+      <w:pPr>
+        <w:tabs>
+          <w:tab w:val="num" w:pos="720"/>
+        </w:tabs>
+        <w:ind w:left="720" w:hanging="360"/>
+      </w:pPr>
+      <w:rPr>
+        <w:rFonts w:ascii="Symbol" w:hAnsi="Symbol" w:hint="default"/>
+        <w:sz w:val="20"/>
+      </w:rPr>
+    </w:lvl>
+    <w:lvl w:ilvl="1" w:tentative="1">
+      <w:start w:val="1"/>
+      <w:numFmt w:val="bullet"/>
+      <w:lvlText w:val="o"/>
+      <w:lvlJc w:val="left"/>
+      <w:pPr>
+        <w:tabs>
+          <w:tab w:val="num" w:pos="1440"/>
+        </w:tabs>
+        <w:ind w:left="1440" w:hanging="360"/>
+      </w:pPr>
+      <w:rPr>
+        <w:rFonts w:ascii="Courier New" w:hAnsi="Courier New" w:hint="default"/>
+        <w:sz w:val="20"/>
+      </w:rPr>
+    </w:lvl>
+    <w:lvl w:ilvl="2" w:tentative="1">
+      <w:start w:val="1"/>
+      <w:numFmt w:val="bullet"/>
+      <w:lvlText w:val=""/>
+      <w:lvlJc w:val="left"/>
+      <w:pPr>
+        <w:tabs>
+          <w:tab w:val="num" w:pos="2160"/>
+        </w:tabs>
+        <w:ind w:left="2160" w:hanging="360"/>
+      </w:pPr>
+      <w:rPr>
+        <w:rFonts w:ascii="Wingdings" w:hAnsi="Wingdings" w:hint="default"/>
+        <w:sz w:val="20"/>
+      </w:rPr>
+    </w:lvl>
+    <w:lvl w:ilvl="3" w:tentative="1">
+      <w:start w:val="1"/>
+      <w:numFmt w:val="bullet"/>
+      <w:lvlText w:val=""/>
+      <w:lvlJc w:val="left"/>
+      <w:pPr>
+        <w:tabs>
+          <w:tab w:val="num" w:pos="2880"/>
+        </w:tabs>
+        <w:ind w:left="2880" w:hanging="360"/>
+      </w:pPr>
+      <w:rPr>
+        <w:rFonts w:ascii="Wingdings" w:hAnsi="Wingdings" w:hint="default"/>
+        <w:sz w:val="20"/>
+      </w:rPr>
+    </w:lvl>
+    <w:lvl w:ilvl="4" w:tentative="1">
+      <w:start w:val="1"/>
+      <w:numFmt w:val="bullet"/>
+      <w:lvlText w:val=""/>
+      <w:lvlJc w:val="left"/>
+      <w:pPr>
+        <w:tabs>
+          <w:tab w:val="num" w:pos="3600"/>
+        </w:tabs>
+        <w:ind w:left="3600" w:hanging="360"/>
+      </w:pPr>
+      <w:rPr>
+        <w:rFonts w:ascii="Wingdings" w:hAnsi="Wingdings" w:hint="default"/>
+        <w:sz w:val="20"/>
+      </w:rPr>
+    </w:lvl>
+    <w:lvl w:ilvl="5" w:tentative="1">
+      <w:start w:val="1"/>
+      <w:numFmt w:val="bullet"/>
+      <w:lvlText w:val=""/>
+      <w:lvlJc w:val="left"/>
+      <w:pPr>
+        <w:tabs>
+          <w:tab w:val="num" w:pos="4320"/>
+        </w:tabs>
+        <w:ind w:left="4320" w:hanging="360"/>
+      </w:pPr>
+      <w:rPr>
+        <w:rFonts w:ascii="Wingdings" w:hAnsi="Wingdings" w:hint="default"/>
+        <w:sz w:val="20"/>
+      </w:rPr>
+    </w:lvl>
+    <w:lvl w:ilvl="6" w:tentative="1">
+      <w:start w:val="1"/>
+      <w:numFmt w:val="bullet"/>
+      <w:lvlText w:val=""/>
+      <w:lvlJc w:val="left"/>
+      <w:pPr>
+        <w:tabs>
+          <w:tab w:val="num" w:pos="5040"/>
+        </w:tabs>
+        <w:ind w:left="5040" w:hanging="360"/>
+      </w:pPr>
+      <w:rPr>
+        <w:rFonts w:ascii="Wingdings" w:hAnsi="Wingdings" w:hint="default"/>
+        <w:sz w:val="20"/>
+      </w:rPr>
+    </w:lvl>
+    <w:lvl w:ilvl="7" w:tentative="1">
+      <w:start w:val="1"/>
+      <w:numFmt w:val="bullet"/>
+      <w:lvlText w:val=""/>
+      <w:lvlJc w:val="left"/>
+      <w:pPr>
+        <w:tabs>
+          <w:tab w:val="num" w:pos="5760"/>
+        </w:tabs>
+        <w:ind w:left="5760" w:hanging="360"/>
+      </w:pPr>
+      <w:rPr>
+        <w:rFonts w:ascii="Wingdings" w:hAnsi="Wingdings" w:hint="default"/>
+        <w:sz w:val="20"/>
+      </w:rPr>
+    </w:lvl>
+    <w:lvl w:ilvl="8" w:tentative="1">
+      <w:start w:val="1"/>
+      <w:numFmt w:val="bullet"/>
+      <w:lvlText w:val=""/>
+      <w:lvlJc w:val="left"/>
+      <w:pPr>
+        <w:tabs>
+          <w:tab w:val="num" w:pos="6480"/>
+        </w:tabs>
+        <w:ind w:left="6480" w:hanging="360"/>
+      </w:pPr>
+      <w:rPr>
+        <w:rFonts w:ascii="Wingdings" w:hAnsi="Wingdings" w:hint="default"/>
+        <w:sz w:val="20"/>
+      </w:rPr>
+    </w:lvl>
+  </w:abstractNum>
+  <w:abstractNum w:abstractNumId="7" w15:restartNumberingAfterBreak="0">
     <w:nsid w:val="1DDA5F1C"/>
     <w:multiLevelType w:val="hybridMultilevel"/>
     <w:tmpl w:val="DBB0A4C4"/>
@@ -2631,7 +3816,7 @@
       </w:rPr>
     </w:lvl>
   </w:abstractNum>
-  <w:abstractNum w:abstractNumId="5" w15:restartNumberingAfterBreak="0">
+  <w:abstractNum w:abstractNumId="8" w15:restartNumberingAfterBreak="0">
     <w:nsid w:val="2413148D"/>
     <w:multiLevelType w:val="hybridMultilevel"/>
     <w:tmpl w:val="4D0046BC"/>
@@ -2744,7 +3929,7 @@
       </w:rPr>
     </w:lvl>
   </w:abstractNum>
-  <w:abstractNum w:abstractNumId="6" w15:restartNumberingAfterBreak="0">
+  <w:abstractNum w:abstractNumId="9" w15:restartNumberingAfterBreak="0">
     <w:nsid w:val="26647E10"/>
     <w:multiLevelType w:val="hybridMultilevel"/>
     <w:tmpl w:val="FF368036"/>
@@ -2857,7 +4042,7 @@
       </w:rPr>
     </w:lvl>
   </w:abstractNum>
-  <w:abstractNum w:abstractNumId="7" w15:restartNumberingAfterBreak="0">
+  <w:abstractNum w:abstractNumId="10" w15:restartNumberingAfterBreak="0">
     <w:nsid w:val="298D4CAD"/>
     <w:multiLevelType w:val="multilevel"/>
     <w:tmpl w:val="99B89668"/>
@@ -3006,7 +4191,120 @@
       </w:rPr>
     </w:lvl>
   </w:abstractNum>
-  <w:abstractNum w:abstractNumId="8" w15:restartNumberingAfterBreak="0">
+  <w:abstractNum w:abstractNumId="11" w15:restartNumberingAfterBreak="0">
+    <w:nsid w:val="323426FD"/>
+    <w:multiLevelType w:val="multilevel"/>
+    <w:tmpl w:val="D020D800"/>
+    <w:lvl w:ilvl="0">
+      <w:start w:val="1"/>
+      <w:numFmt w:val="decimal"/>
+      <w:lvlText w:val="%1."/>
+      <w:lvlJc w:val="left"/>
+      <w:pPr>
+        <w:tabs>
+          <w:tab w:val="num" w:pos="1068"/>
+        </w:tabs>
+        <w:ind w:left="1068" w:hanging="360"/>
+      </w:pPr>
+    </w:lvl>
+    <w:lvl w:ilvl="1" w:tentative="1">
+      <w:start w:val="1"/>
+      <w:numFmt w:val="decimal"/>
+      <w:lvlText w:val="%2."/>
+      <w:lvlJc w:val="left"/>
+      <w:pPr>
+        <w:tabs>
+          <w:tab w:val="num" w:pos="1788"/>
+        </w:tabs>
+        <w:ind w:left="1788" w:hanging="360"/>
+      </w:pPr>
+    </w:lvl>
+    <w:lvl w:ilvl="2" w:tentative="1">
+      <w:start w:val="1"/>
+      <w:numFmt w:val="decimal"/>
+      <w:lvlText w:val="%3."/>
+      <w:lvlJc w:val="left"/>
+      <w:pPr>
+        <w:tabs>
+          <w:tab w:val="num" w:pos="2508"/>
+        </w:tabs>
+        <w:ind w:left="2508" w:hanging="360"/>
+      </w:pPr>
+    </w:lvl>
+    <w:lvl w:ilvl="3" w:tentative="1">
+      <w:start w:val="1"/>
+      <w:numFmt w:val="decimal"/>
+      <w:lvlText w:val="%4."/>
+      <w:lvlJc w:val="left"/>
+      <w:pPr>
+        <w:tabs>
+          <w:tab w:val="num" w:pos="3228"/>
+        </w:tabs>
+        <w:ind w:left="3228" w:hanging="360"/>
+      </w:pPr>
+    </w:lvl>
+    <w:lvl w:ilvl="4" w:tentative="1">
+      <w:start w:val="1"/>
+      <w:numFmt w:val="decimal"/>
+      <w:lvlText w:val="%5."/>
+      <w:lvlJc w:val="left"/>
+      <w:pPr>
+        <w:tabs>
+          <w:tab w:val="num" w:pos="3948"/>
+        </w:tabs>
+        <w:ind w:left="3948" w:hanging="360"/>
+      </w:pPr>
+    </w:lvl>
+    <w:lvl w:ilvl="5" w:tentative="1">
+      <w:start w:val="1"/>
+      <w:numFmt w:val="decimal"/>
+      <w:lvlText w:val="%6."/>
+      <w:lvlJc w:val="left"/>
+      <w:pPr>
+        <w:tabs>
+          <w:tab w:val="num" w:pos="4668"/>
+        </w:tabs>
+        <w:ind w:left="4668" w:hanging="360"/>
+      </w:pPr>
+    </w:lvl>
+    <w:lvl w:ilvl="6" w:tentative="1">
+      <w:start w:val="1"/>
+      <w:numFmt w:val="decimal"/>
+      <w:lvlText w:val="%7."/>
+      <w:lvlJc w:val="left"/>
+      <w:pPr>
+        <w:tabs>
+          <w:tab w:val="num" w:pos="5388"/>
+        </w:tabs>
+        <w:ind w:left="5388" w:hanging="360"/>
+      </w:pPr>
+    </w:lvl>
+    <w:lvl w:ilvl="7" w:tentative="1">
+      <w:start w:val="1"/>
+      <w:numFmt w:val="decimal"/>
+      <w:lvlText w:val="%8."/>
+      <w:lvlJc w:val="left"/>
+      <w:pPr>
+        <w:tabs>
+          <w:tab w:val="num" w:pos="6108"/>
+        </w:tabs>
+        <w:ind w:left="6108" w:hanging="360"/>
+      </w:pPr>
+    </w:lvl>
+    <w:lvl w:ilvl="8" w:tentative="1">
+      <w:start w:val="1"/>
+      <w:numFmt w:val="decimal"/>
+      <w:lvlText w:val="%9."/>
+      <w:lvlJc w:val="left"/>
+      <w:pPr>
+        <w:tabs>
+          <w:tab w:val="num" w:pos="6828"/>
+        </w:tabs>
+        <w:ind w:left="6828" w:hanging="360"/>
+      </w:pPr>
+    </w:lvl>
+  </w:abstractNum>
+  <w:abstractNum w:abstractNumId="12" w15:restartNumberingAfterBreak="0">
     <w:nsid w:val="36DB1F65"/>
     <w:multiLevelType w:val="multilevel"/>
     <w:tmpl w:val="579A4734"/>
@@ -3127,7 +4425,7 @@
       </w:pPr>
     </w:lvl>
   </w:abstractNum>
-  <w:abstractNum w:abstractNumId="9" w15:restartNumberingAfterBreak="0">
+  <w:abstractNum w:abstractNumId="13" w15:restartNumberingAfterBreak="0">
     <w:nsid w:val="4D2D6D51"/>
     <w:multiLevelType w:val="hybridMultilevel"/>
     <w:tmpl w:val="F7DA1076"/>
@@ -3240,7 +4538,7 @@
       </w:rPr>
     </w:lvl>
   </w:abstractNum>
-  <w:abstractNum w:abstractNumId="10" w15:restartNumberingAfterBreak="0">
+  <w:abstractNum w:abstractNumId="14" w15:restartNumberingAfterBreak="0">
     <w:nsid w:val="4DC54D68"/>
     <w:multiLevelType w:val="multilevel"/>
     <w:tmpl w:val="89DAEB2E"/>
@@ -3357,7 +4655,7 @@
       </w:pPr>
     </w:lvl>
   </w:abstractNum>
-  <w:abstractNum w:abstractNumId="11" w15:restartNumberingAfterBreak="0">
+  <w:abstractNum w:abstractNumId="15" w15:restartNumberingAfterBreak="0">
     <w:nsid w:val="5B3E2BC6"/>
     <w:multiLevelType w:val="hybridMultilevel"/>
     <w:tmpl w:val="2DB24EE6"/>
@@ -3470,7 +4768,7 @@
       </w:rPr>
     </w:lvl>
   </w:abstractNum>
-  <w:abstractNum w:abstractNumId="12" w15:restartNumberingAfterBreak="0">
+  <w:abstractNum w:abstractNumId="16" w15:restartNumberingAfterBreak="0">
     <w:nsid w:val="611B0BAF"/>
     <w:multiLevelType w:val="multilevel"/>
     <w:tmpl w:val="B1D25994"/>
@@ -3619,7 +4917,156 @@
       </w:rPr>
     </w:lvl>
   </w:abstractNum>
-  <w:abstractNum w:abstractNumId="13" w15:restartNumberingAfterBreak="0">
+  <w:abstractNum w:abstractNumId="17" w15:restartNumberingAfterBreak="0">
+    <w:nsid w:val="6C53690F"/>
+    <w:multiLevelType w:val="multilevel"/>
+    <w:tmpl w:val="7E66A890"/>
+    <w:lvl w:ilvl="0">
+      <w:start w:val="1"/>
+      <w:numFmt w:val="bullet"/>
+      <w:lvlText w:val=""/>
+      <w:lvlJc w:val="left"/>
+      <w:pPr>
+        <w:tabs>
+          <w:tab w:val="num" w:pos="720"/>
+        </w:tabs>
+        <w:ind w:left="720" w:hanging="360"/>
+      </w:pPr>
+      <w:rPr>
+        <w:rFonts w:ascii="Symbol" w:hAnsi="Symbol" w:hint="default"/>
+        <w:sz w:val="20"/>
+      </w:rPr>
+    </w:lvl>
+    <w:lvl w:ilvl="1" w:tentative="1">
+      <w:start w:val="1"/>
+      <w:numFmt w:val="bullet"/>
+      <w:lvlText w:val="o"/>
+      <w:lvlJc w:val="left"/>
+      <w:pPr>
+        <w:tabs>
+          <w:tab w:val="num" w:pos="1440"/>
+        </w:tabs>
+        <w:ind w:left="1440" w:hanging="360"/>
+      </w:pPr>
+      <w:rPr>
+        <w:rFonts w:ascii="Courier New" w:hAnsi="Courier New" w:hint="default"/>
+        <w:sz w:val="20"/>
+      </w:rPr>
+    </w:lvl>
+    <w:lvl w:ilvl="2" w:tentative="1">
+      <w:start w:val="1"/>
+      <w:numFmt w:val="bullet"/>
+      <w:lvlText w:val=""/>
+      <w:lvlJc w:val="left"/>
+      <w:pPr>
+        <w:tabs>
+          <w:tab w:val="num" w:pos="2160"/>
+        </w:tabs>
+        <w:ind w:left="2160" w:hanging="360"/>
+      </w:pPr>
+      <w:rPr>
+        <w:rFonts w:ascii="Wingdings" w:hAnsi="Wingdings" w:hint="default"/>
+        <w:sz w:val="20"/>
+      </w:rPr>
+    </w:lvl>
+    <w:lvl w:ilvl="3" w:tentative="1">
+      <w:start w:val="1"/>
+      <w:numFmt w:val="bullet"/>
+      <w:lvlText w:val=""/>
+      <w:lvlJc w:val="left"/>
+      <w:pPr>
+        <w:tabs>
+          <w:tab w:val="num" w:pos="2880"/>
+        </w:tabs>
+        <w:ind w:left="2880" w:hanging="360"/>
+      </w:pPr>
+      <w:rPr>
+        <w:rFonts w:ascii="Wingdings" w:hAnsi="Wingdings" w:hint="default"/>
+        <w:sz w:val="20"/>
+      </w:rPr>
+    </w:lvl>
+    <w:lvl w:ilvl="4" w:tentative="1">
+      <w:start w:val="1"/>
+      <w:numFmt w:val="bullet"/>
+      <w:lvlText w:val=""/>
+      <w:lvlJc w:val="left"/>
+      <w:pPr>
+        <w:tabs>
+          <w:tab w:val="num" w:pos="3600"/>
+        </w:tabs>
+        <w:ind w:left="3600" w:hanging="360"/>
+      </w:pPr>
+      <w:rPr>
+        <w:rFonts w:ascii="Wingdings" w:hAnsi="Wingdings" w:hint="default"/>
+        <w:sz w:val="20"/>
+      </w:rPr>
+    </w:lvl>
+    <w:lvl w:ilvl="5" w:tentative="1">
+      <w:start w:val="1"/>
+      <w:numFmt w:val="bullet"/>
+      <w:lvlText w:val=""/>
+      <w:lvlJc w:val="left"/>
+      <w:pPr>
+        <w:tabs>
+          <w:tab w:val="num" w:pos="4320"/>
+        </w:tabs>
+        <w:ind w:left="4320" w:hanging="360"/>
+      </w:pPr>
+      <w:rPr>
+        <w:rFonts w:ascii="Wingdings" w:hAnsi="Wingdings" w:hint="default"/>
+        <w:sz w:val="20"/>
+      </w:rPr>
+    </w:lvl>
+    <w:lvl w:ilvl="6" w:tentative="1">
+      <w:start w:val="1"/>
+      <w:numFmt w:val="bullet"/>
+      <w:lvlText w:val=""/>
+      <w:lvlJc w:val="left"/>
+      <w:pPr>
+        <w:tabs>
+          <w:tab w:val="num" w:pos="5040"/>
+        </w:tabs>
+        <w:ind w:left="5040" w:hanging="360"/>
+      </w:pPr>
+      <w:rPr>
+        <w:rFonts w:ascii="Wingdings" w:hAnsi="Wingdings" w:hint="default"/>
+        <w:sz w:val="20"/>
+      </w:rPr>
+    </w:lvl>
+    <w:lvl w:ilvl="7" w:tentative="1">
+      <w:start w:val="1"/>
+      <w:numFmt w:val="bullet"/>
+      <w:lvlText w:val=""/>
+      <w:lvlJc w:val="left"/>
+      <w:pPr>
+        <w:tabs>
+          <w:tab w:val="num" w:pos="5760"/>
+        </w:tabs>
+        <w:ind w:left="5760" w:hanging="360"/>
+      </w:pPr>
+      <w:rPr>
+        <w:rFonts w:ascii="Wingdings" w:hAnsi="Wingdings" w:hint="default"/>
+        <w:sz w:val="20"/>
+      </w:rPr>
+    </w:lvl>
+    <w:lvl w:ilvl="8" w:tentative="1">
+      <w:start w:val="1"/>
+      <w:numFmt w:val="bullet"/>
+      <w:lvlText w:val=""/>
+      <w:lvlJc w:val="left"/>
+      <w:pPr>
+        <w:tabs>
+          <w:tab w:val="num" w:pos="6480"/>
+        </w:tabs>
+        <w:ind w:left="6480" w:hanging="360"/>
+      </w:pPr>
+      <w:rPr>
+        <w:rFonts w:ascii="Wingdings" w:hAnsi="Wingdings" w:hint="default"/>
+        <w:sz w:val="20"/>
+      </w:rPr>
+    </w:lvl>
+  </w:abstractNum>
+  <w:abstractNum w:abstractNumId="18" w15:restartNumberingAfterBreak="0">
     <w:nsid w:val="717F5CBC"/>
     <w:multiLevelType w:val="multilevel"/>
     <w:tmpl w:val="E8685FCE"/>
@@ -3768,7 +5215,7 @@
       </w:rPr>
     </w:lvl>
   </w:abstractNum>
-  <w:abstractNum w:abstractNumId="14" w15:restartNumberingAfterBreak="0">
+  <w:abstractNum w:abstractNumId="19" w15:restartNumberingAfterBreak="0">
     <w:nsid w:val="7B257E63"/>
     <w:multiLevelType w:val="multilevel"/>
     <w:tmpl w:val="D8C6BB38"/>
@@ -3918,49 +5365,64 @@
     </w:lvl>
   </w:abstractNum>
   <w:num w:numId="1" w16cid:durableId="6182044">
+    <w:abstractNumId w:val="13"/>
+  </w:num>
+  <w:num w:numId="2" w16cid:durableId="1611468976">
+    <w:abstractNumId w:val="15"/>
+  </w:num>
+  <w:num w:numId="3" w16cid:durableId="1836997688">
+    <w:abstractNumId w:val="4"/>
+  </w:num>
+  <w:num w:numId="4" w16cid:durableId="2122146868">
+    <w:abstractNumId w:val="7"/>
+  </w:num>
+  <w:num w:numId="5" w16cid:durableId="1681155461">
     <w:abstractNumId w:val="9"/>
   </w:num>
-  <w:num w:numId="2" w16cid:durableId="1611468976">
-    <w:abstractNumId w:val="11"/>
-  </w:num>
-  <w:num w:numId="3" w16cid:durableId="1836997688">
-    <w:abstractNumId w:val="2"/>
-  </w:num>
-  <w:num w:numId="4" w16cid:durableId="2122146868">
-    <w:abstractNumId w:val="4"/>
-  </w:num>
-  <w:num w:numId="5" w16cid:durableId="1681155461">
-    <w:abstractNumId w:val="6"/>
-  </w:num>
   <w:num w:numId="6" w16cid:durableId="2038313790">
-    <w:abstractNumId w:val="8"/>
+    <w:abstractNumId w:val="12"/>
   </w:num>
   <w:num w:numId="7" w16cid:durableId="1888907371">
-    <w:abstractNumId w:val="13"/>
+    <w:abstractNumId w:val="18"/>
   </w:num>
   <w:num w:numId="8" w16cid:durableId="591091150">
-    <w:abstractNumId w:val="3"/>
+    <w:abstractNumId w:val="5"/>
   </w:num>
   <w:num w:numId="9" w16cid:durableId="1138767765">
     <w:abstractNumId w:val="0"/>
   </w:num>
   <w:num w:numId="10" w16cid:durableId="1057897067">
-    <w:abstractNumId w:val="7"/>
+    <w:abstractNumId w:val="10"/>
   </w:num>
   <w:num w:numId="11" w16cid:durableId="1623343921">
-    <w:abstractNumId w:val="10"/>
+    <w:abstractNumId w:val="14"/>
   </w:num>
   <w:num w:numId="12" w16cid:durableId="2015574613">
-    <w:abstractNumId w:val="12"/>
+    <w:abstractNumId w:val="16"/>
   </w:num>
   <w:num w:numId="13" w16cid:durableId="1520463401">
+    <w:abstractNumId w:val="2"/>
+  </w:num>
+  <w:num w:numId="14" w16cid:durableId="1894778128">
+    <w:abstractNumId w:val="19"/>
+  </w:num>
+  <w:num w:numId="15" w16cid:durableId="1067344486">
+    <w:abstractNumId w:val="8"/>
+  </w:num>
+  <w:num w:numId="16" w16cid:durableId="1406150742">
+    <w:abstractNumId w:val="3"/>
+  </w:num>
+  <w:num w:numId="17" w16cid:durableId="145975681">
+    <w:abstractNumId w:val="17"/>
+  </w:num>
+  <w:num w:numId="18" w16cid:durableId="2035112232">
     <w:abstractNumId w:val="1"/>
   </w:num>
-  <w:num w:numId="14" w16cid:durableId="1894778128">
-    <w:abstractNumId w:val="14"/>
+  <w:num w:numId="19" w16cid:durableId="2075227941">
+    <w:abstractNumId w:val="11"/>
   </w:num>
-  <w:num w:numId="15" w16cid:durableId="1067344486">
-    <w:abstractNumId w:val="5"/>
+  <w:num w:numId="20" w16cid:durableId="574125356">
+    <w:abstractNumId w:val="6"/>
   </w:num>
 </w:numbering>
 </file>
@@ -4434,6 +5896,29 @@
       <w:szCs w:val="24"/>
     </w:rPr>
   </w:style>
+  <w:style w:type="paragraph" w:styleId="Heading4">
+    <w:name w:val="heading 4"/>
+    <w:basedOn w:val="Normal"/>
+    <w:next w:val="Normal"/>
+    <w:link w:val="Heading4Char"/>
+    <w:uiPriority w:val="9"/>
+    <w:semiHidden/>
+    <w:unhideWhenUsed/>
+    <w:qFormat/>
+    <w:rsid w:val="00FE34CF"/>
+    <w:pPr>
+      <w:keepNext/>
+      <w:keepLines/>
+      <w:spacing w:before="40" w:after="0"/>
+      <w:outlineLvl w:val="3"/>
+    </w:pPr>
+    <w:rPr>
+      <w:rFonts w:asciiTheme="majorHAnsi" w:eastAsiaTheme="majorEastAsia" w:hAnsiTheme="majorHAnsi" w:cstheme="majorBidi"/>
+      <w:i/>
+      <w:iCs/>
+      <w:color w:val="2F5496" w:themeColor="accent1" w:themeShade="BF"/>
+    </w:rPr>
+  </w:style>
   <w:style w:type="character" w:default="1" w:styleId="DefaultParagraphFont">
     <w:name w:val="Default Paragraph Font"/>
     <w:uiPriority w:val="1"/>
@@ -4626,6 +6111,20 @@
       <w:color w:val="1F3763" w:themeColor="accent1" w:themeShade="7F"/>
       <w:sz w:val="24"/>
       <w:szCs w:val="24"/>
+    </w:rPr>
+  </w:style>
+  <w:style w:type="character" w:customStyle="1" w:styleId="Heading4Char">
+    <w:name w:val="Heading 4 Char"/>
+    <w:basedOn w:val="DefaultParagraphFont"/>
+    <w:link w:val="Heading4"/>
+    <w:uiPriority w:val="9"/>
+    <w:semiHidden/>
+    <w:rsid w:val="00FE34CF"/>
+    <w:rPr>
+      <w:rFonts w:asciiTheme="majorHAnsi" w:eastAsiaTheme="majorEastAsia" w:hAnsiTheme="majorHAnsi" w:cstheme="majorBidi"/>
+      <w:i/>
+      <w:iCs/>
+      <w:color w:val="2F5496" w:themeColor="accent1" w:themeShade="BF"/>
     </w:rPr>
   </w:style>
 </w:styles>

--- a/Checkpoint 4/CPIV-16.docx
+++ b/Checkpoint 4/CPIV-16.docx
@@ -50,7 +50,13 @@
                     <wp:inline distT="0" distB="0" distL="0" distR="0" wp14:anchorId="2EE18646" wp14:editId="75B34319">
                       <wp:extent cx="2018582" cy="1299226"/>
                       <wp:effectExtent l="0" t="0" r="1270" b="0"/>
-                      <wp:docPr id="3" name="Group 3"/>
+                      <wp:docPr id="3" name="Group 3">
+                        <a:extLst xmlns:a="http://schemas.openxmlformats.org/drawingml/2006/main">
+                          <a:ext uri="{FF2B5EF4-FFF2-40B4-BE49-F238E27FC236}">
+                            <a16:creationId xmlns:a16="http://schemas.microsoft.com/office/drawing/2014/main" id="{4FCD4224-8FFC-4E99-8FAF-A5193178F85E}"/>
+                          </a:ext>
+                        </a:extLst>
+                      </wp:docPr>
                       <wp:cNvGraphicFramePr/>
                       <a:graphic xmlns:a="http://schemas.openxmlformats.org/drawingml/2006/main">
                         <a:graphicData uri="http://schemas.microsoft.com/office/word/2010/wordprocessingGroup">
@@ -72,7 +78,7 @@
                                 </pic:cNvPicPr>
                               </pic:nvPicPr>
                               <pic:blipFill rotWithShape="1">
-                                <a:blip r:embed="rId6" cstate="print">
+                                <a:blip r:embed="rId5" cstate="print">
                                   <a:extLst>
                                     <a:ext uri="{28A0092B-C50C-407E-A947-70E740481C1C}">
                                       <a14:useLocalDpi xmlns:a14="http://schemas.microsoft.com/office/drawing/2010/main" val="0"/>
@@ -189,7 +195,7 @@
                         <o:lock v:ext="edit" aspectratio="t"/>
                       </v:shapetype>
                       <v:shape id="Picture 1" o:spid="_x0000_s1027" type="#_x0000_t75" style="position:absolute;left:3450;width:20186;height:12130;visibility:visible;mso-wrap-style:square" o:gfxdata="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">
-                        <v:imagedata r:id="rId7" o:title="" croptop="2772f" cropbottom="7678f" cropleft="7693f" cropright="7835f"/>
+                        <v:imagedata r:id="rId6" o:title="" croptop="2772f" cropbottom="7678f" cropleft="7693f" cropright="7835f"/>
                       </v:shape>
                       <v:shapetype id="_x0000_t202" coordsize="21600,21600" o:spt="202" path="m,l,21600r21600,l21600,xe">
                         <v:stroke joinstyle="miter"/>
@@ -708,7 +714,7 @@
       <w:pPr>
         <w:numPr>
           <w:ilvl w:val="0"/>
-          <w:numId w:val="16"/>
+          <w:numId w:val="4"/>
         </w:numPr>
         <w:spacing w:after="0"/>
         <w:jc w:val="left"/>
@@ -745,7 +751,7 @@
       <w:pPr>
         <w:numPr>
           <w:ilvl w:val="0"/>
-          <w:numId w:val="16"/>
+          <w:numId w:val="4"/>
         </w:numPr>
         <w:spacing w:after="0"/>
         <w:jc w:val="left"/>
@@ -798,7 +804,7 @@
       <w:pPr>
         <w:numPr>
           <w:ilvl w:val="0"/>
-          <w:numId w:val="16"/>
+          <w:numId w:val="4"/>
         </w:numPr>
         <w:spacing w:after="0"/>
         <w:jc w:val="left"/>
@@ -851,7 +857,7 @@
       <w:pPr>
         <w:numPr>
           <w:ilvl w:val="0"/>
-          <w:numId w:val="16"/>
+          <w:numId w:val="4"/>
         </w:numPr>
         <w:spacing w:after="0"/>
         <w:jc w:val="left"/>
@@ -935,7 +941,7 @@
       <w:pPr>
         <w:numPr>
           <w:ilvl w:val="0"/>
-          <w:numId w:val="6"/>
+          <w:numId w:val="15"/>
         </w:numPr>
         <w:spacing w:after="0"/>
         <w:jc w:val="left"/>
@@ -956,7 +962,7 @@
       <w:pPr>
         <w:numPr>
           <w:ilvl w:val="1"/>
-          <w:numId w:val="6"/>
+          <w:numId w:val="15"/>
         </w:numPr>
         <w:spacing w:after="0"/>
         <w:jc w:val="left"/>
@@ -975,7 +981,7 @@
       <w:pPr>
         <w:numPr>
           <w:ilvl w:val="1"/>
-          <w:numId w:val="6"/>
+          <w:numId w:val="15"/>
         </w:numPr>
         <w:spacing w:after="0"/>
         <w:jc w:val="left"/>
@@ -994,7 +1000,7 @@
       <w:pPr>
         <w:numPr>
           <w:ilvl w:val="0"/>
-          <w:numId w:val="6"/>
+          <w:numId w:val="15"/>
         </w:numPr>
         <w:spacing w:after="0"/>
         <w:jc w:val="left"/>
@@ -1015,7 +1021,7 @@
       <w:pPr>
         <w:numPr>
           <w:ilvl w:val="1"/>
-          <w:numId w:val="6"/>
+          <w:numId w:val="15"/>
         </w:numPr>
         <w:spacing w:after="0"/>
         <w:jc w:val="left"/>
@@ -1076,7 +1082,7 @@
       <w:pPr>
         <w:numPr>
           <w:ilvl w:val="1"/>
-          <w:numId w:val="6"/>
+          <w:numId w:val="15"/>
         </w:numPr>
         <w:spacing w:after="0"/>
         <w:jc w:val="left"/>
@@ -1095,7 +1101,7 @@
       <w:pPr>
         <w:numPr>
           <w:ilvl w:val="1"/>
-          <w:numId w:val="6"/>
+          <w:numId w:val="15"/>
         </w:numPr>
         <w:spacing w:after="0"/>
         <w:jc w:val="left"/>
@@ -1126,7 +1132,7 @@
       <w:pPr>
         <w:numPr>
           <w:ilvl w:val="0"/>
-          <w:numId w:val="6"/>
+          <w:numId w:val="15"/>
         </w:numPr>
         <w:spacing w:after="0"/>
         <w:jc w:val="left"/>
@@ -1147,7 +1153,7 @@
       <w:pPr>
         <w:numPr>
           <w:ilvl w:val="1"/>
-          <w:numId w:val="6"/>
+          <w:numId w:val="15"/>
         </w:numPr>
         <w:spacing w:after="0"/>
         <w:jc w:val="left"/>
@@ -1188,7 +1194,7 @@
       <w:pPr>
         <w:numPr>
           <w:ilvl w:val="1"/>
-          <w:numId w:val="6"/>
+          <w:numId w:val="15"/>
         </w:numPr>
         <w:spacing w:after="0"/>
         <w:jc w:val="left"/>
@@ -1207,7 +1213,7 @@
       <w:pPr>
         <w:numPr>
           <w:ilvl w:val="1"/>
-          <w:numId w:val="6"/>
+          <w:numId w:val="15"/>
         </w:numPr>
         <w:spacing w:after="0"/>
         <w:jc w:val="left"/>
@@ -1226,7 +1232,7 @@
       <w:pPr>
         <w:numPr>
           <w:ilvl w:val="0"/>
-          <w:numId w:val="6"/>
+          <w:numId w:val="15"/>
         </w:numPr>
         <w:spacing w:after="0"/>
         <w:jc w:val="left"/>
@@ -1247,7 +1253,7 @@
       <w:pPr>
         <w:numPr>
           <w:ilvl w:val="1"/>
-          <w:numId w:val="6"/>
+          <w:numId w:val="15"/>
         </w:numPr>
         <w:spacing w:after="0"/>
         <w:jc w:val="left"/>
@@ -1266,7 +1272,7 @@
       <w:pPr>
         <w:numPr>
           <w:ilvl w:val="1"/>
-          <w:numId w:val="6"/>
+          <w:numId w:val="15"/>
         </w:numPr>
         <w:spacing w:after="0"/>
         <w:jc w:val="left"/>
@@ -1285,7 +1291,7 @@
       <w:pPr>
         <w:numPr>
           <w:ilvl w:val="0"/>
-          <w:numId w:val="6"/>
+          <w:numId w:val="15"/>
         </w:numPr>
         <w:spacing w:after="0"/>
         <w:jc w:val="left"/>
@@ -1306,7 +1312,7 @@
       <w:pPr>
         <w:numPr>
           <w:ilvl w:val="1"/>
-          <w:numId w:val="6"/>
+          <w:numId w:val="15"/>
         </w:numPr>
         <w:spacing w:after="0"/>
         <w:jc w:val="left"/>
@@ -1325,7 +1331,7 @@
       <w:pPr>
         <w:numPr>
           <w:ilvl w:val="1"/>
-          <w:numId w:val="6"/>
+          <w:numId w:val="15"/>
         </w:numPr>
         <w:spacing w:after="0"/>
         <w:jc w:val="left"/>
@@ -1369,7 +1375,7 @@
             <wp:docPr id="818654628" name="drawing">
               <a:extLst xmlns:a="http://schemas.openxmlformats.org/drawingml/2006/main">
                 <a:ext uri="{FF2B5EF4-FFF2-40B4-BE49-F238E27FC236}">
-                  <a16:creationId xmlns:a16="http://schemas.microsoft.com/office/drawing/2014/main" id="{12B21519-E7C1-4617-8F2F-7F1C7893B464}"/>
+                  <a16:creationId xmlns:a16="http://schemas.microsoft.com/office/drawing/2014/main" id="{D74FBD84-1CAF-4BB5-963D-F57EE23D57E7}"/>
                 </a:ext>
               </a:extLst>
             </wp:docPr>
@@ -1384,7 +1390,7 @@
                     <pic:cNvPicPr/>
                   </pic:nvPicPr>
                   <pic:blipFill>
-                    <a:blip r:embed="rId8" cstate="print">
+                    <a:blip r:embed="rId7" cstate="print">
                       <a:extLst>
                         <a:ext uri="{28A0092B-C50C-407E-A947-70E740481C1C}">
                           <a14:useLocalDpi xmlns:a14="http://schemas.microsoft.com/office/drawing/2010/main" val="0"/>
@@ -1429,7 +1435,7 @@
       <w:pPr>
         <w:numPr>
           <w:ilvl w:val="0"/>
-          <w:numId w:val="9"/>
+          <w:numId w:val="3"/>
         </w:numPr>
         <w:jc w:val="left"/>
         <w:rPr>
@@ -1455,7 +1461,7 @@
       <w:pPr>
         <w:numPr>
           <w:ilvl w:val="0"/>
-          <w:numId w:val="9"/>
+          <w:numId w:val="3"/>
         </w:numPr>
         <w:jc w:val="left"/>
         <w:rPr>
@@ -1481,7 +1487,7 @@
       <w:pPr>
         <w:numPr>
           <w:ilvl w:val="0"/>
-          <w:numId w:val="9"/>
+          <w:numId w:val="3"/>
         </w:numPr>
         <w:jc w:val="left"/>
         <w:rPr>
@@ -1559,7 +1565,7 @@
         <w:pStyle w:val="ListParagraph"/>
         <w:numPr>
           <w:ilvl w:val="0"/>
-          <w:numId w:val="15"/>
+          <w:numId w:val="2"/>
         </w:numPr>
         <w:jc w:val="left"/>
         <w:rPr>
@@ -1578,7 +1584,7 @@
         <w:pStyle w:val="ListParagraph"/>
         <w:numPr>
           <w:ilvl w:val="0"/>
-          <w:numId w:val="15"/>
+          <w:numId w:val="2"/>
         </w:numPr>
         <w:jc w:val="left"/>
         <w:rPr>
@@ -1626,7 +1632,7 @@
       <w:pPr>
         <w:numPr>
           <w:ilvl w:val="0"/>
-          <w:numId w:val="11"/>
+          <w:numId w:val="8"/>
         </w:numPr>
         <w:jc w:val="left"/>
       </w:pPr>
@@ -1642,7 +1648,7 @@
       <w:pPr>
         <w:numPr>
           <w:ilvl w:val="1"/>
-          <w:numId w:val="11"/>
+          <w:numId w:val="8"/>
         </w:numPr>
         <w:jc w:val="left"/>
         <w:rPr>
@@ -1660,7 +1666,7 @@
       <w:pPr>
         <w:numPr>
           <w:ilvl w:val="1"/>
-          <w:numId w:val="11"/>
+          <w:numId w:val="8"/>
         </w:numPr>
         <w:jc w:val="left"/>
         <w:rPr>
@@ -1678,7 +1684,7 @@
       <w:pPr>
         <w:numPr>
           <w:ilvl w:val="1"/>
-          <w:numId w:val="11"/>
+          <w:numId w:val="8"/>
         </w:numPr>
         <w:jc w:val="left"/>
         <w:rPr>
@@ -1724,7 +1730,7 @@
       <w:pPr>
         <w:numPr>
           <w:ilvl w:val="0"/>
-          <w:numId w:val="11"/>
+          <w:numId w:val="8"/>
         </w:numPr>
         <w:jc w:val="left"/>
       </w:pPr>
@@ -1740,7 +1746,7 @@
       <w:pPr>
         <w:numPr>
           <w:ilvl w:val="1"/>
-          <w:numId w:val="11"/>
+          <w:numId w:val="8"/>
         </w:numPr>
         <w:jc w:val="left"/>
         <w:rPr>
@@ -1772,7 +1778,7 @@
       <w:pPr>
         <w:numPr>
           <w:ilvl w:val="1"/>
-          <w:numId w:val="11"/>
+          <w:numId w:val="8"/>
         </w:numPr>
         <w:jc w:val="left"/>
         <w:rPr>
@@ -1790,7 +1796,7 @@
       <w:pPr>
         <w:numPr>
           <w:ilvl w:val="0"/>
-          <w:numId w:val="11"/>
+          <w:numId w:val="8"/>
         </w:numPr>
         <w:jc w:val="left"/>
       </w:pPr>
@@ -1806,7 +1812,7 @@
       <w:pPr>
         <w:numPr>
           <w:ilvl w:val="1"/>
-          <w:numId w:val="11"/>
+          <w:numId w:val="8"/>
         </w:numPr>
         <w:jc w:val="left"/>
         <w:rPr>
@@ -1876,7 +1882,7 @@
       <w:pPr>
         <w:numPr>
           <w:ilvl w:val="1"/>
-          <w:numId w:val="11"/>
+          <w:numId w:val="8"/>
         </w:numPr>
         <w:jc w:val="left"/>
         <w:rPr>
@@ -1999,6 +2005,524 @@
     <w:p>
       <w:pPr>
         <w:pStyle w:val="ListParagraph"/>
+        <w:numPr>
+          <w:ilvl w:val="0"/>
+          <w:numId w:val="14"/>
+        </w:numPr>
+        <w:spacing w:after="0"/>
+        <w:jc w:val="left"/>
+        <w:rPr>
+          <w:highlight w:val="yellow"/>
+          <w:lang w:val="en-US"/>
+        </w:rPr>
+      </w:pPr>
+      <w:r>
+        <w:rPr>
+          <w:highlight w:val="yellow"/>
+          <w:lang w:val="en-US"/>
+        </w:rPr>
+        <w:t>Display the top-selling Pokémon cards across the currently selected filters.</w:t>
+      </w:r>
+      <w:r>
+        <w:rPr>
+          <w:highlight w:val="yellow"/>
+          <w:lang w:val="en-US"/>
+        </w:rPr>
+        <w:br/>
+        <w:t>It emphasizes comparative magnitude through horizontal bar lengths.</w:t>
+      </w:r>
+    </w:p>
+    <w:p>
+      <w:pPr>
+        <w:spacing w:after="0"/>
+        <w:jc w:val="left"/>
+        <w:rPr>
+          <w:highlight w:val="yellow"/>
+          <w:lang w:val="en-US"/>
+        </w:rPr>
+      </w:pPr>
+      <w:r>
+        <w:rPr>
+          <w:b/>
+          <w:bCs/>
+          <w:highlight w:val="yellow"/>
+          <w:lang w:val="en-US"/>
+        </w:rPr>
+        <w:t>Enter Phase:</w:t>
+      </w:r>
+    </w:p>
+    <w:p>
+      <w:pPr>
+        <w:pStyle w:val="ListParagraph"/>
+        <w:numPr>
+          <w:ilvl w:val="0"/>
+          <w:numId w:val="14"/>
+        </w:numPr>
+        <w:spacing w:after="0"/>
+        <w:jc w:val="left"/>
+        <w:rPr>
+          <w:highlight w:val="yellow"/>
+          <w:lang w:val="en-US"/>
+        </w:rPr>
+      </w:pPr>
+      <w:r>
+        <w:rPr>
+          <w:highlight w:val="yellow"/>
+          <w:lang w:val="en-US"/>
+        </w:rPr>
+        <w:t>When the filtered dataset changes, new bar elements are created only for cards that were not previously displayed.</w:t>
+      </w:r>
+      <w:r>
+        <w:rPr>
+          <w:highlight w:val="yellow"/>
+          <w:lang w:val="en-US"/>
+        </w:rPr>
+        <w:br/>
+        <w:t>Each new bar starts with zero width and low opacity, gradually expanding to its full size during the animation.</w:t>
+      </w:r>
+      <w:r>
+        <w:rPr>
+          <w:highlight w:val="yellow"/>
+          <w:lang w:val="en-US"/>
+        </w:rPr>
+        <w:br/>
+        <w:t xml:space="preserve">This design choice allows users to perceive new entries as appearing </w:t>
+      </w:r>
+      <w:r>
+        <w:rPr>
+          <w:i/>
+          <w:iCs/>
+          <w:highlight w:val="yellow"/>
+          <w:lang w:val="en-US"/>
+        </w:rPr>
+        <w:t>into</w:t>
+      </w:r>
+      <w:r>
+        <w:rPr>
+          <w:highlight w:val="yellow"/>
+          <w:lang w:val="en-US"/>
+        </w:rPr>
+        <w:t xml:space="preserve"> the ranking, rather than abruptly replacing others.</w:t>
+      </w:r>
+    </w:p>
+    <w:p>
+      <w:pPr>
+        <w:spacing w:after="0"/>
+        <w:jc w:val="left"/>
+        <w:rPr>
+          <w:highlight w:val="yellow"/>
+          <w:lang w:val="en-US"/>
+        </w:rPr>
+      </w:pPr>
+      <w:r>
+        <w:rPr>
+          <w:b/>
+          <w:bCs/>
+          <w:highlight w:val="yellow"/>
+          <w:lang w:val="en-US"/>
+        </w:rPr>
+        <w:t>Update Phase:</w:t>
+      </w:r>
+    </w:p>
+    <w:p>
+      <w:pPr>
+        <w:pStyle w:val="ListParagraph"/>
+        <w:numPr>
+          <w:ilvl w:val="0"/>
+          <w:numId w:val="14"/>
+        </w:numPr>
+        <w:spacing w:after="0"/>
+        <w:jc w:val="left"/>
+        <w:rPr>
+          <w:highlight w:val="yellow"/>
+          <w:lang w:val="en-US"/>
+        </w:rPr>
+      </w:pPr>
+      <w:r>
+        <w:rPr>
+          <w:highlight w:val="yellow"/>
+          <w:lang w:val="en-US"/>
+        </w:rPr>
+        <w:t>Existing bars smoothly adjust their lengths when the underlying count values change (for example, when filters modify total sales).</w:t>
+      </w:r>
+      <w:r>
+        <w:rPr>
+          <w:highlight w:val="yellow"/>
+          <w:lang w:val="en-US"/>
+        </w:rPr>
+        <w:br/>
+        <w:t>The chart title and axes also transition to reflect the new maximum scale dynamically.</w:t>
+      </w:r>
+      <w:r>
+        <w:rPr>
+          <w:highlight w:val="yellow"/>
+          <w:lang w:val="en-US"/>
+        </w:rPr>
+        <w:br/>
+        <w:t>Because updates occur with transitions rather than re-rendering, the viewer can visually track how each bar grows, shrinks, or reorders.</w:t>
+      </w:r>
+    </w:p>
+    <w:p>
+      <w:pPr>
+        <w:spacing w:after="0"/>
+        <w:jc w:val="left"/>
+        <w:rPr>
+          <w:highlight w:val="yellow"/>
+          <w:lang w:val="en-US"/>
+        </w:rPr>
+      </w:pPr>
+      <w:r>
+        <w:rPr>
+          <w:b/>
+          <w:bCs/>
+          <w:highlight w:val="yellow"/>
+          <w:lang w:val="en-US"/>
+        </w:rPr>
+        <w:t>Exit Phase:</w:t>
+      </w:r>
+    </w:p>
+    <w:p>
+      <w:pPr>
+        <w:pStyle w:val="ListParagraph"/>
+        <w:numPr>
+          <w:ilvl w:val="0"/>
+          <w:numId w:val="14"/>
+        </w:numPr>
+        <w:spacing w:after="0"/>
+        <w:jc w:val="left"/>
+        <w:rPr>
+          <w:highlight w:val="yellow"/>
+          <w:lang w:val="en-US"/>
+        </w:rPr>
+      </w:pPr>
+      <w:r>
+        <w:rPr>
+          <w:highlight w:val="yellow"/>
+          <w:lang w:val="en-US"/>
+        </w:rPr>
+        <w:t>Bars representing cards no longer in the Top 10 fade out and are removed.</w:t>
+      </w:r>
+      <w:r>
+        <w:rPr>
+          <w:highlight w:val="yellow"/>
+          <w:lang w:val="en-US"/>
+        </w:rPr>
+        <w:br/>
+        <w:t>This avoids clutter and maintains focus on relevant data.</w:t>
+      </w:r>
+      <w:r>
+        <w:rPr>
+          <w:highlight w:val="yellow"/>
+          <w:lang w:val="en-US"/>
+        </w:rPr>
+        <w:br/>
+        <w:t>A short fade duration provides a perceptual cue that elements are leaving intentionally, rather than disappearing due to error.</w:t>
+      </w:r>
+    </w:p>
+    <w:p>
+      <w:pPr>
+        <w:spacing w:after="0"/>
+        <w:jc w:val="left"/>
+        <w:rPr>
+          <w:b/>
+          <w:bCs/>
+          <w:highlight w:val="yellow"/>
+          <w:lang w:val="en-US"/>
+        </w:rPr>
+      </w:pPr>
+      <w:r>
+        <w:rPr>
+          <w:b/>
+          <w:bCs/>
+          <w:highlight w:val="yellow"/>
+          <w:lang w:val="en-US"/>
+        </w:rPr>
+        <w:t>Line Chart: “Average Card Price per Condition”</w:t>
+      </w:r>
+    </w:p>
+    <w:p>
+      <w:pPr>
+        <w:spacing w:after="0"/>
+        <w:jc w:val="left"/>
+        <w:rPr>
+          <w:b/>
+          <w:bCs/>
+          <w:highlight w:val="yellow"/>
+          <w:lang w:val="en-US"/>
+        </w:rPr>
+      </w:pPr>
+    </w:p>
+    <w:p>
+      <w:pPr>
+        <w:spacing w:after="0"/>
+        <w:jc w:val="left"/>
+        <w:rPr>
+          <w:highlight w:val="yellow"/>
+          <w:lang w:val="en-US"/>
+        </w:rPr>
+      </w:pPr>
+      <w:r>
+        <w:rPr>
+          <w:b/>
+          <w:bCs/>
+          <w:highlight w:val="yellow"/>
+          <w:lang w:val="en-US"/>
+        </w:rPr>
+        <w:t>Purpose:</w:t>
+      </w:r>
+    </w:p>
+    <w:p>
+      <w:pPr>
+        <w:pStyle w:val="ListParagraph"/>
+        <w:numPr>
+          <w:ilvl w:val="0"/>
+          <w:numId w:val="14"/>
+        </w:numPr>
+        <w:spacing w:after="0"/>
+        <w:jc w:val="left"/>
+        <w:rPr>
+          <w:highlight w:val="yellow"/>
+          <w:lang w:val="en-US"/>
+        </w:rPr>
+      </w:pPr>
+      <w:r>
+        <w:rPr>
+          <w:highlight w:val="yellow"/>
+          <w:lang w:val="en-US"/>
+        </w:rPr>
+        <w:t>To show how average card price changes with card condition for each Pokémon card.</w:t>
+      </w:r>
+      <w:r>
+        <w:rPr>
+          <w:highlight w:val="yellow"/>
+          <w:lang w:val="en-US"/>
+        </w:rPr>
+        <w:br/>
+        <w:t>Each line corresponds to a specific card, while points on the line represent different condition grades.</w:t>
+      </w:r>
+    </w:p>
+    <w:p>
+      <w:pPr>
+        <w:spacing w:after="0"/>
+        <w:jc w:val="left"/>
+        <w:rPr>
+          <w:highlight w:val="yellow"/>
+          <w:lang w:val="en-US"/>
+        </w:rPr>
+      </w:pPr>
+      <w:r>
+        <w:rPr>
+          <w:b/>
+          <w:bCs/>
+          <w:highlight w:val="yellow"/>
+          <w:lang w:val="en-US"/>
+        </w:rPr>
+        <w:t>Enter Phase:</w:t>
+      </w:r>
+    </w:p>
+    <w:p>
+      <w:pPr>
+        <w:pStyle w:val="ListParagraph"/>
+        <w:numPr>
+          <w:ilvl w:val="0"/>
+          <w:numId w:val="14"/>
+        </w:numPr>
+        <w:spacing w:after="0"/>
+        <w:jc w:val="left"/>
+        <w:rPr>
+          <w:highlight w:val="yellow"/>
+          <w:lang w:val="en-US"/>
+        </w:rPr>
+      </w:pPr>
+      <w:r>
+        <w:rPr>
+          <w:highlight w:val="yellow"/>
+          <w:lang w:val="en-US"/>
+        </w:rPr>
+        <w:t>When new cards enter the filtered dataset, new group elements are created, each containing:</w:t>
+      </w:r>
+    </w:p>
+    <w:p>
+      <w:pPr>
+        <w:numPr>
+          <w:ilvl w:val="0"/>
+          <w:numId w:val="16"/>
+        </w:numPr>
+        <w:tabs>
+          <w:tab w:val="num" w:pos="720"/>
+        </w:tabs>
+        <w:spacing w:after="0"/>
+        <w:jc w:val="left"/>
+        <w:rPr>
+          <w:highlight w:val="yellow"/>
+          <w:lang w:val="en-US"/>
+        </w:rPr>
+      </w:pPr>
+      <w:r>
+        <w:rPr>
+          <w:highlight w:val="yellow"/>
+          <w:lang w:val="en-US"/>
+        </w:rPr>
+        <w:t>A colored line representing the trend across conditions.</w:t>
+      </w:r>
+    </w:p>
+    <w:p>
+      <w:pPr>
+        <w:numPr>
+          <w:ilvl w:val="0"/>
+          <w:numId w:val="16"/>
+        </w:numPr>
+        <w:tabs>
+          <w:tab w:val="num" w:pos="720"/>
+        </w:tabs>
+        <w:spacing w:after="0"/>
+        <w:jc w:val="left"/>
+        <w:rPr>
+          <w:highlight w:val="yellow"/>
+          <w:lang w:val="en-US"/>
+        </w:rPr>
+      </w:pPr>
+      <w:r>
+        <w:rPr>
+          <w:highlight w:val="yellow"/>
+          <w:lang w:val="en-US"/>
+        </w:rPr>
+        <w:t>Several circles marking individual condition averages.</w:t>
+      </w:r>
+      <w:r>
+        <w:rPr>
+          <w:highlight w:val="yellow"/>
+          <w:lang w:val="en-US"/>
+        </w:rPr>
+        <w:br/>
+        <w:t>Lines start with standard stroke width and opacity, and circles fade in with a brief animation to enhance perceptual stability.</w:t>
+      </w:r>
+    </w:p>
+    <w:p>
+      <w:pPr>
+        <w:spacing w:after="0"/>
+        <w:jc w:val="left"/>
+        <w:rPr>
+          <w:highlight w:val="yellow"/>
+          <w:lang w:val="en-US"/>
+        </w:rPr>
+      </w:pPr>
+      <w:r>
+        <w:rPr>
+          <w:b/>
+          <w:bCs/>
+          <w:highlight w:val="yellow"/>
+          <w:lang w:val="en-US"/>
+        </w:rPr>
+        <w:t>Update Phase:</w:t>
+      </w:r>
+    </w:p>
+    <w:p>
+      <w:pPr>
+        <w:pStyle w:val="ListParagraph"/>
+        <w:numPr>
+          <w:ilvl w:val="0"/>
+          <w:numId w:val="14"/>
+        </w:numPr>
+        <w:spacing w:after="0"/>
+        <w:jc w:val="left"/>
+        <w:rPr>
+          <w:highlight w:val="yellow"/>
+          <w:lang w:val="en-US"/>
+        </w:rPr>
+      </w:pPr>
+      <w:r>
+        <w:rPr>
+          <w:highlight w:val="yellow"/>
+          <w:lang w:val="en-US"/>
+        </w:rPr>
+        <w:t>If the filter changes or zoom level shifts, the y-axis and all line/point positions transition smoothly.</w:t>
+      </w:r>
+      <w:r>
+        <w:rPr>
+          <w:highlight w:val="yellow"/>
+          <w:lang w:val="en-US"/>
+        </w:rPr>
+        <w:br/>
+        <w:t>This continuous motion helps users maintain the relationship between different conditions and the global price scale.</w:t>
+      </w:r>
+      <w:r>
+        <w:rPr>
+          <w:highlight w:val="yellow"/>
+          <w:lang w:val="en-US"/>
+        </w:rPr>
+        <w:br/>
+        <w:t>Interactive updates—such as selection or zoom slider adjustment—trigger local transitions instead of full redraws, minimizing cognitive disruption.</w:t>
+      </w:r>
+    </w:p>
+    <w:p>
+      <w:pPr>
+        <w:spacing w:after="0"/>
+        <w:jc w:val="left"/>
+        <w:rPr>
+          <w:highlight w:val="yellow"/>
+          <w:lang w:val="en-US"/>
+        </w:rPr>
+      </w:pPr>
+      <w:r>
+        <w:rPr>
+          <w:b/>
+          <w:bCs/>
+          <w:highlight w:val="yellow"/>
+          <w:lang w:val="en-US"/>
+        </w:rPr>
+        <w:t>Exit Phase:</w:t>
+      </w:r>
+    </w:p>
+    <w:p>
+      <w:pPr>
+        <w:pStyle w:val="ListParagraph"/>
+        <w:numPr>
+          <w:ilvl w:val="0"/>
+          <w:numId w:val="14"/>
+        </w:numPr>
+        <w:spacing w:after="0"/>
+        <w:jc w:val="left"/>
+        <w:rPr>
+          <w:highlight w:val="yellow"/>
+          <w:lang w:val="en-US"/>
+        </w:rPr>
+      </w:pPr>
+      <w:r>
+        <w:rPr>
+          <w:highlight w:val="yellow"/>
+          <w:lang w:val="en-US"/>
+        </w:rPr>
+        <w:t>When a card leaves the filtered dataset (e.g., due to filter changes), its line and associated points gradually fade out before removal.</w:t>
+      </w:r>
+      <w:r>
+        <w:rPr>
+          <w:highlight w:val="yellow"/>
+          <w:lang w:val="en-US"/>
+        </w:rPr>
+        <w:br/>
+        <w:t>This ensures that disappearing elements are perceived as intentional removals rather than flickering artifacts.</w:t>
+      </w:r>
+    </w:p>
+    <w:p>
+      <w:pPr>
+        <w:spacing w:after="0"/>
+        <w:jc w:val="left"/>
+        <w:rPr>
+          <w:highlight w:val="yellow"/>
+        </w:rPr>
+      </w:pPr>
+      <w:r>
+        <w:rPr>
+          <w:b/>
+          <w:bCs/>
+          <w:highlight w:val="yellow"/>
+        </w:rPr>
+        <w:t>Interaction Features:</w:t>
+      </w:r>
+    </w:p>
+    <w:p>
+      <w:pPr>
         <w:numPr>
           <w:ilvl w:val="0"/>
           <w:numId w:val="18"/>
@@ -2015,39 +2539,11 @@
           <w:highlight w:val="yellow"/>
           <w:lang w:val="en-US"/>
         </w:rPr>
-        <w:t>Display the top-selling Pokémon cards across the currently selected filters.</w:t>
-      </w:r>
-      <w:r>
-        <w:rPr>
-          <w:highlight w:val="yellow"/>
-          <w:lang w:val="en-US"/>
-        </w:rPr>
-        <w:br/>
-        <w:t>It emphasizes comparative magnitude through horizontal bar lengths.</w:t>
-      </w:r>
-    </w:p>
-    <w:p>
-      <w:pPr>
-        <w:spacing w:after="0"/>
-        <w:jc w:val="left"/>
-        <w:rPr>
-          <w:highlight w:val="yellow"/>
-          <w:lang w:val="en-US"/>
-        </w:rPr>
-      </w:pPr>
-      <w:r>
-        <w:rPr>
-          <w:b/>
-          <w:bCs/>
-          <w:highlight w:val="yellow"/>
-          <w:lang w:val="en-US"/>
-        </w:rPr>
-        <w:t>Enter Phase:</w:t>
-      </w:r>
-    </w:p>
-    <w:p>
-      <w:pPr>
-        <w:pStyle w:val="ListParagraph"/>
+        <w:t>Hovering over a line displays a tooltip summarizing the card’s metadata and price sequence.</w:t>
+      </w:r>
+    </w:p>
+    <w:p>
+      <w:pPr>
         <w:numPr>
           <w:ilvl w:val="0"/>
           <w:numId w:val="18"/>
@@ -2064,63 +2560,11 @@
           <w:highlight w:val="yellow"/>
           <w:lang w:val="en-US"/>
         </w:rPr>
-        <w:t>When the filtered dataset changes, new bar elements are created only for cards that were not previously displayed.</w:t>
-      </w:r>
-      <w:r>
-        <w:rPr>
-          <w:highlight w:val="yellow"/>
-          <w:lang w:val="en-US"/>
-        </w:rPr>
-        <w:br/>
-        <w:t>Each new bar starts with zero width and low opacity, gradually expanding to its full size during the animation.</w:t>
-      </w:r>
-      <w:r>
-        <w:rPr>
-          <w:highlight w:val="yellow"/>
-          <w:lang w:val="en-US"/>
-        </w:rPr>
-        <w:br/>
-        <w:t xml:space="preserve">This design choice allows users to perceive new entries as appearing </w:t>
-      </w:r>
-      <w:r>
-        <w:rPr>
-          <w:i/>
-          <w:iCs/>
-          <w:highlight w:val="yellow"/>
-          <w:lang w:val="en-US"/>
-        </w:rPr>
-        <w:t>into</w:t>
-      </w:r>
-      <w:r>
-        <w:rPr>
-          <w:highlight w:val="yellow"/>
-          <w:lang w:val="en-US"/>
-        </w:rPr>
-        <w:t xml:space="preserve"> the ranking, rather than abruptly replacing others.</w:t>
-      </w:r>
-    </w:p>
-    <w:p>
-      <w:pPr>
-        <w:spacing w:after="0"/>
-        <w:jc w:val="left"/>
-        <w:rPr>
-          <w:highlight w:val="yellow"/>
-          <w:lang w:val="en-US"/>
-        </w:rPr>
-      </w:pPr>
-      <w:r>
-        <w:rPr>
-          <w:b/>
-          <w:bCs/>
-          <w:highlight w:val="yellow"/>
-          <w:lang w:val="en-US"/>
-        </w:rPr>
-        <w:t>Update Phase:</w:t>
-      </w:r>
-    </w:p>
-    <w:p>
-      <w:pPr>
-        <w:pStyle w:val="ListParagraph"/>
+        <w:t>Hovering over points reveals condition-specific prices.</w:t>
+      </w:r>
+    </w:p>
+    <w:p>
+      <w:pPr>
         <w:numPr>
           <w:ilvl w:val="0"/>
           <w:numId w:val="18"/>
@@ -2137,47 +2581,11 @@
           <w:highlight w:val="yellow"/>
           <w:lang w:val="en-US"/>
         </w:rPr>
-        <w:t>Existing bars smoothly adjust their lengths when the underlying count values change (for example, when filters modify total sales).</w:t>
-      </w:r>
-      <w:r>
-        <w:rPr>
-          <w:highlight w:val="yellow"/>
-          <w:lang w:val="en-US"/>
-        </w:rPr>
-        <w:br/>
-        <w:t>The chart title and axes also transition to reflect the new maximum scale dynamically.</w:t>
-      </w:r>
-      <w:r>
-        <w:rPr>
-          <w:highlight w:val="yellow"/>
-          <w:lang w:val="en-US"/>
-        </w:rPr>
-        <w:br/>
-        <w:t>Because updates occur with transitions rather than re-rendering, the viewer can visually track how each bar grows, shrinks, or reorders.</w:t>
-      </w:r>
-    </w:p>
-    <w:p>
-      <w:pPr>
-        <w:spacing w:after="0"/>
-        <w:jc w:val="left"/>
-        <w:rPr>
-          <w:highlight w:val="yellow"/>
-          <w:lang w:val="en-US"/>
-        </w:rPr>
-      </w:pPr>
-      <w:r>
-        <w:rPr>
-          <w:b/>
-          <w:bCs/>
-          <w:highlight w:val="yellow"/>
-          <w:lang w:val="en-US"/>
-        </w:rPr>
-        <w:t>Exit Phase:</w:t>
-      </w:r>
-    </w:p>
-    <w:p>
-      <w:pPr>
-        <w:pStyle w:val="ListParagraph"/>
+        <w:t>Clicking a line or point selects that card; Ctrl/Cmd click adds or removes cards from the comparison set.</w:t>
+      </w:r>
+    </w:p>
+    <w:p>
+      <w:pPr>
         <w:numPr>
           <w:ilvl w:val="0"/>
           <w:numId w:val="18"/>
@@ -2194,80 +2602,27 @@
           <w:highlight w:val="yellow"/>
           <w:lang w:val="en-US"/>
         </w:rPr>
-        <w:t>Bars representing cards no longer in the Top 10 fade out and are removed.</w:t>
-      </w:r>
-      <w:r>
-        <w:rPr>
-          <w:highlight w:val="yellow"/>
-          <w:lang w:val="en-US"/>
-        </w:rPr>
-        <w:br/>
-        <w:t>This avoids clutter and maintains focus on relevant data.</w:t>
-      </w:r>
-      <w:r>
-        <w:rPr>
-          <w:highlight w:val="yellow"/>
-          <w:lang w:val="en-US"/>
-        </w:rPr>
-        <w:br/>
-        <w:t>A short fade duration provides a perceptual cue that elements are leaving intentionally, rather than disappearing due to error.</w:t>
-      </w:r>
-    </w:p>
-    <w:p>
-      <w:pPr>
-        <w:spacing w:after="0"/>
-        <w:jc w:val="left"/>
+        <w:t xml:space="preserve">A </w:t>
+      </w:r>
+      <w:r>
         <w:rPr>
           <w:b/>
           <w:bCs/>
           <w:highlight w:val="yellow"/>
           <w:lang w:val="en-US"/>
         </w:rPr>
-      </w:pPr>
-      <w:r>
-        <w:rPr>
-          <w:b/>
-          <w:bCs/>
-          <w:highlight w:val="yellow"/>
-          <w:lang w:val="en-US"/>
-        </w:rPr>
-        <w:t>Line Chart: “Average Card Price per Condition”</w:t>
-      </w:r>
-    </w:p>
-    <w:p>
-      <w:pPr>
-        <w:spacing w:after="0"/>
-        <w:jc w:val="left"/>
-        <w:rPr>
-          <w:b/>
-          <w:bCs/>
-          <w:highlight w:val="yellow"/>
-          <w:lang w:val="en-US"/>
-        </w:rPr>
-      </w:pPr>
-    </w:p>
-    <w:p>
-      <w:pPr>
-        <w:spacing w:after="0"/>
-        <w:jc w:val="left"/>
-        <w:rPr>
-          <w:highlight w:val="yellow"/>
-          <w:lang w:val="en-US"/>
-        </w:rPr>
-      </w:pPr>
-      <w:r>
-        <w:rPr>
-          <w:b/>
-          <w:bCs/>
-          <w:highlight w:val="yellow"/>
-          <w:lang w:val="en-US"/>
-        </w:rPr>
-        <w:t>Purpose:</w:t>
-      </w:r>
-    </w:p>
-    <w:p>
-      <w:pPr>
-        <w:pStyle w:val="ListParagraph"/>
+        <w:t>zoom slider</w:t>
+      </w:r>
+      <w:r>
+        <w:rPr>
+          <w:highlight w:val="yellow"/>
+          <w:lang w:val="en-US"/>
+        </w:rPr>
+        <w:t xml:space="preserve"> adjusts the y-axis domain, allowing detailed inspection of small price differences without losing global context.</w:t>
+      </w:r>
+    </w:p>
+    <w:p>
+      <w:pPr>
         <w:numPr>
           <w:ilvl w:val="0"/>
           <w:numId w:val="18"/>
@@ -2284,355 +2639,6 @@
           <w:highlight w:val="yellow"/>
           <w:lang w:val="en-US"/>
         </w:rPr>
-        <w:t>To show how average card price changes with card condition for each Pokémon card.</w:t>
-      </w:r>
-      <w:r>
-        <w:rPr>
-          <w:highlight w:val="yellow"/>
-          <w:lang w:val="en-US"/>
-        </w:rPr>
-        <w:br/>
-        <w:t>Each line corresponds to a specific card, while points on the line represent different condition grades.</w:t>
-      </w:r>
-    </w:p>
-    <w:p>
-      <w:pPr>
-        <w:spacing w:after="0"/>
-        <w:jc w:val="left"/>
-        <w:rPr>
-          <w:highlight w:val="yellow"/>
-          <w:lang w:val="en-US"/>
-        </w:rPr>
-      </w:pPr>
-      <w:r>
-        <w:rPr>
-          <w:b/>
-          <w:bCs/>
-          <w:highlight w:val="yellow"/>
-          <w:lang w:val="en-US"/>
-        </w:rPr>
-        <w:t>Enter Phase:</w:t>
-      </w:r>
-    </w:p>
-    <w:p>
-      <w:pPr>
-        <w:pStyle w:val="ListParagraph"/>
-        <w:numPr>
-          <w:ilvl w:val="0"/>
-          <w:numId w:val="18"/>
-        </w:numPr>
-        <w:spacing w:after="0"/>
-        <w:jc w:val="left"/>
-        <w:rPr>
-          <w:highlight w:val="yellow"/>
-          <w:lang w:val="en-US"/>
-        </w:rPr>
-      </w:pPr>
-      <w:r>
-        <w:rPr>
-          <w:highlight w:val="yellow"/>
-          <w:lang w:val="en-US"/>
-        </w:rPr>
-        <w:t>When new cards enter the filtered dataset, new group elements are created, each containing:</w:t>
-      </w:r>
-    </w:p>
-    <w:p>
-      <w:pPr>
-        <w:numPr>
-          <w:ilvl w:val="0"/>
-          <w:numId w:val="19"/>
-        </w:numPr>
-        <w:tabs>
-          <w:tab w:val="num" w:pos="720"/>
-        </w:tabs>
-        <w:spacing w:after="0"/>
-        <w:jc w:val="left"/>
-        <w:rPr>
-          <w:highlight w:val="yellow"/>
-          <w:lang w:val="en-US"/>
-        </w:rPr>
-      </w:pPr>
-      <w:r>
-        <w:rPr>
-          <w:highlight w:val="yellow"/>
-          <w:lang w:val="en-US"/>
-        </w:rPr>
-        <w:t>A colored line representing the trend across conditions.</w:t>
-      </w:r>
-    </w:p>
-    <w:p>
-      <w:pPr>
-        <w:numPr>
-          <w:ilvl w:val="0"/>
-          <w:numId w:val="19"/>
-        </w:numPr>
-        <w:tabs>
-          <w:tab w:val="num" w:pos="720"/>
-        </w:tabs>
-        <w:spacing w:after="0"/>
-        <w:jc w:val="left"/>
-        <w:rPr>
-          <w:highlight w:val="yellow"/>
-          <w:lang w:val="en-US"/>
-        </w:rPr>
-      </w:pPr>
-      <w:r>
-        <w:rPr>
-          <w:highlight w:val="yellow"/>
-          <w:lang w:val="en-US"/>
-        </w:rPr>
-        <w:t>Several circles marking individual condition averages.</w:t>
-      </w:r>
-      <w:r>
-        <w:rPr>
-          <w:highlight w:val="yellow"/>
-          <w:lang w:val="en-US"/>
-        </w:rPr>
-        <w:br/>
-        <w:t>Lines start with standard stroke width and opacity, and circles fade in with a brief animation to enhance perceptual stability.</w:t>
-      </w:r>
-    </w:p>
-    <w:p>
-      <w:pPr>
-        <w:spacing w:after="0"/>
-        <w:jc w:val="left"/>
-        <w:rPr>
-          <w:highlight w:val="yellow"/>
-          <w:lang w:val="en-US"/>
-        </w:rPr>
-      </w:pPr>
-      <w:r>
-        <w:rPr>
-          <w:b/>
-          <w:bCs/>
-          <w:highlight w:val="yellow"/>
-          <w:lang w:val="en-US"/>
-        </w:rPr>
-        <w:t>Update Phase:</w:t>
-      </w:r>
-    </w:p>
-    <w:p>
-      <w:pPr>
-        <w:pStyle w:val="ListParagraph"/>
-        <w:numPr>
-          <w:ilvl w:val="0"/>
-          <w:numId w:val="18"/>
-        </w:numPr>
-        <w:spacing w:after="0"/>
-        <w:jc w:val="left"/>
-        <w:rPr>
-          <w:highlight w:val="yellow"/>
-          <w:lang w:val="en-US"/>
-        </w:rPr>
-      </w:pPr>
-      <w:r>
-        <w:rPr>
-          <w:highlight w:val="yellow"/>
-          <w:lang w:val="en-US"/>
-        </w:rPr>
-        <w:t>If the filter changes or zoom level shifts, the y-axis and all line/point positions transition smoothly.</w:t>
-      </w:r>
-      <w:r>
-        <w:rPr>
-          <w:highlight w:val="yellow"/>
-          <w:lang w:val="en-US"/>
-        </w:rPr>
-        <w:br/>
-        <w:t>This continuous motion helps users maintain the relationship between different conditions and the global price scale.</w:t>
-      </w:r>
-      <w:r>
-        <w:rPr>
-          <w:highlight w:val="yellow"/>
-          <w:lang w:val="en-US"/>
-        </w:rPr>
-        <w:br/>
-        <w:t>Interactive updates—such as selection or zoom slider adjustment—trigger local transitions instead of full redraws, minimizing cognitive disruption.</w:t>
-      </w:r>
-    </w:p>
-    <w:p>
-      <w:pPr>
-        <w:spacing w:after="0"/>
-        <w:jc w:val="left"/>
-        <w:rPr>
-          <w:highlight w:val="yellow"/>
-          <w:lang w:val="en-US"/>
-        </w:rPr>
-      </w:pPr>
-      <w:r>
-        <w:rPr>
-          <w:b/>
-          <w:bCs/>
-          <w:highlight w:val="yellow"/>
-          <w:lang w:val="en-US"/>
-        </w:rPr>
-        <w:t>Exit Phase:</w:t>
-      </w:r>
-    </w:p>
-    <w:p>
-      <w:pPr>
-        <w:pStyle w:val="ListParagraph"/>
-        <w:numPr>
-          <w:ilvl w:val="0"/>
-          <w:numId w:val="18"/>
-        </w:numPr>
-        <w:spacing w:after="0"/>
-        <w:jc w:val="left"/>
-        <w:rPr>
-          <w:highlight w:val="yellow"/>
-          <w:lang w:val="en-US"/>
-        </w:rPr>
-      </w:pPr>
-      <w:r>
-        <w:rPr>
-          <w:highlight w:val="yellow"/>
-          <w:lang w:val="en-US"/>
-        </w:rPr>
-        <w:t>When a card leaves the filtered dataset (e.g., due to filter changes), its line and associated points gradually fade out before removal.</w:t>
-      </w:r>
-      <w:r>
-        <w:rPr>
-          <w:highlight w:val="yellow"/>
-          <w:lang w:val="en-US"/>
-        </w:rPr>
-        <w:br/>
-        <w:t>This ensures that disappearing elements are perceived as intentional removals rather than flickering artifacts.</w:t>
-      </w:r>
-    </w:p>
-    <w:p>
-      <w:pPr>
-        <w:spacing w:after="0"/>
-        <w:jc w:val="left"/>
-        <w:rPr>
-          <w:highlight w:val="yellow"/>
-        </w:rPr>
-      </w:pPr>
-      <w:r>
-        <w:rPr>
-          <w:b/>
-          <w:bCs/>
-          <w:highlight w:val="yellow"/>
-        </w:rPr>
-        <w:t>Interaction Features:</w:t>
-      </w:r>
-    </w:p>
-    <w:p>
-      <w:pPr>
-        <w:numPr>
-          <w:ilvl w:val="0"/>
-          <w:numId w:val="20"/>
-        </w:numPr>
-        <w:spacing w:after="0"/>
-        <w:jc w:val="left"/>
-        <w:rPr>
-          <w:highlight w:val="yellow"/>
-          <w:lang w:val="en-US"/>
-        </w:rPr>
-      </w:pPr>
-      <w:r>
-        <w:rPr>
-          <w:highlight w:val="yellow"/>
-          <w:lang w:val="en-US"/>
-        </w:rPr>
-        <w:t>Hovering over a line displays a tooltip summarizing the card’s metadata and price sequence.</w:t>
-      </w:r>
-    </w:p>
-    <w:p>
-      <w:pPr>
-        <w:numPr>
-          <w:ilvl w:val="0"/>
-          <w:numId w:val="20"/>
-        </w:numPr>
-        <w:spacing w:after="0"/>
-        <w:jc w:val="left"/>
-        <w:rPr>
-          <w:highlight w:val="yellow"/>
-          <w:lang w:val="en-US"/>
-        </w:rPr>
-      </w:pPr>
-      <w:r>
-        <w:rPr>
-          <w:highlight w:val="yellow"/>
-          <w:lang w:val="en-US"/>
-        </w:rPr>
-        <w:t>Hovering over points reveals condition-specific prices.</w:t>
-      </w:r>
-    </w:p>
-    <w:p>
-      <w:pPr>
-        <w:numPr>
-          <w:ilvl w:val="0"/>
-          <w:numId w:val="20"/>
-        </w:numPr>
-        <w:spacing w:after="0"/>
-        <w:jc w:val="left"/>
-        <w:rPr>
-          <w:highlight w:val="yellow"/>
-          <w:lang w:val="en-US"/>
-        </w:rPr>
-      </w:pPr>
-      <w:r>
-        <w:rPr>
-          <w:highlight w:val="yellow"/>
-          <w:lang w:val="en-US"/>
-        </w:rPr>
-        <w:t>Clicking a line or point selects that card; Ctrl/Cmd click adds or removes cards from the comparison set.</w:t>
-      </w:r>
-    </w:p>
-    <w:p>
-      <w:pPr>
-        <w:numPr>
-          <w:ilvl w:val="0"/>
-          <w:numId w:val="20"/>
-        </w:numPr>
-        <w:spacing w:after="0"/>
-        <w:jc w:val="left"/>
-        <w:rPr>
-          <w:highlight w:val="yellow"/>
-          <w:lang w:val="en-US"/>
-        </w:rPr>
-      </w:pPr>
-      <w:r>
-        <w:rPr>
-          <w:highlight w:val="yellow"/>
-          <w:lang w:val="en-US"/>
-        </w:rPr>
-        <w:t xml:space="preserve">A </w:t>
-      </w:r>
-      <w:r>
-        <w:rPr>
-          <w:b/>
-          <w:bCs/>
-          <w:highlight w:val="yellow"/>
-          <w:lang w:val="en-US"/>
-        </w:rPr>
-        <w:t>zoom slider</w:t>
-      </w:r>
-      <w:r>
-        <w:rPr>
-          <w:highlight w:val="yellow"/>
-          <w:lang w:val="en-US"/>
-        </w:rPr>
-        <w:t xml:space="preserve"> adjusts the y-axis domain, allowing detailed inspection of small price differences without losing global context.</w:t>
-      </w:r>
-    </w:p>
-    <w:p>
-      <w:pPr>
-        <w:numPr>
-          <w:ilvl w:val="0"/>
-          <w:numId w:val="20"/>
-        </w:numPr>
-        <w:spacing w:after="0"/>
-        <w:jc w:val="left"/>
-        <w:rPr>
-          <w:highlight w:val="yellow"/>
-          <w:lang w:val="en-US"/>
-        </w:rPr>
-      </w:pPr>
-      <w:r>
-        <w:rPr>
-          <w:highlight w:val="yellow"/>
-          <w:lang w:val="en-US"/>
-        </w:rPr>
         <w:t>Mouse-wheel panning moves the visible window vertically, offering additional control over scale focus.</w:t>
       </w:r>
     </w:p>
@@ -2726,7 +2732,7 @@
       <w:pPr>
         <w:numPr>
           <w:ilvl w:val="0"/>
-          <w:numId w:val="14"/>
+          <w:numId w:val="12"/>
         </w:numPr>
         <w:jc w:val="left"/>
         <w:rPr>
@@ -2752,7 +2758,7 @@
       <w:pPr>
         <w:numPr>
           <w:ilvl w:val="0"/>
-          <w:numId w:val="14"/>
+          <w:numId w:val="12"/>
         </w:numPr>
         <w:jc w:val="left"/>
         <w:rPr>
@@ -5364,65 +5370,65 @@
       </w:rPr>
     </w:lvl>
   </w:abstractNum>
-  <w:num w:numId="1" w16cid:durableId="6182044">
-    <w:abstractNumId w:val="13"/>
+  <w:num w:numId="1" w16cid:durableId="1057897067">
+    <w:abstractNumId w:val="10"/>
   </w:num>
-  <w:num w:numId="2" w16cid:durableId="1611468976">
+  <w:num w:numId="2" w16cid:durableId="1067344486">
+    <w:abstractNumId w:val="8"/>
+  </w:num>
+  <w:num w:numId="3" w16cid:durableId="1138767765">
+    <w:abstractNumId w:val="0"/>
+  </w:num>
+  <w:num w:numId="4" w16cid:durableId="1406150742">
+    <w:abstractNumId w:val="3"/>
+  </w:num>
+  <w:num w:numId="5" w16cid:durableId="145975681">
+    <w:abstractNumId w:val="17"/>
+  </w:num>
+  <w:num w:numId="6" w16cid:durableId="1520463401">
+    <w:abstractNumId w:val="2"/>
+  </w:num>
+  <w:num w:numId="7" w16cid:durableId="1611468976">
     <w:abstractNumId w:val="15"/>
   </w:num>
-  <w:num w:numId="3" w16cid:durableId="1836997688">
+  <w:num w:numId="8" w16cid:durableId="1623343921">
+    <w:abstractNumId w:val="14"/>
+  </w:num>
+  <w:num w:numId="9" w16cid:durableId="1681155461">
+    <w:abstractNumId w:val="9"/>
+  </w:num>
+  <w:num w:numId="10" w16cid:durableId="1836997688">
     <w:abstractNumId w:val="4"/>
   </w:num>
-  <w:num w:numId="4" w16cid:durableId="2122146868">
+  <w:num w:numId="11" w16cid:durableId="1888907371">
+    <w:abstractNumId w:val="18"/>
+  </w:num>
+  <w:num w:numId="12" w16cid:durableId="1894778128">
+    <w:abstractNumId w:val="19"/>
+  </w:num>
+  <w:num w:numId="13" w16cid:durableId="2015574613">
+    <w:abstractNumId w:val="16"/>
+  </w:num>
+  <w:num w:numId="14" w16cid:durableId="2035112232">
+    <w:abstractNumId w:val="1"/>
+  </w:num>
+  <w:num w:numId="15" w16cid:durableId="2038313790">
+    <w:abstractNumId w:val="12"/>
+  </w:num>
+  <w:num w:numId="16" w16cid:durableId="2075227941">
+    <w:abstractNumId w:val="11"/>
+  </w:num>
+  <w:num w:numId="17" w16cid:durableId="2122146868">
     <w:abstractNumId w:val="7"/>
   </w:num>
-  <w:num w:numId="5" w16cid:durableId="1681155461">
-    <w:abstractNumId w:val="9"/>
+  <w:num w:numId="18" w16cid:durableId="574125356">
+    <w:abstractNumId w:val="6"/>
   </w:num>
-  <w:num w:numId="6" w16cid:durableId="2038313790">
-    <w:abstractNumId w:val="12"/>
-  </w:num>
-  <w:num w:numId="7" w16cid:durableId="1888907371">
-    <w:abstractNumId w:val="18"/>
-  </w:num>
-  <w:num w:numId="8" w16cid:durableId="591091150">
+  <w:num w:numId="19" w16cid:durableId="591091150">
     <w:abstractNumId w:val="5"/>
   </w:num>
-  <w:num w:numId="9" w16cid:durableId="1138767765">
-    <w:abstractNumId w:val="0"/>
-  </w:num>
-  <w:num w:numId="10" w16cid:durableId="1057897067">
-    <w:abstractNumId w:val="10"/>
-  </w:num>
-  <w:num w:numId="11" w16cid:durableId="1623343921">
-    <w:abstractNumId w:val="14"/>
-  </w:num>
-  <w:num w:numId="12" w16cid:durableId="2015574613">
-    <w:abstractNumId w:val="16"/>
-  </w:num>
-  <w:num w:numId="13" w16cid:durableId="1520463401">
-    <w:abstractNumId w:val="2"/>
-  </w:num>
-  <w:num w:numId="14" w16cid:durableId="1894778128">
-    <w:abstractNumId w:val="19"/>
-  </w:num>
-  <w:num w:numId="15" w16cid:durableId="1067344486">
-    <w:abstractNumId w:val="8"/>
-  </w:num>
-  <w:num w:numId="16" w16cid:durableId="1406150742">
-    <w:abstractNumId w:val="3"/>
-  </w:num>
-  <w:num w:numId="17" w16cid:durableId="145975681">
-    <w:abstractNumId w:val="17"/>
-  </w:num>
-  <w:num w:numId="18" w16cid:durableId="2035112232">
-    <w:abstractNumId w:val="1"/>
-  </w:num>
-  <w:num w:numId="19" w16cid:durableId="2075227941">
-    <w:abstractNumId w:val="11"/>
-  </w:num>
-  <w:num w:numId="20" w16cid:durableId="574125356">
-    <w:abstractNumId w:val="6"/>
+  <w:num w:numId="20" w16cid:durableId="6182044">
+    <w:abstractNumId w:val="13"/>
   </w:num>
 </w:numbering>
 </file>
@@ -6389,16 +6395,4 @@
     </a:ext>
   </a:extLst>
 </a:theme>
-</file>
-
-<file path=customXml/item1.xml><?xml version="1.0" encoding="utf-8"?>
-<b:Sources xmlns:b="http://schemas.openxmlformats.org/officeDocument/2006/bibliography" xmlns="http://schemas.openxmlformats.org/officeDocument/2006/bibliography" SelectedStyle="\APASixthEditionOfficeOnline.xsl" StyleName="APA" Version="6"/>
-</file>
-
-<file path=customXml/itemProps1.xml><?xml version="1.0" encoding="utf-8"?>
-<ds:datastoreItem xmlns:ds="http://schemas.openxmlformats.org/officeDocument/2006/customXml" ds:itemID="{528C064D-2859-405C-9EAB-A6CDBFD7F8F8}">
-  <ds:schemaRefs>
-    <ds:schemaRef ds:uri="http://schemas.openxmlformats.org/officeDocument/2006/bibliography"/>
-  </ds:schemaRefs>
-</ds:datastoreItem>
 </file>
--- a/Checkpoint 4/CPIV-16.docx
+++ b/Checkpoint 4/CPIV-16.docx
@@ -707,7 +707,23 @@
           <w:highlight w:val="yellow"/>
           <w:lang w:val="en-US"/>
         </w:rPr>
-        <w:t>Each idiom in the dashboard highlights a different perspective of this analytical theme:</w:t>
+        <w:t xml:space="preserve">Each idiom in the dashboard highlights a different perspective </w:t>
+      </w:r>
+      <w:proofErr w:type="gramStart"/>
+      <w:r>
+        <w:rPr>
+          <w:highlight w:val="yellow"/>
+          <w:lang w:val="en-US"/>
+        </w:rPr>
+        <w:t>of</w:t>
+      </w:r>
+      <w:proofErr w:type="gramEnd"/>
+      <w:r>
+        <w:rPr>
+          <w:highlight w:val="yellow"/>
+          <w:lang w:val="en-US"/>
+        </w:rPr>
+        <w:t xml:space="preserve"> this analytical theme:</w:t>
       </w:r>
     </w:p>
     <w:p>
@@ -783,6 +799,7 @@
         </w:rPr>
         <w:t xml:space="preserve"> ranks the </w:t>
       </w:r>
+      <w:proofErr w:type="gramStart"/>
       <w:r>
         <w:rPr>
           <w:b/>
@@ -790,7 +807,17 @@
           <w:highlight w:val="yellow"/>
           <w:lang w:val="en-US"/>
         </w:rPr>
-        <w:t>top-selling cards</w:t>
+        <w:t>top-selling</w:t>
+      </w:r>
+      <w:proofErr w:type="gramEnd"/>
+      <w:r>
+        <w:rPr>
+          <w:b/>
+          <w:bCs/>
+          <w:highlight w:val="yellow"/>
+          <w:lang w:val="en-US"/>
+        </w:rPr>
+        <w:t xml:space="preserve"> cards</w:t>
       </w:r>
       <w:r>
         <w:rPr>
@@ -934,7 +961,21 @@
         <w:rPr>
           <w:lang w:val="en-GB"/>
         </w:rPr>
-        <w:t>The architecture was extended from a single-idiom prototype into a multi-idiom, preprocessed dashboard, with emphasis on efficiency and coordinated interaction. Key changes are:</w:t>
+        <w:t xml:space="preserve">The architecture was extended from a single-idiom prototype into a multi-idiom, </w:t>
+      </w:r>
+      <w:proofErr w:type="spellStart"/>
+      <w:r>
+        <w:rPr>
+          <w:lang w:val="en-GB"/>
+        </w:rPr>
+        <w:t>preprocessed</w:t>
+      </w:r>
+      <w:proofErr w:type="spellEnd"/>
+      <w:r>
+        <w:rPr>
+          <w:lang w:val="en-GB"/>
+        </w:rPr>
+        <w:t xml:space="preserve"> dashboard, with emphasis on efficiency and coordinated interaction. Key changes are:</w:t>
       </w:r>
     </w:p>
     <w:p>
@@ -974,7 +1015,35 @@
         <w:rPr>
           <w:lang w:val="en-GB"/>
         </w:rPr>
-        <w:t>Selection now uses a selectedCards array (instead of a single selectedCard object), enabling multi-card comparisons.</w:t>
+        <w:t xml:space="preserve">Selection now uses a </w:t>
+      </w:r>
+      <w:proofErr w:type="spellStart"/>
+      <w:r>
+        <w:rPr>
+          <w:lang w:val="en-GB"/>
+        </w:rPr>
+        <w:t>selectedCards</w:t>
+      </w:r>
+      <w:proofErr w:type="spellEnd"/>
+      <w:r>
+        <w:rPr>
+          <w:lang w:val="en-GB"/>
+        </w:rPr>
+        <w:t xml:space="preserve"> array (instead of a single </w:t>
+      </w:r>
+      <w:proofErr w:type="spellStart"/>
+      <w:r>
+        <w:rPr>
+          <w:lang w:val="en-GB"/>
+        </w:rPr>
+        <w:t>selectedCard</w:t>
+      </w:r>
+      <w:proofErr w:type="spellEnd"/>
+      <w:r>
+        <w:rPr>
+          <w:lang w:val="en-GB"/>
+        </w:rPr>
+        <w:t xml:space="preserve"> object), enabling multi-card comparisons.</w:t>
       </w:r>
     </w:p>
     <w:p>
@@ -989,11 +1058,27 @@
           <w:lang w:val="en-GB"/>
         </w:rPr>
       </w:pPr>
-      <w:r>
-        <w:rPr>
-          <w:lang w:val="en-GB"/>
-        </w:rPr>
-        <w:t>updateSelectionAcrossPlots() was generalized to handle scatterplot circles, bar chart bars, and line chart paths, ensuring consistent highlighting across idioms.</w:t>
+      <w:proofErr w:type="spellStart"/>
+      <w:proofErr w:type="gramStart"/>
+      <w:r>
+        <w:rPr>
+          <w:lang w:val="en-GB"/>
+        </w:rPr>
+        <w:t>updateSelectionAcrossPlots</w:t>
+      </w:r>
+      <w:proofErr w:type="spellEnd"/>
+      <w:r>
+        <w:rPr>
+          <w:lang w:val="en-GB"/>
+        </w:rPr>
+        <w:t>(</w:t>
+      </w:r>
+      <w:proofErr w:type="gramEnd"/>
+      <w:r>
+        <w:rPr>
+          <w:lang w:val="en-GB"/>
+        </w:rPr>
+        <w:t>) was generalized to handle scatterplot circles, bar chart bars, and line chart paths, ensuring consistent highlighting across idioms.</w:t>
       </w:r>
     </w:p>
     <w:p>
@@ -1063,8 +1148,16 @@
         <w:rPr>
           <w:lang w:val="en-GB"/>
         </w:rPr>
-        <w:t xml:space="preserve"> and line chart is now pre-aggregated at load time (scatterTable</w:t>
-      </w:r>
+        <w:t xml:space="preserve"> and line chart is now pre-aggregated at load time (</w:t>
+      </w:r>
+      <w:proofErr w:type="spellStart"/>
+      <w:r>
+        <w:rPr>
+          <w:lang w:val="en-GB"/>
+        </w:rPr>
+        <w:t>scatterTable</w:t>
+      </w:r>
+      <w:proofErr w:type="spellEnd"/>
       <w:r>
         <w:rPr>
           <w:lang w:val="en-GB"/>
@@ -1075,7 +1168,21 @@
         <w:rPr>
           <w:lang w:val="en-GB"/>
         </w:rPr>
-        <w:t xml:space="preserve"> and lineTable).</w:t>
+        <w:t xml:space="preserve"> and </w:t>
+      </w:r>
+      <w:proofErr w:type="spellStart"/>
+      <w:r>
+        <w:rPr>
+          <w:lang w:val="en-GB"/>
+        </w:rPr>
+        <w:t>lineTable</w:t>
+      </w:r>
+      <w:proofErr w:type="spellEnd"/>
+      <w:r>
+        <w:rPr>
+          <w:lang w:val="en-GB"/>
+        </w:rPr>
+        <w:t>).</w:t>
       </w:r>
     </w:p>
     <w:p>
@@ -1206,7 +1313,35 @@
         <w:rPr>
           <w:lang w:val="en-GB"/>
         </w:rPr>
-        <w:t>Each chart has its own module (createBarchart, createLineChart, etc.), keeping the system modular and extensible.</w:t>
+        <w:t>Each chart has its own module (</w:t>
+      </w:r>
+      <w:proofErr w:type="spellStart"/>
+      <w:r>
+        <w:rPr>
+          <w:lang w:val="en-GB"/>
+        </w:rPr>
+        <w:t>createBarchart</w:t>
+      </w:r>
+      <w:proofErr w:type="spellEnd"/>
+      <w:r>
+        <w:rPr>
+          <w:lang w:val="en-GB"/>
+        </w:rPr>
+        <w:t xml:space="preserve">, </w:t>
+      </w:r>
+      <w:proofErr w:type="spellStart"/>
+      <w:r>
+        <w:rPr>
+          <w:lang w:val="en-GB"/>
+        </w:rPr>
+        <w:t>createLineChart</w:t>
+      </w:r>
+      <w:proofErr w:type="spellEnd"/>
+      <w:r>
+        <w:rPr>
+          <w:lang w:val="en-GB"/>
+        </w:rPr>
+        <w:t>, etc.), keeping the system modular and extensible.</w:t>
       </w:r>
     </w:p>
     <w:p>
@@ -1221,11 +1356,27 @@
           <w:lang w:val="en-GB"/>
         </w:rPr>
       </w:pPr>
-      <w:r>
-        <w:rPr>
-          <w:lang w:val="en-GB"/>
-        </w:rPr>
-        <w:t>updateCharts() orchestrates updates across all idioms using the same filtered subset of data.</w:t>
+      <w:proofErr w:type="spellStart"/>
+      <w:proofErr w:type="gramStart"/>
+      <w:r>
+        <w:rPr>
+          <w:lang w:val="en-GB"/>
+        </w:rPr>
+        <w:t>updateCharts</w:t>
+      </w:r>
+      <w:proofErr w:type="spellEnd"/>
+      <w:r>
+        <w:rPr>
+          <w:lang w:val="en-GB"/>
+        </w:rPr>
+        <w:t>(</w:t>
+      </w:r>
+      <w:proofErr w:type="gramEnd"/>
+      <w:r>
+        <w:rPr>
+          <w:lang w:val="en-GB"/>
+        </w:rPr>
+        <w:t>) orchestrates updates across all idioms using the same filtered subset of data.</w:t>
       </w:r>
     </w:p>
     <w:p>
@@ -1343,14 +1494,71 @@
         <w:rPr>
           <w:lang w:val="en-GB"/>
         </w:rPr>
+        <w:lastRenderedPageBreak/>
         <w:t>New tooltip/info icon provides interaction hints, improving user onboarding.</w:t>
+      </w:r>
+    </w:p>
+    <w:p>
+      <w:pPr>
+        <w:spacing w:after="0"/>
+        <w:jc w:val="left"/>
+        <w:rPr>
+          <w:lang w:val="en-GB"/>
+        </w:rPr>
+      </w:pPr>
+      <w:r>
+        <w:rPr>
+          <w:noProof/>
+          <w:lang w:val="en-GB"/>
+        </w:rPr>
+        <w:drawing>
+          <wp:inline distT="0" distB="0" distL="0" distR="0" wp14:anchorId="13B74141" wp14:editId="68059A38">
+            <wp:extent cx="5760720" cy="1626235"/>
+            <wp:effectExtent l="0" t="0" r="0" b="0"/>
+            <wp:docPr id="1320086736" name="Graphic 2"/>
+            <wp:cNvGraphicFramePr>
+              <a:graphicFrameLocks xmlns:a="http://schemas.openxmlformats.org/drawingml/2006/main" noChangeAspect="1"/>
+            </wp:cNvGraphicFramePr>
+            <a:graphic xmlns:a="http://schemas.openxmlformats.org/drawingml/2006/main">
+              <a:graphicData uri="http://schemas.openxmlformats.org/drawingml/2006/picture">
+                <pic:pic xmlns:pic="http://schemas.openxmlformats.org/drawingml/2006/picture">
+                  <pic:nvPicPr>
+                    <pic:cNvPr id="1320086736" name="Graphic 1320086736"/>
+                    <pic:cNvPicPr/>
+                  </pic:nvPicPr>
+                  <pic:blipFill>
+                    <a:blip r:embed="rId7">
+                      <a:extLst>
+                        <a:ext uri="{96DAC541-7B7A-43D3-8B79-37D633B846F1}">
+                          <asvg:svgBlip xmlns:asvg="http://schemas.microsoft.com/office/drawing/2016/SVG/main" r:embed="rId8"/>
+                        </a:ext>
+                      </a:extLst>
+                    </a:blip>
+                    <a:stretch>
+                      <a:fillRect/>
+                    </a:stretch>
+                  </pic:blipFill>
+                  <pic:spPr>
+                    <a:xfrm>
+                      <a:off x="0" y="0"/>
+                      <a:ext cx="5760720" cy="1626235"/>
+                    </a:xfrm>
+                    <a:prstGeom prst="rect">
+                      <a:avLst/>
+                    </a:prstGeom>
+                  </pic:spPr>
+                </pic:pic>
+              </a:graphicData>
+            </a:graphic>
+          </wp:inline>
+        </w:drawing>
       </w:r>
     </w:p>
     <w:p>
       <w:pPr>
         <w:pStyle w:val="Heading1"/>
         <w:keepLines w:val="0"/>
-        <w:spacing w:before="0" w:after="160"/>
+        <w:spacing w:before="0"/>
         <w:jc w:val="left"/>
         <w:rPr>
           <w:lang w:val="en-GB"/>
@@ -1364,6 +1572,9 @@
       </w:r>
     </w:p>
     <w:p>
+      <w:pPr>
+        <w:spacing w:after="0"/>
+      </w:pPr>
       <w:r>
         <w:rPr>
           <w:noProof/>
@@ -1390,7 +1601,7 @@
                     <pic:cNvPicPr/>
                   </pic:nvPicPr>
                   <pic:blipFill>
-                    <a:blip r:embed="rId7" cstate="print">
+                    <a:blip r:embed="rId9" cstate="print">
                       <a:extLst>
                         <a:ext uri="{28A0092B-C50C-407E-A947-70E740481C1C}">
                           <a14:useLocalDpi xmlns:a14="http://schemas.microsoft.com/office/drawing/2010/main" val="0"/>
@@ -1419,6 +1630,7 @@
     </w:p>
     <w:p>
       <w:pPr>
+        <w:spacing w:after="0"/>
         <w:jc w:val="left"/>
         <w:rPr>
           <w:lang w:val="en-US"/>
@@ -1437,6 +1649,7 @@
           <w:ilvl w:val="0"/>
           <w:numId w:val="3"/>
         </w:numPr>
+        <w:spacing w:after="0"/>
         <w:jc w:val="left"/>
         <w:rPr>
           <w:lang w:val="en-US"/>
@@ -1463,6 +1676,7 @@
           <w:ilvl w:val="0"/>
           <w:numId w:val="3"/>
         </w:numPr>
+        <w:spacing w:after="0"/>
         <w:jc w:val="left"/>
         <w:rPr>
           <w:lang w:val="en-US"/>
@@ -1489,6 +1703,7 @@
           <w:ilvl w:val="0"/>
           <w:numId w:val="3"/>
         </w:numPr>
+        <w:spacing w:after="0"/>
         <w:jc w:val="left"/>
         <w:rPr>
           <w:lang w:val="en-US"/>
@@ -1511,6 +1726,7 @@
     </w:p>
     <w:p>
       <w:pPr>
+        <w:spacing w:after="0"/>
         <w:jc w:val="left"/>
         <w:rPr>
           <w:lang w:val="en-US"/>
@@ -1527,7 +1743,7 @@
       <w:pPr>
         <w:pStyle w:val="Heading1"/>
         <w:keepLines w:val="0"/>
-        <w:spacing w:before="0" w:after="160"/>
+        <w:spacing w:before="0"/>
         <w:jc w:val="left"/>
         <w:rPr>
           <w:lang w:val="en-GB"/>
@@ -1542,6 +1758,7 @@
     </w:p>
     <w:p>
       <w:pPr>
+        <w:spacing w:after="0"/>
         <w:jc w:val="left"/>
         <w:rPr>
           <w:lang w:val="en-US"/>
@@ -1567,6 +1784,7 @@
           <w:ilvl w:val="0"/>
           <w:numId w:val="2"/>
         </w:numPr>
+        <w:spacing w:after="0"/>
         <w:jc w:val="left"/>
         <w:rPr>
           <w:lang w:val="en-US"/>
@@ -1586,6 +1804,7 @@
           <w:ilvl w:val="0"/>
           <w:numId w:val="2"/>
         </w:numPr>
+        <w:spacing w:after="0"/>
         <w:jc w:val="left"/>
         <w:rPr>
           <w:b/>
@@ -1597,11 +1816,40 @@
         <w:rPr>
           <w:lang w:val="en-US"/>
         </w:rPr>
-        <w:t>Bar Chart which answers the Task 1: Are there any favourite or more popular cards per set and per type?</w:t>
-      </w:r>
-    </w:p>
-    <w:p>
-      <w:pPr>
+        <w:t xml:space="preserve">Bar Chart which answers </w:t>
+      </w:r>
+      <w:proofErr w:type="gramStart"/>
+      <w:r>
+        <w:rPr>
+          <w:lang w:val="en-US"/>
+        </w:rPr>
+        <w:t>the Task</w:t>
+      </w:r>
+      <w:proofErr w:type="gramEnd"/>
+      <w:r>
+        <w:rPr>
+          <w:lang w:val="en-US"/>
+        </w:rPr>
+        <w:t xml:space="preserve"> 1: Are there any </w:t>
+      </w:r>
+      <w:proofErr w:type="spellStart"/>
+      <w:r>
+        <w:rPr>
+          <w:lang w:val="en-US"/>
+        </w:rPr>
+        <w:t>favourite</w:t>
+      </w:r>
+      <w:proofErr w:type="spellEnd"/>
+      <w:r>
+        <w:rPr>
+          <w:lang w:val="en-US"/>
+        </w:rPr>
+        <w:t xml:space="preserve"> or more popular cards per set and per type?</w:t>
+      </w:r>
+    </w:p>
+    <w:p>
+      <w:pPr>
+        <w:spacing w:after="0"/>
         <w:jc w:val="left"/>
         <w:rPr>
           <w:lang w:val="en-US"/>
@@ -1634,15 +1882,34 @@
           <w:ilvl w:val="0"/>
           <w:numId w:val="8"/>
         </w:numPr>
-        <w:jc w:val="left"/>
-      </w:pPr>
+        <w:spacing w:after="0"/>
+        <w:jc w:val="left"/>
+      </w:pPr>
+      <w:proofErr w:type="spellStart"/>
       <w:r>
         <w:rPr>
           <w:b/>
           <w:bCs/>
         </w:rPr>
-        <w:t>Scatterplot &amp; Bar Chart</w:t>
-      </w:r>
+        <w:t>Scatterplot</w:t>
+      </w:r>
+      <w:proofErr w:type="spellEnd"/>
+      <w:r>
+        <w:rPr>
+          <w:b/>
+          <w:bCs/>
+        </w:rPr>
+        <w:t xml:space="preserve"> &amp; Bar </w:t>
+      </w:r>
+      <w:proofErr w:type="spellStart"/>
+      <w:r>
+        <w:rPr>
+          <w:b/>
+          <w:bCs/>
+        </w:rPr>
+        <w:t>Chart</w:t>
+      </w:r>
+      <w:proofErr w:type="spellEnd"/>
     </w:p>
     <w:p>
       <w:pPr>
@@ -1650,16 +1917,31 @@
           <w:ilvl w:val="1"/>
           <w:numId w:val="8"/>
         </w:numPr>
-        <w:jc w:val="left"/>
-        <w:rPr>
-          <w:lang w:val="en-US"/>
-        </w:rPr>
-      </w:pPr>
-      <w:r>
-        <w:rPr>
-          <w:lang w:val="en-US"/>
-        </w:rPr>
-        <w:t>Data is pre-aggregated with d3.rollup into a scatterTable.</w:t>
+        <w:spacing w:after="0"/>
+        <w:jc w:val="left"/>
+        <w:rPr>
+          <w:lang w:val="en-US"/>
+        </w:rPr>
+      </w:pPr>
+      <w:r>
+        <w:rPr>
+          <w:lang w:val="en-US"/>
+        </w:rPr>
+        <w:t xml:space="preserve">Data is pre-aggregated with d3.rollup into a </w:t>
+      </w:r>
+      <w:proofErr w:type="spellStart"/>
+      <w:r>
+        <w:rPr>
+          <w:lang w:val="en-US"/>
+        </w:rPr>
+        <w:t>scatterTable</w:t>
+      </w:r>
+      <w:proofErr w:type="spellEnd"/>
+      <w:r>
+        <w:rPr>
+          <w:lang w:val="en-US"/>
+        </w:rPr>
+        <w:t>.</w:t>
       </w:r>
     </w:p>
     <w:p>
@@ -1668,6 +1950,7 @@
           <w:ilvl w:val="1"/>
           <w:numId w:val="8"/>
         </w:numPr>
+        <w:spacing w:after="0"/>
         <w:jc w:val="left"/>
         <w:rPr>
           <w:lang w:val="en-US"/>
@@ -1686,15 +1969,17 @@
           <w:ilvl w:val="1"/>
           <w:numId w:val="8"/>
         </w:numPr>
-        <w:jc w:val="left"/>
-        <w:rPr>
-          <w:lang w:val="en-US"/>
-        </w:rPr>
-      </w:pPr>
-      <w:r>
-        <w:rPr>
-          <w:lang w:val="en-US"/>
-        </w:rPr>
+        <w:spacing w:after="0"/>
+        <w:jc w:val="left"/>
+        <w:rPr>
+          <w:lang w:val="en-US"/>
+        </w:rPr>
+      </w:pPr>
+      <w:r>
+        <w:rPr>
+          <w:lang w:val="en-US"/>
+        </w:rPr>
+        <w:lastRenderedPageBreak/>
         <w:t xml:space="preserve">The </w:t>
       </w:r>
       <w:r>
@@ -1732,15 +2017,34 @@
           <w:ilvl w:val="0"/>
           <w:numId w:val="8"/>
         </w:numPr>
-        <w:jc w:val="left"/>
-      </w:pPr>
+        <w:spacing w:after="0"/>
+        <w:jc w:val="left"/>
+      </w:pPr>
+      <w:proofErr w:type="spellStart"/>
       <w:r>
         <w:rPr>
           <w:b/>
           <w:bCs/>
         </w:rPr>
-        <w:t>Line Chart</w:t>
-      </w:r>
+        <w:t>Line</w:t>
+      </w:r>
+      <w:proofErr w:type="spellEnd"/>
+      <w:r>
+        <w:rPr>
+          <w:b/>
+          <w:bCs/>
+        </w:rPr>
+        <w:t xml:space="preserve"> </w:t>
+      </w:r>
+      <w:proofErr w:type="spellStart"/>
+      <w:r>
+        <w:rPr>
+          <w:b/>
+          <w:bCs/>
+        </w:rPr>
+        <w:t>Chart</w:t>
+      </w:r>
+      <w:proofErr w:type="spellEnd"/>
     </w:p>
     <w:p>
       <w:pPr>
@@ -1748,16 +2052,31 @@
           <w:ilvl w:val="1"/>
           <w:numId w:val="8"/>
         </w:numPr>
-        <w:jc w:val="left"/>
-        <w:rPr>
-          <w:lang w:val="en-US"/>
-        </w:rPr>
-      </w:pPr>
-      <w:r>
-        <w:rPr>
-          <w:lang w:val="en-US"/>
-        </w:rPr>
-        <w:t xml:space="preserve">A second table (lineTable) is precomputed, normalizing card </w:t>
+        <w:spacing w:after="0"/>
+        <w:jc w:val="left"/>
+        <w:rPr>
+          <w:lang w:val="en-US"/>
+        </w:rPr>
+      </w:pPr>
+      <w:r>
+        <w:rPr>
+          <w:lang w:val="en-US"/>
+        </w:rPr>
+        <w:t>A second table (</w:t>
+      </w:r>
+      <w:proofErr w:type="spellStart"/>
+      <w:r>
+        <w:rPr>
+          <w:lang w:val="en-US"/>
+        </w:rPr>
+        <w:t>lineTable</w:t>
+      </w:r>
+      <w:proofErr w:type="spellEnd"/>
+      <w:r>
+        <w:rPr>
+          <w:lang w:val="en-US"/>
+        </w:rPr>
+        <w:t xml:space="preserve">) is precomputed, normalizing card </w:t>
       </w:r>
       <w:r>
         <w:rPr>
@@ -1780,6 +2099,7 @@
           <w:ilvl w:val="1"/>
           <w:numId w:val="8"/>
         </w:numPr>
+        <w:spacing w:after="0"/>
         <w:jc w:val="left"/>
         <w:rPr>
           <w:lang w:val="en-US"/>
@@ -1798,15 +2118,34 @@
           <w:ilvl w:val="0"/>
           <w:numId w:val="8"/>
         </w:numPr>
-        <w:jc w:val="left"/>
-      </w:pPr>
+        <w:spacing w:after="0"/>
+        <w:jc w:val="left"/>
+      </w:pPr>
+      <w:proofErr w:type="spellStart"/>
       <w:r>
         <w:rPr>
           <w:b/>
           <w:bCs/>
         </w:rPr>
-        <w:t>Efficiency Gains</w:t>
-      </w:r>
+        <w:t>Efficiency</w:t>
+      </w:r>
+      <w:proofErr w:type="spellEnd"/>
+      <w:r>
+        <w:rPr>
+          <w:b/>
+          <w:bCs/>
+        </w:rPr>
+        <w:t xml:space="preserve"> </w:t>
+      </w:r>
+      <w:proofErr w:type="spellStart"/>
+      <w:r>
+        <w:rPr>
+          <w:b/>
+          <w:bCs/>
+        </w:rPr>
+        <w:t>Gains</w:t>
+      </w:r>
+      <w:proofErr w:type="spellEnd"/>
     </w:p>
     <w:p>
       <w:pPr>
@@ -1814,6 +2153,7 @@
           <w:ilvl w:val="1"/>
           <w:numId w:val="8"/>
         </w:numPr>
+        <w:spacing w:after="0"/>
         <w:jc w:val="left"/>
         <w:rPr>
           <w:lang w:val="en-US"/>
@@ -1825,6 +2165,7 @@
         </w:rPr>
         <w:t xml:space="preserve">Unlike CP III, where metrics were recomputed after each filter change, CP IV builds </w:t>
       </w:r>
+      <w:proofErr w:type="spellStart"/>
       <w:r>
         <w:rPr>
           <w:b/>
@@ -1833,12 +2174,14 @@
         </w:rPr>
         <w:t>scatterTable</w:t>
       </w:r>
+      <w:proofErr w:type="spellEnd"/>
       <w:r>
         <w:rPr>
           <w:lang w:val="en-US"/>
         </w:rPr>
         <w:t xml:space="preserve"> and </w:t>
       </w:r>
+      <w:proofErr w:type="spellStart"/>
       <w:r>
         <w:rPr>
           <w:b/>
@@ -1847,6 +2190,7 @@
         </w:rPr>
         <w:t>lineTable</w:t>
       </w:r>
+      <w:proofErr w:type="spellEnd"/>
       <w:r>
         <w:rPr>
           <w:lang w:val="en-US"/>
@@ -1884,6 +2228,7 @@
           <w:ilvl w:val="1"/>
           <w:numId w:val="8"/>
         </w:numPr>
+        <w:spacing w:after="0"/>
         <w:jc w:val="left"/>
         <w:rPr>
           <w:lang w:val="en-US"/>
@@ -1895,14 +2240,6 @@
         </w:rPr>
         <w:t>This ensures fast updates and smooth transitions even when multiple idioms are active.</w:t>
       </w:r>
-    </w:p>
-    <w:p>
-      <w:pPr>
-        <w:jc w:val="left"/>
-        <w:rPr>
-          <w:lang w:val="en-US"/>
-        </w:rPr>
-      </w:pPr>
     </w:p>
     <w:p>
       <w:pPr>
@@ -2387,6 +2724,7 @@
           <w:highlight w:val="yellow"/>
           <w:lang w:val="en-US"/>
         </w:rPr>
+        <w:lastRenderedPageBreak/>
         <w:t>Several circles marking individual condition averages.</w:t>
       </w:r>
       <w:r>
@@ -2512,13 +2850,41 @@
           <w:highlight w:val="yellow"/>
         </w:rPr>
       </w:pPr>
+      <w:proofErr w:type="spellStart"/>
       <w:r>
         <w:rPr>
           <w:b/>
           <w:bCs/>
           <w:highlight w:val="yellow"/>
         </w:rPr>
-        <w:t>Interaction Features:</w:t>
+        <w:t>Interaction</w:t>
+      </w:r>
+      <w:proofErr w:type="spellEnd"/>
+      <w:r>
+        <w:rPr>
+          <w:b/>
+          <w:bCs/>
+          <w:highlight w:val="yellow"/>
+        </w:rPr>
+        <w:t xml:space="preserve"> </w:t>
+      </w:r>
+      <w:proofErr w:type="spellStart"/>
+      <w:r>
+        <w:rPr>
+          <w:b/>
+          <w:bCs/>
+          <w:highlight w:val="yellow"/>
+        </w:rPr>
+        <w:t>Features</w:t>
+      </w:r>
+      <w:proofErr w:type="spellEnd"/>
+      <w:r>
+        <w:rPr>
+          <w:b/>
+          <w:bCs/>
+          <w:highlight w:val="yellow"/>
+        </w:rPr>
+        <w:t>:</w:t>
       </w:r>
     </w:p>
     <w:p>
@@ -2581,7 +2947,23 @@
           <w:highlight w:val="yellow"/>
           <w:lang w:val="en-US"/>
         </w:rPr>
-        <w:t>Clicking a line or point selects that card; Ctrl/Cmd click adds or removes cards from the comparison set.</w:t>
+        <w:t>Clicking a line or point selects that card; Ctrl/</w:t>
+      </w:r>
+      <w:proofErr w:type="spellStart"/>
+      <w:r>
+        <w:rPr>
+          <w:highlight w:val="yellow"/>
+          <w:lang w:val="en-US"/>
+        </w:rPr>
+        <w:t>Cmd</w:t>
+      </w:r>
+      <w:proofErr w:type="spellEnd"/>
+      <w:r>
+        <w:rPr>
+          <w:highlight w:val="yellow"/>
+          <w:lang w:val="en-US"/>
+        </w:rPr>
+        <w:t xml:space="preserve"> click adds or removes cards from the comparison set.</w:t>
       </w:r>
     </w:p>
     <w:p>
@@ -2713,7 +3095,21 @@
         <w:rPr>
           <w:lang w:val="en-US"/>
         </w:rPr>
-        <w:t>The integration model from CP III (shared data, linked views, global deselect) is maintained, but extended to cover the new idioms.</w:t>
+        <w:t xml:space="preserve">The integration model from CP III (shared data, linked views, global </w:t>
+      </w:r>
+      <w:proofErr w:type="gramStart"/>
+      <w:r>
+        <w:rPr>
+          <w:lang w:val="en-US"/>
+        </w:rPr>
+        <w:t>deselect</w:t>
+      </w:r>
+      <w:proofErr w:type="gramEnd"/>
+      <w:r>
+        <w:rPr>
+          <w:lang w:val="en-US"/>
+        </w:rPr>
+        <w:t>) is maintained, but extended to cover the new idioms.</w:t>
       </w:r>
     </w:p>
     <w:p>
@@ -2791,7 +3187,21 @@
         <w:rPr>
           <w:lang w:val="en-US"/>
         </w:rPr>
-        <w:t>The mechanism remains modular: each chart listens to the same global selectedCards array, ensuring that future idioms (e.g., violin plot) will integrate without structural changes.</w:t>
+        <w:t xml:space="preserve">The mechanism remains modular: each chart listens to the same global </w:t>
+      </w:r>
+      <w:proofErr w:type="spellStart"/>
+      <w:r>
+        <w:rPr>
+          <w:lang w:val="en-US"/>
+        </w:rPr>
+        <w:t>selectedCards</w:t>
+      </w:r>
+      <w:proofErr w:type="spellEnd"/>
+      <w:r>
+        <w:rPr>
+          <w:lang w:val="en-US"/>
+        </w:rPr>
+        <w:t xml:space="preserve"> array, ensuring that future idioms (e.g., violin plot) will integrate without structural changes.</w:t>
       </w:r>
     </w:p>
     <w:sectPr>
@@ -5928,6 +6338,7 @@
   <w:style w:type="character" w:default="1" w:styleId="DefaultParagraphFont">
     <w:name w:val="Default Paragraph Font"/>
     <w:uiPriority w:val="1"/>
+    <w:semiHidden/>
     <w:unhideWhenUsed/>
   </w:style>
   <w:style w:type="table" w:default="1" w:styleId="TableNormal">
